--- a/courses/foundations-constitutional-government/BUILD/unit1/deliverables/Unit1_Teacher_HowToUse_and_MTSS_Guide.docx
+++ b/courses/foundations-constitutional-government/BUILD/unit1/deliverables/Unit1_Teacher_HowToUse_and_MTSS_Guide.docx
@@ -6100,7 +6100,7 @@
           <w:szCs w:val="22"/>
           <w:rFonts w:ascii="Calibri" w:cs="Calibri" w:eastAsia="Calibri" w:hAnsi="Calibri"/>
         </w:rPr>
-        <w:t xml:space="preserve">Each standard’s Progress Check / Transfer Check is a Teacher-Deck Check for Understanding (DOK 2–3). The additional Practice-Quiz DOK-1 items are History Hack-authored recall items. All items are pre-field-test (classroom-formative), not a secure TCAP form. Correct-answer positions are de-biased and identical across Student Progress Check, Teacher CFU/Reveal, and the workbook Transfer Check.</w:t>
+        <w:t xml:space="preserve">Each standard’s Progress Check / Transfer Check is a Teacher-Deck Check for Understanding (DOK 2–3). The additional Practice-Quiz DOK-1 items are Government Hack-authored recall items. All items are pre-field-test (classroom-formative), not a secure TCAP form. Correct-answer positions are de-biased and identical across Student Progress Check, Teacher CFU/Reveal, and the workbook Transfer Check.</w:t>
       </w:r>
     </w:p>
     <w:tbl>

--- a/courses/foundations-constitutional-government/BUILD/unit1/deliverables/Unit1_Teacher_HowToUse_and_MTSS_Guide.docx
+++ b/courses/foundations-constitutional-government/BUILD/unit1/deliverables/Unit1_Teacher_HowToUse_and_MTSS_Guide.docx
@@ -37,7 +37,7 @@
           <w:szCs w:val="22"/>
           <w:rFonts w:ascii="Calibri" w:cs="Calibri" w:eastAsia="Calibri" w:hAnsi="Calibri"/>
         </w:rPr>
-        <w:t xml:space="preserve">Foundations of Constitutional Government · Course Standard · GC.01–GC.09 · Grades 9–12</w:t>
+        <w:t xml:space="preserve">The Rise of Industrialization (1877–1900) · Course Standard · US.01–US.07 · Grades 9–12</w:t>
       </w:r>
     </w:p>
     <w:p>
@@ -1843,7 +1843,7 @@
                 <w:szCs w:val="20"/>
                 <w:rFonts w:ascii="Calibri" w:cs="Calibri" w:eastAsia="Calibri" w:hAnsi="Calibri"/>
               </w:rPr>
-              <w:t xml:space="preserve">Standards alignment (GC.01–GC.09)</w:t>
+              <w:t xml:space="preserve">Standards alignment (US.01–07)</w:t>
             </w:r>
           </w:p>
         </w:tc>
@@ -5537,7 +5537,7 @@
                 <w:szCs w:val="20"/>
                 <w:rFonts w:ascii="Calibri" w:cs="Calibri" w:eastAsia="Calibri" w:hAnsi="Calibri"/>
               </w:rPr>
-              <w:t xml:space="preserve">Geographer’s Lens map (standards with a map, as applicable)</w:t>
+              <w:t xml:space="preserve">Geographer’s Lens map (US.01, US.06 only)</w:t>
             </w:r>
           </w:p>
         </w:tc>
@@ -6100,7 +6100,7 @@
           <w:szCs w:val="22"/>
           <w:rFonts w:ascii="Calibri" w:cs="Calibri" w:eastAsia="Calibri" w:hAnsi="Calibri"/>
         </w:rPr>
-        <w:t xml:space="preserve">Each standard’s Progress Check / Transfer Check is a Teacher-Deck Check for Understanding (DOK 2–3). The additional Practice-Quiz DOK-1 items are Government Hack-authored recall items. All items are pre-field-test (classroom-formative), not a secure TCAP form. Correct-answer positions are de-biased and identical across Student Progress Check, Teacher CFU/Reveal, and the workbook Transfer Check.</w:t>
+        <w:t xml:space="preserve">Each standard’s Progress Check / Transfer Check is a Teacher-Deck Check for Understanding (DOK 2–3). The additional Practice-Quiz DOK-1 items are History Hack-authored recall items. All items are pre-field-test (classroom-formative), not a secure TCAP form. Correct-answer positions are de-biased and identical across Student Progress Check, Teacher CFU/Reveal, and the workbook Transfer Check.</w:t>
       </w:r>
     </w:p>
     <w:tbl>
@@ -6151,7 +6151,7 @@
                 <w:szCs w:val="21"/>
                 <w:rFonts w:ascii="Calibri" w:cs="Calibri" w:eastAsia="Calibri" w:hAnsi="Calibri"/>
               </w:rPr>
-              <w:t xml:space="preserve">De-biased key distribution (Transfer Checks, GC.01–GC.09)</w:t>
+              <w:t xml:space="preserve">De-biased key distribution (Transfer Checks, US.01–US.07)</w:t>
             </w:r>
           </w:p>
           <w:p>
@@ -6169,7 +6169,7 @@
                 <w:szCs w:val="22"/>
                 <w:rFonts w:ascii="Calibri" w:cs="Calibri" w:eastAsia="Calibri" w:hAnsi="Calibri"/>
               </w:rPr>
-              <w:t xml:space="preserve">B · B · B · B · B · B · B · B · B</w:t>
+              <w:t xml:space="preserve">B · D · C · A · D · B · A</w:t>
             </w:r>
           </w:p>
         </w:tc>
@@ -6644,7 +6644,7 @@
                 <w:szCs w:val="20"/>
                 <w:rFonts w:ascii="Calibri" w:cs="Calibri" w:eastAsia="Calibri" w:hAnsi="Calibri"/>
               </w:rPr>
-              <w:t xml:space="preserve">B</w:t>
+              <w:t xml:space="preserve">C</w:t>
             </w:r>
           </w:p>
         </w:tc>
@@ -7116,7 +7116,7 @@
                 <w:szCs w:val="20"/>
                 <w:rFonts w:ascii="Calibri" w:cs="Calibri" w:eastAsia="Calibri" w:hAnsi="Calibri"/>
               </w:rPr>
-              <w:t xml:space="preserve">B</w:t>
+              <w:t xml:space="preserve">A</w:t>
             </w:r>
           </w:p>
         </w:tc>
@@ -7588,7 +7588,7 @@
                 <w:szCs w:val="20"/>
                 <w:rFonts w:ascii="Calibri" w:cs="Calibri" w:eastAsia="Calibri" w:hAnsi="Calibri"/>
               </w:rPr>
-              <w:t xml:space="preserve">B</w:t>
+              <w:t xml:space="preserve">D</w:t>
             </w:r>
           </w:p>
         </w:tc>
@@ -8532,7 +8532,7 @@
                 <w:szCs w:val="20"/>
                 <w:rFonts w:ascii="Calibri" w:cs="Calibri" w:eastAsia="Calibri" w:hAnsi="Calibri"/>
               </w:rPr>
-              <w:t xml:space="preserve">B</w:t>
+              <w:t xml:space="preserve">C</w:t>
             </w:r>
           </w:p>
         </w:tc>
@@ -9004,7 +9004,7 @@
                 <w:szCs w:val="20"/>
                 <w:rFonts w:ascii="Calibri" w:cs="Calibri" w:eastAsia="Calibri" w:hAnsi="Calibri"/>
               </w:rPr>
-              <w:t xml:space="preserve">B</w:t>
+              <w:t xml:space="preserve">A</w:t>
             </w:r>
           </w:p>
         </w:tc>
@@ -9476,7 +9476,7 @@
                 <w:szCs w:val="20"/>
                 <w:rFonts w:ascii="Calibri" w:cs="Calibri" w:eastAsia="Calibri" w:hAnsi="Calibri"/>
               </w:rPr>
-              <w:t xml:space="preserve">B</w:t>
+              <w:t xml:space="preserve">D</w:t>
             </w:r>
           </w:p>
         </w:tc>
@@ -10420,7 +10420,7 @@
                 <w:szCs w:val="20"/>
                 <w:rFonts w:ascii="Calibri" w:cs="Calibri" w:eastAsia="Calibri" w:hAnsi="Calibri"/>
               </w:rPr>
-              <w:t xml:space="preserve">B</w:t>
+              <w:t xml:space="preserve">A</w:t>
             </w:r>
           </w:p>
         </w:tc>
@@ -16162,7 +16162,7 @@
         <w:szCs w:val="15"/>
         <w:rFonts w:ascii="Calibri" w:cs="Calibri" w:eastAsia="Calibri" w:hAnsi="Calibri"/>
       </w:rPr>
-      <w:t xml:space="preserve">Foundations of Constitutional Government · Unit 1 Teacher Guide   © 2026 TroopToTeacher Technologies LLC   |   Page </w:t>
+      <w:t xml:space="preserve">U.S. History Hack™ · Unit 1 Teacher Guide   © 2026 TroopToTeacher Technologies LLC   |   Page </w:t>
     </w:r>
     <w:r>
       <w:rPr>
@@ -16237,7 +16237,7 @@
         <w:szCs w:val="16"/>
         <w:rFonts w:ascii="Calibri" w:cs="Calibri" w:eastAsia="Calibri" w:hAnsi="Calibri"/>
       </w:rPr>
-      <w:t xml:space="preserve">Foundations of Constitutional Government · Unit 1 Teacher Guide</w:t>
+      <w:t xml:space="preserve">U.S. History Hack™ · Unit 1 Teacher Guide</w:t>
     </w:r>
   </w:p>
 </w:hdr>

--- a/courses/foundations-constitutional-government/BUILD/unit1/deliverables/Unit1_Teacher_HowToUse_and_MTSS_Guide.docx
+++ b/courses/foundations-constitutional-government/BUILD/unit1/deliverables/Unit1_Teacher_HowToUse_and_MTSS_Guide.docx
@@ -37,7 +37,7 @@
           <w:szCs w:val="22"/>
           <w:rFonts w:ascii="Calibri" w:cs="Calibri" w:eastAsia="Calibri" w:hAnsi="Calibri"/>
         </w:rPr>
-        <w:t xml:space="preserve">The Rise of Industrialization (1877–1900) · Course Standard · US.01–US.07 · Grades 9–12</w:t>
+        <w:t xml:space="preserve">Foundations of Constitutional Government · Course Standard · GC.01–GC.09 · Grades 9–12</w:t>
       </w:r>
     </w:p>
     <w:p>
@@ -1843,7 +1843,7 @@
                 <w:szCs w:val="20"/>
                 <w:rFonts w:ascii="Calibri" w:cs="Calibri" w:eastAsia="Calibri" w:hAnsi="Calibri"/>
               </w:rPr>
-              <w:t xml:space="preserve">Standards alignment (US.01–07)</w:t>
+              <w:t xml:space="preserve">Standards alignment (GC.01–GC.09)</w:t>
             </w:r>
           </w:p>
         </w:tc>
@@ -5537,113 +5537,6 @@
                 <w:szCs w:val="20"/>
                 <w:rFonts w:ascii="Calibri" w:cs="Calibri" w:eastAsia="Calibri" w:hAnsi="Calibri"/>
               </w:rPr>
-              <w:t xml:space="preserve">Geographer’s Lens map (US.01, US.06 only)</w:t>
-            </w:r>
-          </w:p>
-        </w:tc>
-        <w:tc>
-          <w:tcPr>
-            <w:tcW w:type="dxa" w:w="900"/>
-            <w:tcBorders>
-              <w:top w:val="single" w:color="D9D5C8" w:sz="4"/>
-              <w:left w:val="single" w:color="D9D5C8" w:sz="4"/>
-              <w:bottom w:val="single" w:color="D9D5C8" w:sz="4"/>
-              <w:right w:val="single" w:color="D9D5C8" w:sz="4"/>
-            </w:tcBorders>
-            <w:tcMar>
-              <w:top w:type="dxa" w:w="60"/>
-              <w:left w:type="dxa" w:w="110"/>
-              <w:bottom w:type="dxa" w:w="60"/>
-              <w:right w:type="dxa" w:w="110"/>
-            </w:tcMar>
-          </w:tcPr>
-          <w:p>
-            <w:pPr>
-              <w:spacing w:after="0"/>
-            </w:pPr>
-            <w:r>
-              <w:rPr>
-                <w:b w:val="false"/>
-                <w:bCs w:val="false"/>
-                <w:i w:val="false"/>
-                <w:iCs w:val="false"/>
-                <w:color w:val="1A1A1A"/>
-                <w:sz w:val="20"/>
-                <w:szCs w:val="20"/>
-                <w:rFonts w:ascii="Calibri" w:cs="Calibri" w:eastAsia="Calibri" w:hAnsi="Calibri"/>
-              </w:rPr>
-              <w:t xml:space="preserve">10 min</w:t>
-            </w:r>
-          </w:p>
-        </w:tc>
-        <w:tc>
-          <w:tcPr>
-            <w:tcW w:type="dxa" w:w="5448"/>
-            <w:tcBorders>
-              <w:top w:val="single" w:color="D9D5C8" w:sz="4"/>
-              <w:left w:val="single" w:color="D9D5C8" w:sz="4"/>
-              <w:bottom w:val="single" w:color="D9D5C8" w:sz="4"/>
-              <w:right w:val="single" w:color="D9D5C8" w:sz="4"/>
-            </w:tcBorders>
-            <w:tcMar>
-              <w:top w:type="dxa" w:w="60"/>
-              <w:left w:type="dxa" w:w="110"/>
-              <w:bottom w:type="dxa" w:w="60"/>
-              <w:right w:type="dxa" w:w="110"/>
-            </w:tcMar>
-          </w:tcPr>
-          <w:p>
-            <w:pPr>
-              <w:spacing w:after="0"/>
-            </w:pPr>
-            <w:r>
-              <w:rPr>
-                <w:b w:val="false"/>
-                <w:bCs w:val="false"/>
-                <w:i w:val="false"/>
-                <w:iCs w:val="false"/>
-                <w:color w:val="1A1A1A"/>
-                <w:sz w:val="20"/>
-                <w:szCs w:val="20"/>
-                <w:rFonts w:ascii="Calibri" w:cs="Calibri" w:eastAsia="Calibri" w:hAnsi="Calibri"/>
-              </w:rPr>
-              <w:t xml:space="preserve">Analyze the period map + mark-up.</w:t>
-            </w:r>
-          </w:p>
-        </w:tc>
-      </w:tr>
-      <w:tr>
-        <w:tc>
-          <w:tcPr>
-            <w:tcW w:type="dxa" w:w="3300"/>
-            <w:tcBorders>
-              <w:top w:val="single" w:color="D9D5C8" w:sz="4"/>
-              <w:left w:val="single" w:color="D9D5C8" w:sz="4"/>
-              <w:bottom w:val="single" w:color="D9D5C8" w:sz="4"/>
-              <w:right w:val="single" w:color="D9D5C8" w:sz="4"/>
-            </w:tcBorders>
-            <w:tcMar>
-              <w:top w:type="dxa" w:w="60"/>
-              <w:left w:type="dxa" w:w="110"/>
-              <w:bottom w:type="dxa" w:w="60"/>
-              <w:right w:type="dxa" w:w="110"/>
-            </w:tcMar>
-          </w:tcPr>
-          <w:p>
-            <w:pPr>
-              <w:spacing w:after="0"/>
-            </w:pPr>
-            <w:r>
-              <w:rPr>
-                <w:b w:val="false"/>
-                <w:bCs w:val="false"/>
-                <w:i w:val="false"/>
-                <w:iCs w:val="false"/>
-                <w:color w:val="1A1A1A"/>
-                <w:sz w:val="20"/>
-                <w:szCs w:val="20"/>
-                <w:rFonts w:ascii="Calibri" w:cs="Calibri" w:eastAsia="Calibri" w:hAnsi="Calibri"/>
-              </w:rPr>
               <w:t xml:space="preserve">Activity 5 — Primary Source / Data (HIPPO)</w:t>
             </w:r>
           </w:p>
@@ -6100,7 +5993,7 @@
           <w:szCs w:val="22"/>
           <w:rFonts w:ascii="Calibri" w:cs="Calibri" w:eastAsia="Calibri" w:hAnsi="Calibri"/>
         </w:rPr>
-        <w:t xml:space="preserve">Each standard’s Progress Check / Transfer Check is a Teacher-Deck Check for Understanding (DOK 2–3). The additional Practice-Quiz DOK-1 items are History Hack-authored recall items. All items are pre-field-test (classroom-formative), not a secure TCAP form. Correct-answer positions are de-biased and identical across Student Progress Check, Teacher CFU/Reveal, and the workbook Transfer Check.</w:t>
+        <w:t xml:space="preserve">Each standard’s Progress Check / Transfer Check is a Teacher-Deck Check for Understanding (DOK 2–3). The additional Practice-Quiz DOK-1 items are Government Hack-authored recall items. All items are pre-field-test (classroom-formative), not a secure TCAP form. Correct-answer positions are de-biased and identical across Student Progress Check, Teacher CFU/Reveal, and the workbook Transfer Check.</w:t>
       </w:r>
     </w:p>
     <w:tbl>
@@ -6151,7 +6044,7 @@
                 <w:szCs w:val="21"/>
                 <w:rFonts w:ascii="Calibri" w:cs="Calibri" w:eastAsia="Calibri" w:hAnsi="Calibri"/>
               </w:rPr>
-              <w:t xml:space="preserve">De-biased key distribution (Transfer Checks, US.01–US.07)</w:t>
+              <w:t xml:space="preserve">De-biased key distribution (Transfer Checks, GC.01–GC.09)</w:t>
             </w:r>
           </w:p>
           <w:p>
@@ -6169,7 +6062,7 @@
                 <w:szCs w:val="22"/>
                 <w:rFonts w:ascii="Calibri" w:cs="Calibri" w:eastAsia="Calibri" w:hAnsi="Calibri"/>
               </w:rPr>
-              <w:t xml:space="preserve">B · D · C · A · D · B · A</w:t>
+              <w:t xml:space="preserve">C · A · D · B · C · A · D · B · A</w:t>
             </w:r>
           </w:p>
         </w:tc>
@@ -16162,7 +16055,7 @@
         <w:szCs w:val="15"/>
         <w:rFonts w:ascii="Calibri" w:cs="Calibri" w:eastAsia="Calibri" w:hAnsi="Calibri"/>
       </w:rPr>
-      <w:t xml:space="preserve">U.S. History Hack™ · Unit 1 Teacher Guide   © 2026 TroopToTeacher Technologies LLC   |   Page </w:t>
+      <w:t xml:space="preserve">Government Hack™ · Unit 1 Teacher Guide   © 2026 TroopToTeacher Technologies LLC   |   Page </w:t>
     </w:r>
     <w:r>
       <w:rPr>
@@ -16237,7 +16130,7 @@
         <w:szCs w:val="16"/>
         <w:rFonts w:ascii="Calibri" w:cs="Calibri" w:eastAsia="Calibri" w:hAnsi="Calibri"/>
       </w:rPr>
-      <w:t xml:space="preserve">U.S. History Hack™ · Unit 1 Teacher Guide</w:t>
+      <w:t xml:space="preserve">Government Hack™ · Unit 1 Teacher Guide</w:t>
     </w:r>
   </w:p>
 </w:hdr>

--- a/courses/foundations-constitutional-government/BUILD/unit1/deliverables/Unit1_Teacher_HowToUse_and_MTSS_Guide.docx
+++ b/courses/foundations-constitutional-government/BUILD/unit1/deliverables/Unit1_Teacher_HowToUse_and_MTSS_Guide.docx
@@ -118,7 +118,7 @@
     </w:p>
     <w:tbl>
       <w:tblPr>
-        <w:tblW w:type="dxa" w:w="9648"/>
+        <w:tblW w:type="dxa" w:w="9792"/>
         <w:tblBorders>
           <w:top w:val="single" w:color="auto" w:sz="4"/>
           <w:left w:val="single" w:color="auto" w:sz="4"/>
@@ -129,8 +129,8 @@
         </w:tblBorders>
       </w:tblPr>
       <w:tblGrid>
-        <w:gridCol w:w="2600"/>
-        <w:gridCol w:w="7048"/>
+        <w:gridCol w:w="2639"/>
+        <w:gridCol w:w="7153"/>
       </w:tblGrid>
       <w:tr>
         <w:trPr>
@@ -138,7 +138,7 @@
         </w:trPr>
         <w:tc>
           <w:tcPr>
-            <w:tcW w:type="dxa" w:w="2600"/>
+            <w:tcW w:type="dxa" w:w="2639"/>
             <w:tcBorders>
               <w:top w:val="single" w:color="D9D5C8" w:sz="4"/>
               <w:left w:val="single" w:color="D9D5C8" w:sz="4"/>
@@ -174,7 +174,7 @@
         </w:tc>
         <w:tc>
           <w:tcPr>
-            <w:tcW w:type="dxa" w:w="7048"/>
+            <w:tcW w:type="dxa" w:w="7153"/>
             <w:tcBorders>
               <w:top w:val="single" w:color="D9D5C8" w:sz="4"/>
               <w:left w:val="single" w:color="D9D5C8" w:sz="4"/>
@@ -212,7 +212,7 @@
       <w:tr>
         <w:tc>
           <w:tcPr>
-            <w:tcW w:type="dxa" w:w="2600"/>
+            <w:tcW w:type="dxa" w:w="2639"/>
             <w:tcBorders>
               <w:top w:val="single" w:color="D9D5C8" w:sz="4"/>
               <w:left w:val="single" w:color="D9D5C8" w:sz="4"/>
@@ -247,7 +247,7 @@
         </w:tc>
         <w:tc>
           <w:tcPr>
-            <w:tcW w:type="dxa" w:w="7048"/>
+            <w:tcW w:type="dxa" w:w="7153"/>
             <w:tcBorders>
               <w:top w:val="single" w:color="D9D5C8" w:sz="4"/>
               <w:left w:val="single" w:color="D9D5C8" w:sz="4"/>
@@ -284,7 +284,7 @@
       <w:tr>
         <w:tc>
           <w:tcPr>
-            <w:tcW w:type="dxa" w:w="2600"/>
+            <w:tcW w:type="dxa" w:w="2639"/>
             <w:tcBorders>
               <w:top w:val="single" w:color="D9D5C8" w:sz="4"/>
               <w:left w:val="single" w:color="D9D5C8" w:sz="4"/>
@@ -319,7 +319,7 @@
         </w:tc>
         <w:tc>
           <w:tcPr>
-            <w:tcW w:type="dxa" w:w="7048"/>
+            <w:tcW w:type="dxa" w:w="7153"/>
             <w:tcBorders>
               <w:top w:val="single" w:color="D9D5C8" w:sz="4"/>
               <w:left w:val="single" w:color="D9D5C8" w:sz="4"/>
@@ -356,7 +356,7 @@
       <w:tr>
         <w:tc>
           <w:tcPr>
-            <w:tcW w:type="dxa" w:w="2600"/>
+            <w:tcW w:type="dxa" w:w="2639"/>
             <w:tcBorders>
               <w:top w:val="single" w:color="D9D5C8" w:sz="4"/>
               <w:left w:val="single" w:color="D9D5C8" w:sz="4"/>
@@ -391,7 +391,7 @@
         </w:tc>
         <w:tc>
           <w:tcPr>
-            <w:tcW w:type="dxa" w:w="7048"/>
+            <w:tcW w:type="dxa" w:w="7153"/>
             <w:tcBorders>
               <w:top w:val="single" w:color="D9D5C8" w:sz="4"/>
               <w:left w:val="single" w:color="D9D5C8" w:sz="4"/>
@@ -428,7 +428,7 @@
       <w:tr>
         <w:tc>
           <w:tcPr>
-            <w:tcW w:type="dxa" w:w="2600"/>
+            <w:tcW w:type="dxa" w:w="2639"/>
             <w:tcBorders>
               <w:top w:val="single" w:color="D9D5C8" w:sz="4"/>
               <w:left w:val="single" w:color="D9D5C8" w:sz="4"/>
@@ -463,7 +463,7 @@
         </w:tc>
         <w:tc>
           <w:tcPr>
-            <w:tcW w:type="dxa" w:w="7048"/>
+            <w:tcW w:type="dxa" w:w="7153"/>
             <w:tcBorders>
               <w:top w:val="single" w:color="D9D5C8" w:sz="4"/>
               <w:left w:val="single" w:color="D9D5C8" w:sz="4"/>
@@ -500,7 +500,7 @@
       <w:tr>
         <w:tc>
           <w:tcPr>
-            <w:tcW w:type="dxa" w:w="2600"/>
+            <w:tcW w:type="dxa" w:w="2639"/>
             <w:tcBorders>
               <w:top w:val="single" w:color="D9D5C8" w:sz="4"/>
               <w:left w:val="single" w:color="D9D5C8" w:sz="4"/>
@@ -535,7 +535,7 @@
         </w:tc>
         <w:tc>
           <w:tcPr>
-            <w:tcW w:type="dxa" w:w="7048"/>
+            <w:tcW w:type="dxa" w:w="7153"/>
             <w:tcBorders>
               <w:top w:val="single" w:color="D9D5C8" w:sz="4"/>
               <w:left w:val="single" w:color="D9D5C8" w:sz="4"/>
@@ -572,7 +572,7 @@
       <w:tr>
         <w:tc>
           <w:tcPr>
-            <w:tcW w:type="dxa" w:w="2600"/>
+            <w:tcW w:type="dxa" w:w="2639"/>
             <w:tcBorders>
               <w:top w:val="single" w:color="D9D5C8" w:sz="4"/>
               <w:left w:val="single" w:color="D9D5C8" w:sz="4"/>
@@ -607,7 +607,7 @@
         </w:tc>
         <w:tc>
           <w:tcPr>
-            <w:tcW w:type="dxa" w:w="7048"/>
+            <w:tcW w:type="dxa" w:w="7153"/>
             <w:tcBorders>
               <w:top w:val="single" w:color="D9D5C8" w:sz="4"/>
               <w:left w:val="single" w:color="D9D5C8" w:sz="4"/>
@@ -664,7 +664,7 @@
     </w:p>
     <w:tbl>
       <w:tblPr>
-        <w:tblW w:type="dxa" w:w="9648"/>
+        <w:tblW w:type="dxa" w:w="9792"/>
         <w:tblBorders>
           <w:top w:val="single" w:color="auto" w:sz="4"/>
           <w:left w:val="single" w:color="auto" w:sz="4"/>
@@ -675,8 +675,8 @@
         </w:tblBorders>
       </w:tblPr>
       <w:tblGrid>
-        <w:gridCol w:w="3000"/>
-        <w:gridCol w:w="6648"/>
+        <w:gridCol w:w="3045"/>
+        <w:gridCol w:w="6747"/>
       </w:tblGrid>
       <w:tr>
         <w:trPr>
@@ -684,7 +684,7 @@
         </w:trPr>
         <w:tc>
           <w:tcPr>
-            <w:tcW w:type="dxa" w:w="3000"/>
+            <w:tcW w:type="dxa" w:w="3045"/>
             <w:tcBorders>
               <w:top w:val="single" w:color="D9D5C8" w:sz="4"/>
               <w:left w:val="single" w:color="D9D5C8" w:sz="4"/>
@@ -720,7 +720,7 @@
         </w:tc>
         <w:tc>
           <w:tcPr>
-            <w:tcW w:type="dxa" w:w="6648"/>
+            <w:tcW w:type="dxa" w:w="6747"/>
             <w:tcBorders>
               <w:top w:val="single" w:color="D9D5C8" w:sz="4"/>
               <w:left w:val="single" w:color="D9D5C8" w:sz="4"/>
@@ -758,7 +758,7 @@
       <w:tr>
         <w:tc>
           <w:tcPr>
-            <w:tcW w:type="dxa" w:w="3000"/>
+            <w:tcW w:type="dxa" w:w="3045"/>
             <w:tcBorders>
               <w:top w:val="single" w:color="D9D5C8" w:sz="4"/>
               <w:left w:val="single" w:color="D9D5C8" w:sz="4"/>
@@ -793,7 +793,7 @@
         </w:tc>
         <w:tc>
           <w:tcPr>
-            <w:tcW w:type="dxa" w:w="6648"/>
+            <w:tcW w:type="dxa" w:w="6747"/>
             <w:tcBorders>
               <w:top w:val="single" w:color="D9D5C8" w:sz="4"/>
               <w:left w:val="single" w:color="D9D5C8" w:sz="4"/>
@@ -830,7 +830,7 @@
       <w:tr>
         <w:tc>
           <w:tcPr>
-            <w:tcW w:type="dxa" w:w="3000"/>
+            <w:tcW w:type="dxa" w:w="3045"/>
             <w:tcBorders>
               <w:top w:val="single" w:color="D9D5C8" w:sz="4"/>
               <w:left w:val="single" w:color="D9D5C8" w:sz="4"/>
@@ -865,7 +865,7 @@
         </w:tc>
         <w:tc>
           <w:tcPr>
-            <w:tcW w:type="dxa" w:w="6648"/>
+            <w:tcW w:type="dxa" w:w="6747"/>
             <w:tcBorders>
               <w:top w:val="single" w:color="D9D5C8" w:sz="4"/>
               <w:left w:val="single" w:color="D9D5C8" w:sz="4"/>
@@ -902,7 +902,7 @@
       <w:tr>
         <w:tc>
           <w:tcPr>
-            <w:tcW w:type="dxa" w:w="3000"/>
+            <w:tcW w:type="dxa" w:w="3045"/>
             <w:tcBorders>
               <w:top w:val="single" w:color="D9D5C8" w:sz="4"/>
               <w:left w:val="single" w:color="D9D5C8" w:sz="4"/>
@@ -937,7 +937,7 @@
         </w:tc>
         <w:tc>
           <w:tcPr>
-            <w:tcW w:type="dxa" w:w="6648"/>
+            <w:tcW w:type="dxa" w:w="6747"/>
             <w:tcBorders>
               <w:top w:val="single" w:color="D9D5C8" w:sz="4"/>
               <w:left w:val="single" w:color="D9D5C8" w:sz="4"/>
@@ -974,7 +974,7 @@
       <w:tr>
         <w:tc>
           <w:tcPr>
-            <w:tcW w:type="dxa" w:w="3000"/>
+            <w:tcW w:type="dxa" w:w="3045"/>
             <w:tcBorders>
               <w:top w:val="single" w:color="D9D5C8" w:sz="4"/>
               <w:left w:val="single" w:color="D9D5C8" w:sz="4"/>
@@ -1009,7 +1009,7 @@
         </w:tc>
         <w:tc>
           <w:tcPr>
-            <w:tcW w:type="dxa" w:w="6648"/>
+            <w:tcW w:type="dxa" w:w="6747"/>
             <w:tcBorders>
               <w:top w:val="single" w:color="D9D5C8" w:sz="4"/>
               <w:left w:val="single" w:color="D9D5C8" w:sz="4"/>
@@ -1046,7 +1046,7 @@
       <w:tr>
         <w:tc>
           <w:tcPr>
-            <w:tcW w:type="dxa" w:w="3000"/>
+            <w:tcW w:type="dxa" w:w="3045"/>
             <w:tcBorders>
               <w:top w:val="single" w:color="D9D5C8" w:sz="4"/>
               <w:left w:val="single" w:color="D9D5C8" w:sz="4"/>
@@ -1081,7 +1081,7 @@
         </w:tc>
         <w:tc>
           <w:tcPr>
-            <w:tcW w:type="dxa" w:w="6648"/>
+            <w:tcW w:type="dxa" w:w="6747"/>
             <w:tcBorders>
               <w:top w:val="single" w:color="D9D5C8" w:sz="4"/>
               <w:left w:val="single" w:color="D9D5C8" w:sz="4"/>
@@ -1138,7 +1138,7 @@
     </w:p>
     <w:tbl>
       <w:tblPr>
-        <w:tblW w:type="dxa" w:w="9648"/>
+        <w:tblW w:type="dxa" w:w="9792"/>
         <w:tblBorders>
           <w:top w:val="single" w:color="auto" w:sz="4"/>
           <w:left w:val="single" w:color="auto" w:sz="4"/>
@@ -1149,9 +1149,9 @@
         </w:tblBorders>
       </w:tblPr>
       <w:tblGrid>
-        <w:gridCol w:w="1800"/>
-        <w:gridCol w:w="3200"/>
-        <w:gridCol w:w="4648"/>
+        <w:gridCol w:w="1827"/>
+        <w:gridCol w:w="3248"/>
+        <w:gridCol w:w="4717"/>
       </w:tblGrid>
       <w:tr>
         <w:trPr>
@@ -1159,7 +1159,7 @@
         </w:trPr>
         <w:tc>
           <w:tcPr>
-            <w:tcW w:type="dxa" w:w="1800"/>
+            <w:tcW w:type="dxa" w:w="1827"/>
             <w:tcBorders>
               <w:top w:val="single" w:color="D9D5C8" w:sz="4"/>
               <w:left w:val="single" w:color="D9D5C8" w:sz="4"/>
@@ -1195,7 +1195,7 @@
         </w:tc>
         <w:tc>
           <w:tcPr>
-            <w:tcW w:type="dxa" w:w="3200"/>
+            <w:tcW w:type="dxa" w:w="3248"/>
             <w:tcBorders>
               <w:top w:val="single" w:color="D9D5C8" w:sz="4"/>
               <w:left w:val="single" w:color="D9D5C8" w:sz="4"/>
@@ -1231,7 +1231,7 @@
         </w:tc>
         <w:tc>
           <w:tcPr>
-            <w:tcW w:type="dxa" w:w="4648"/>
+            <w:tcW w:type="dxa" w:w="4717"/>
             <w:tcBorders>
               <w:top w:val="single" w:color="D9D5C8" w:sz="4"/>
               <w:left w:val="single" w:color="D9D5C8" w:sz="4"/>
@@ -1269,7 +1269,7 @@
       <w:tr>
         <w:tc>
           <w:tcPr>
-            <w:tcW w:type="dxa" w:w="1800"/>
+            <w:tcW w:type="dxa" w:w="1827"/>
             <w:tcBorders>
               <w:top w:val="single" w:color="D9D5C8" w:sz="4"/>
               <w:left w:val="single" w:color="D9D5C8" w:sz="4"/>
@@ -1304,7 +1304,7 @@
         </w:tc>
         <w:tc>
           <w:tcPr>
-            <w:tcW w:type="dxa" w:w="3200"/>
+            <w:tcW w:type="dxa" w:w="3248"/>
             <w:tcBorders>
               <w:top w:val="single" w:color="D9D5C8" w:sz="4"/>
               <w:left w:val="single" w:color="D9D5C8" w:sz="4"/>
@@ -1339,7 +1339,7 @@
         </w:tc>
         <w:tc>
           <w:tcPr>
-            <w:tcW w:type="dxa" w:w="4648"/>
+            <w:tcW w:type="dxa" w:w="4717"/>
             <w:tcBorders>
               <w:top w:val="single" w:color="D9D5C8" w:sz="4"/>
               <w:left w:val="single" w:color="D9D5C8" w:sz="4"/>
@@ -1376,7 +1376,7 @@
       <w:tr>
         <w:tc>
           <w:tcPr>
-            <w:tcW w:type="dxa" w:w="1800"/>
+            <w:tcW w:type="dxa" w:w="1827"/>
             <w:tcBorders>
               <w:top w:val="single" w:color="D9D5C8" w:sz="4"/>
               <w:left w:val="single" w:color="D9D5C8" w:sz="4"/>
@@ -1411,7 +1411,7 @@
         </w:tc>
         <w:tc>
           <w:tcPr>
-            <w:tcW w:type="dxa" w:w="3200"/>
+            <w:tcW w:type="dxa" w:w="3248"/>
             <w:tcBorders>
               <w:top w:val="single" w:color="D9D5C8" w:sz="4"/>
               <w:left w:val="single" w:color="D9D5C8" w:sz="4"/>
@@ -1446,7 +1446,7 @@
         </w:tc>
         <w:tc>
           <w:tcPr>
-            <w:tcW w:type="dxa" w:w="4648"/>
+            <w:tcW w:type="dxa" w:w="4717"/>
             <w:tcBorders>
               <w:top w:val="single" w:color="D9D5C8" w:sz="4"/>
               <w:left w:val="single" w:color="D9D5C8" w:sz="4"/>
@@ -1483,7 +1483,7 @@
       <w:tr>
         <w:tc>
           <w:tcPr>
-            <w:tcW w:type="dxa" w:w="1800"/>
+            <w:tcW w:type="dxa" w:w="1827"/>
             <w:tcBorders>
               <w:top w:val="single" w:color="D9D5C8" w:sz="4"/>
               <w:left w:val="single" w:color="D9D5C8" w:sz="4"/>
@@ -1518,7 +1518,7 @@
         </w:tc>
         <w:tc>
           <w:tcPr>
-            <w:tcW w:type="dxa" w:w="3200"/>
+            <w:tcW w:type="dxa" w:w="3248"/>
             <w:tcBorders>
               <w:top w:val="single" w:color="D9D5C8" w:sz="4"/>
               <w:left w:val="single" w:color="D9D5C8" w:sz="4"/>
@@ -1553,7 +1553,7 @@
         </w:tc>
         <w:tc>
           <w:tcPr>
-            <w:tcW w:type="dxa" w:w="4648"/>
+            <w:tcW w:type="dxa" w:w="4717"/>
             <w:tcBorders>
               <w:top w:val="single" w:color="D9D5C8" w:sz="4"/>
               <w:left w:val="single" w:color="D9D5C8" w:sz="4"/>
@@ -1628,7 +1628,7 @@
     </w:p>
     <w:tbl>
       <w:tblPr>
-        <w:tblW w:type="dxa" w:w="9648"/>
+        <w:tblW w:type="dxa" w:w="9792"/>
         <w:tblBorders>
           <w:top w:val="single" w:color="auto" w:sz="4"/>
           <w:left w:val="single" w:color="auto" w:sz="4"/>
@@ -1639,12 +1639,12 @@
         </w:tblBorders>
       </w:tblPr>
       <w:tblGrid>
-        <w:gridCol w:w="9648"/>
+        <w:gridCol w:w="9792"/>
       </w:tblGrid>
       <w:tr>
         <w:tc>
           <w:tcPr>
-            <w:tcW w:type="dxa" w:w="9648"/>
+            <w:tcW w:type="dxa" w:w="9792"/>
             <w:tcBorders>
               <w:top w:val="single" w:color="D9D5C8" w:sz="4"/>
               <w:left w:val="single" w:color="D9D5C8" w:sz="4"/>
@@ -1720,7 +1720,7 @@
     </w:p>
     <w:tbl>
       <w:tblPr>
-        <w:tblW w:type="dxa" w:w="9648"/>
+        <w:tblW w:type="dxa" w:w="9792"/>
         <w:tblBorders>
           <w:top w:val="single" w:color="auto" w:sz="4"/>
           <w:left w:val="single" w:color="auto" w:sz="4"/>
@@ -1731,8 +1731,8 @@
         </w:tblBorders>
       </w:tblPr>
       <w:tblGrid>
-        <w:gridCol w:w="3400"/>
-        <w:gridCol w:w="6248"/>
+        <w:gridCol w:w="3451"/>
+        <w:gridCol w:w="6341"/>
       </w:tblGrid>
       <w:tr>
         <w:trPr>
@@ -1740,7 +1740,7 @@
         </w:trPr>
         <w:tc>
           <w:tcPr>
-            <w:tcW w:type="dxa" w:w="3400"/>
+            <w:tcW w:type="dxa" w:w="3451"/>
             <w:tcBorders>
               <w:top w:val="single" w:color="D9D5C8" w:sz="4"/>
               <w:left w:val="single" w:color="D9D5C8" w:sz="4"/>
@@ -1776,7 +1776,7 @@
         </w:tc>
         <w:tc>
           <w:tcPr>
-            <w:tcW w:type="dxa" w:w="6248"/>
+            <w:tcW w:type="dxa" w:w="6341"/>
             <w:tcBorders>
               <w:top w:val="single" w:color="D9D5C8" w:sz="4"/>
               <w:left w:val="single" w:color="D9D5C8" w:sz="4"/>
@@ -1814,7 +1814,7 @@
       <w:tr>
         <w:tc>
           <w:tcPr>
-            <w:tcW w:type="dxa" w:w="3400"/>
+            <w:tcW w:type="dxa" w:w="3451"/>
             <w:tcBorders>
               <w:top w:val="single" w:color="D9D5C8" w:sz="4"/>
               <w:left w:val="single" w:color="D9D5C8" w:sz="4"/>
@@ -1849,7 +1849,7 @@
         </w:tc>
         <w:tc>
           <w:tcPr>
-            <w:tcW w:type="dxa" w:w="6248"/>
+            <w:tcW w:type="dxa" w:w="6341"/>
             <w:tcBorders>
               <w:top w:val="single" w:color="D9D5C8" w:sz="4"/>
               <w:left w:val="single" w:color="D9D5C8" w:sz="4"/>
@@ -1886,7 +1886,7 @@
       <w:tr>
         <w:tc>
           <w:tcPr>
-            <w:tcW w:type="dxa" w:w="3400"/>
+            <w:tcW w:type="dxa" w:w="3451"/>
             <w:tcBorders>
               <w:top w:val="single" w:color="D9D5C8" w:sz="4"/>
               <w:left w:val="single" w:color="D9D5C8" w:sz="4"/>
@@ -1921,7 +1921,7 @@
         </w:tc>
         <w:tc>
           <w:tcPr>
-            <w:tcW w:type="dxa" w:w="6248"/>
+            <w:tcW w:type="dxa" w:w="6341"/>
             <w:tcBorders>
               <w:top w:val="single" w:color="D9D5C8" w:sz="4"/>
               <w:left w:val="single" w:color="D9D5C8" w:sz="4"/>
@@ -1958,7 +1958,7 @@
       <w:tr>
         <w:tc>
           <w:tcPr>
-            <w:tcW w:type="dxa" w:w="3400"/>
+            <w:tcW w:type="dxa" w:w="3451"/>
             <w:tcBorders>
               <w:top w:val="single" w:color="D9D5C8" w:sz="4"/>
               <w:left w:val="single" w:color="D9D5C8" w:sz="4"/>
@@ -1993,7 +1993,7 @@
         </w:tc>
         <w:tc>
           <w:tcPr>
-            <w:tcW w:type="dxa" w:w="6248"/>
+            <w:tcW w:type="dxa" w:w="6341"/>
             <w:tcBorders>
               <w:top w:val="single" w:color="D9D5C8" w:sz="4"/>
               <w:left w:val="single" w:color="D9D5C8" w:sz="4"/>
@@ -2030,7 +2030,7 @@
       <w:tr>
         <w:tc>
           <w:tcPr>
-            <w:tcW w:type="dxa" w:w="3400"/>
+            <w:tcW w:type="dxa" w:w="3451"/>
             <w:tcBorders>
               <w:top w:val="single" w:color="D9D5C8" w:sz="4"/>
               <w:left w:val="single" w:color="D9D5C8" w:sz="4"/>
@@ -2065,7 +2065,7 @@
         </w:tc>
         <w:tc>
           <w:tcPr>
-            <w:tcW w:type="dxa" w:w="6248"/>
+            <w:tcW w:type="dxa" w:w="6341"/>
             <w:tcBorders>
               <w:top w:val="single" w:color="D9D5C8" w:sz="4"/>
               <w:left w:val="single" w:color="D9D5C8" w:sz="4"/>
@@ -2102,7 +2102,7 @@
       <w:tr>
         <w:tc>
           <w:tcPr>
-            <w:tcW w:type="dxa" w:w="3400"/>
+            <w:tcW w:type="dxa" w:w="3451"/>
             <w:tcBorders>
               <w:top w:val="single" w:color="D9D5C8" w:sz="4"/>
               <w:left w:val="single" w:color="D9D5C8" w:sz="4"/>
@@ -2137,7 +2137,7 @@
         </w:tc>
         <w:tc>
           <w:tcPr>
-            <w:tcW w:type="dxa" w:w="6248"/>
+            <w:tcW w:type="dxa" w:w="6341"/>
             <w:tcBorders>
               <w:top w:val="single" w:color="D9D5C8" w:sz="4"/>
               <w:left w:val="single" w:color="D9D5C8" w:sz="4"/>
@@ -2232,7 +2232,7 @@
     </w:p>
     <w:tbl>
       <w:tblPr>
-        <w:tblW w:type="dxa" w:w="9648"/>
+        <w:tblW w:type="dxa" w:w="9792"/>
         <w:tblBorders>
           <w:top w:val="single" w:color="auto" w:sz="4"/>
           <w:left w:val="single" w:color="auto" w:sz="4"/>
@@ -2243,12 +2243,12 @@
         </w:tblBorders>
       </w:tblPr>
       <w:tblGrid>
-        <w:gridCol w:w="1400"/>
-        <w:gridCol w:w="1900"/>
-        <w:gridCol w:w="1900"/>
-        <w:gridCol w:w="1449"/>
-        <w:gridCol w:w="1500"/>
-        <w:gridCol w:w="1499"/>
+        <w:gridCol w:w="1421"/>
+        <w:gridCol w:w="1928"/>
+        <w:gridCol w:w="1928"/>
+        <w:gridCol w:w="1471"/>
+        <w:gridCol w:w="1522"/>
+        <w:gridCol w:w="1522"/>
       </w:tblGrid>
       <w:tr>
         <w:trPr>
@@ -2256,7 +2256,7 @@
         </w:trPr>
         <w:tc>
           <w:tcPr>
-            <w:tcW w:type="dxa" w:w="1400"/>
+            <w:tcW w:type="dxa" w:w="1421"/>
             <w:tcBorders>
               <w:top w:val="single" w:color="D9D5C8" w:sz="4"/>
               <w:left w:val="single" w:color="D9D5C8" w:sz="4"/>
@@ -2292,7 +2292,7 @@
         </w:tc>
         <w:tc>
           <w:tcPr>
-            <w:tcW w:type="dxa" w:w="1900"/>
+            <w:tcW w:type="dxa" w:w="1928"/>
             <w:tcBorders>
               <w:top w:val="single" w:color="D9D5C8" w:sz="4"/>
               <w:left w:val="single" w:color="D9D5C8" w:sz="4"/>
@@ -2328,7 +2328,7 @@
         </w:tc>
         <w:tc>
           <w:tcPr>
-            <w:tcW w:type="dxa" w:w="1900"/>
+            <w:tcW w:type="dxa" w:w="1928"/>
             <w:tcBorders>
               <w:top w:val="single" w:color="D9D5C8" w:sz="4"/>
               <w:left w:val="single" w:color="D9D5C8" w:sz="4"/>
@@ -2364,7 +2364,7 @@
         </w:tc>
         <w:tc>
           <w:tcPr>
-            <w:tcW w:type="dxa" w:w="1449"/>
+            <w:tcW w:type="dxa" w:w="1471"/>
             <w:tcBorders>
               <w:top w:val="single" w:color="D9D5C8" w:sz="4"/>
               <w:left w:val="single" w:color="D9D5C8" w:sz="4"/>
@@ -2400,7 +2400,7 @@
         </w:tc>
         <w:tc>
           <w:tcPr>
-            <w:tcW w:type="dxa" w:w="1500"/>
+            <w:tcW w:type="dxa" w:w="1522"/>
             <w:tcBorders>
               <w:top w:val="single" w:color="D9D5C8" w:sz="4"/>
               <w:left w:val="single" w:color="D9D5C8" w:sz="4"/>
@@ -2436,7 +2436,7 @@
         </w:tc>
         <w:tc>
           <w:tcPr>
-            <w:tcW w:type="dxa" w:w="1499"/>
+            <w:tcW w:type="dxa" w:w="1522"/>
             <w:tcBorders>
               <w:top w:val="single" w:color="D9D5C8" w:sz="4"/>
               <w:left w:val="single" w:color="D9D5C8" w:sz="4"/>
@@ -2474,7 +2474,7 @@
       <w:tr>
         <w:tc>
           <w:tcPr>
-            <w:tcW w:type="dxa" w:w="1400"/>
+            <w:tcW w:type="dxa" w:w="1421"/>
             <w:tcBorders>
               <w:top w:val="single" w:color="D9D5C8" w:sz="4"/>
               <w:left w:val="single" w:color="D9D5C8" w:sz="4"/>
@@ -2509,7 +2509,7 @@
         </w:tc>
         <w:tc>
           <w:tcPr>
-            <w:tcW w:type="dxa" w:w="1900"/>
+            <w:tcW w:type="dxa" w:w="1928"/>
             <w:tcBorders>
               <w:top w:val="single" w:color="D9D5C8" w:sz="4"/>
               <w:left w:val="single" w:color="D9D5C8" w:sz="4"/>
@@ -2544,7 +2544,7 @@
         </w:tc>
         <w:tc>
           <w:tcPr>
-            <w:tcW w:type="dxa" w:w="1900"/>
+            <w:tcW w:type="dxa" w:w="1928"/>
             <w:tcBorders>
               <w:top w:val="single" w:color="D9D5C8" w:sz="4"/>
               <w:left w:val="single" w:color="D9D5C8" w:sz="4"/>
@@ -2579,7 +2579,7 @@
         </w:tc>
         <w:tc>
           <w:tcPr>
-            <w:tcW w:type="dxa" w:w="1449"/>
+            <w:tcW w:type="dxa" w:w="1471"/>
             <w:tcBorders>
               <w:top w:val="single" w:color="D9D5C8" w:sz="4"/>
               <w:left w:val="single" w:color="D9D5C8" w:sz="4"/>
@@ -2614,7 +2614,7 @@
         </w:tc>
         <w:tc>
           <w:tcPr>
-            <w:tcW w:type="dxa" w:w="1500"/>
+            <w:tcW w:type="dxa" w:w="1522"/>
             <w:tcBorders>
               <w:top w:val="single" w:color="D9D5C8" w:sz="4"/>
               <w:left w:val="single" w:color="D9D5C8" w:sz="4"/>
@@ -2649,7 +2649,7 @@
         </w:tc>
         <w:tc>
           <w:tcPr>
-            <w:tcW w:type="dxa" w:w="1499"/>
+            <w:tcW w:type="dxa" w:w="1522"/>
             <w:tcBorders>
               <w:top w:val="single" w:color="D9D5C8" w:sz="4"/>
               <w:left w:val="single" w:color="D9D5C8" w:sz="4"/>
@@ -2686,7 +2686,7 @@
       <w:tr>
         <w:tc>
           <w:tcPr>
-            <w:tcW w:type="dxa" w:w="1400"/>
+            <w:tcW w:type="dxa" w:w="1421"/>
             <w:tcBorders>
               <w:top w:val="single" w:color="D9D5C8" w:sz="4"/>
               <w:left w:val="single" w:color="D9D5C8" w:sz="4"/>
@@ -2721,7 +2721,7 @@
         </w:tc>
         <w:tc>
           <w:tcPr>
-            <w:tcW w:type="dxa" w:w="1900"/>
+            <w:tcW w:type="dxa" w:w="1928"/>
             <w:tcBorders>
               <w:top w:val="single" w:color="D9D5C8" w:sz="4"/>
               <w:left w:val="single" w:color="D9D5C8" w:sz="4"/>
@@ -2756,7 +2756,7 @@
         </w:tc>
         <w:tc>
           <w:tcPr>
-            <w:tcW w:type="dxa" w:w="1900"/>
+            <w:tcW w:type="dxa" w:w="1928"/>
             <w:tcBorders>
               <w:top w:val="single" w:color="D9D5C8" w:sz="4"/>
               <w:left w:val="single" w:color="D9D5C8" w:sz="4"/>
@@ -2791,7 +2791,7 @@
         </w:tc>
         <w:tc>
           <w:tcPr>
-            <w:tcW w:type="dxa" w:w="1449"/>
+            <w:tcW w:type="dxa" w:w="1471"/>
             <w:tcBorders>
               <w:top w:val="single" w:color="D9D5C8" w:sz="4"/>
               <w:left w:val="single" w:color="D9D5C8" w:sz="4"/>
@@ -2826,7 +2826,7 @@
         </w:tc>
         <w:tc>
           <w:tcPr>
-            <w:tcW w:type="dxa" w:w="1500"/>
+            <w:tcW w:type="dxa" w:w="1522"/>
             <w:tcBorders>
               <w:top w:val="single" w:color="D9D5C8" w:sz="4"/>
               <w:left w:val="single" w:color="D9D5C8" w:sz="4"/>
@@ -2861,7 +2861,7 @@
         </w:tc>
         <w:tc>
           <w:tcPr>
-            <w:tcW w:type="dxa" w:w="1499"/>
+            <w:tcW w:type="dxa" w:w="1522"/>
             <w:tcBorders>
               <w:top w:val="single" w:color="D9D5C8" w:sz="4"/>
               <w:left w:val="single" w:color="D9D5C8" w:sz="4"/>
@@ -2898,7 +2898,7 @@
       <w:tr>
         <w:tc>
           <w:tcPr>
-            <w:tcW w:type="dxa" w:w="1400"/>
+            <w:tcW w:type="dxa" w:w="1421"/>
             <w:tcBorders>
               <w:top w:val="single" w:color="D9D5C8" w:sz="4"/>
               <w:left w:val="single" w:color="D9D5C8" w:sz="4"/>
@@ -2933,7 +2933,7 @@
         </w:tc>
         <w:tc>
           <w:tcPr>
-            <w:tcW w:type="dxa" w:w="1900"/>
+            <w:tcW w:type="dxa" w:w="1928"/>
             <w:tcBorders>
               <w:top w:val="single" w:color="D9D5C8" w:sz="4"/>
               <w:left w:val="single" w:color="D9D5C8" w:sz="4"/>
@@ -2968,7 +2968,7 @@
         </w:tc>
         <w:tc>
           <w:tcPr>
-            <w:tcW w:type="dxa" w:w="1900"/>
+            <w:tcW w:type="dxa" w:w="1928"/>
             <w:tcBorders>
               <w:top w:val="single" w:color="D9D5C8" w:sz="4"/>
               <w:left w:val="single" w:color="D9D5C8" w:sz="4"/>
@@ -3003,7 +3003,7 @@
         </w:tc>
         <w:tc>
           <w:tcPr>
-            <w:tcW w:type="dxa" w:w="1449"/>
+            <w:tcW w:type="dxa" w:w="1471"/>
             <w:tcBorders>
               <w:top w:val="single" w:color="D9D5C8" w:sz="4"/>
               <w:left w:val="single" w:color="D9D5C8" w:sz="4"/>
@@ -3038,7 +3038,7 @@
         </w:tc>
         <w:tc>
           <w:tcPr>
-            <w:tcW w:type="dxa" w:w="1500"/>
+            <w:tcW w:type="dxa" w:w="1522"/>
             <w:tcBorders>
               <w:top w:val="single" w:color="D9D5C8" w:sz="4"/>
               <w:left w:val="single" w:color="D9D5C8" w:sz="4"/>
@@ -3073,7 +3073,7 @@
         </w:tc>
         <w:tc>
           <w:tcPr>
-            <w:tcW w:type="dxa" w:w="1499"/>
+            <w:tcW w:type="dxa" w:w="1522"/>
             <w:tcBorders>
               <w:top w:val="single" w:color="D9D5C8" w:sz="4"/>
               <w:left w:val="single" w:color="D9D5C8" w:sz="4"/>
@@ -3110,7 +3110,7 @@
       <w:tr>
         <w:tc>
           <w:tcPr>
-            <w:tcW w:type="dxa" w:w="1400"/>
+            <w:tcW w:type="dxa" w:w="1421"/>
             <w:tcBorders>
               <w:top w:val="single" w:color="D9D5C8" w:sz="4"/>
               <w:left w:val="single" w:color="D9D5C8" w:sz="4"/>
@@ -3145,7 +3145,7 @@
         </w:tc>
         <w:tc>
           <w:tcPr>
-            <w:tcW w:type="dxa" w:w="1900"/>
+            <w:tcW w:type="dxa" w:w="1928"/>
             <w:tcBorders>
               <w:top w:val="single" w:color="D9D5C8" w:sz="4"/>
               <w:left w:val="single" w:color="D9D5C8" w:sz="4"/>
@@ -3180,7 +3180,7 @@
         </w:tc>
         <w:tc>
           <w:tcPr>
-            <w:tcW w:type="dxa" w:w="1900"/>
+            <w:tcW w:type="dxa" w:w="1928"/>
             <w:tcBorders>
               <w:top w:val="single" w:color="D9D5C8" w:sz="4"/>
               <w:left w:val="single" w:color="D9D5C8" w:sz="4"/>
@@ -3215,7 +3215,7 @@
         </w:tc>
         <w:tc>
           <w:tcPr>
-            <w:tcW w:type="dxa" w:w="1449"/>
+            <w:tcW w:type="dxa" w:w="1471"/>
             <w:tcBorders>
               <w:top w:val="single" w:color="D9D5C8" w:sz="4"/>
               <w:left w:val="single" w:color="D9D5C8" w:sz="4"/>
@@ -3250,7 +3250,7 @@
         </w:tc>
         <w:tc>
           <w:tcPr>
-            <w:tcW w:type="dxa" w:w="1500"/>
+            <w:tcW w:type="dxa" w:w="1522"/>
             <w:tcBorders>
               <w:top w:val="single" w:color="D9D5C8" w:sz="4"/>
               <w:left w:val="single" w:color="D9D5C8" w:sz="4"/>
@@ -3285,7 +3285,7 @@
         </w:tc>
         <w:tc>
           <w:tcPr>
-            <w:tcW w:type="dxa" w:w="1499"/>
+            <w:tcW w:type="dxa" w:w="1522"/>
             <w:tcBorders>
               <w:top w:val="single" w:color="D9D5C8" w:sz="4"/>
               <w:left w:val="single" w:color="D9D5C8" w:sz="4"/>
@@ -3322,7 +3322,7 @@
       <w:tr>
         <w:tc>
           <w:tcPr>
-            <w:tcW w:type="dxa" w:w="1400"/>
+            <w:tcW w:type="dxa" w:w="1421"/>
             <w:tcBorders>
               <w:top w:val="single" w:color="D9D5C8" w:sz="4"/>
               <w:left w:val="single" w:color="D9D5C8" w:sz="4"/>
@@ -3357,7 +3357,7 @@
         </w:tc>
         <w:tc>
           <w:tcPr>
-            <w:tcW w:type="dxa" w:w="1900"/>
+            <w:tcW w:type="dxa" w:w="1928"/>
             <w:tcBorders>
               <w:top w:val="single" w:color="D9D5C8" w:sz="4"/>
               <w:left w:val="single" w:color="D9D5C8" w:sz="4"/>
@@ -3392,7 +3392,7 @@
         </w:tc>
         <w:tc>
           <w:tcPr>
-            <w:tcW w:type="dxa" w:w="1900"/>
+            <w:tcW w:type="dxa" w:w="1928"/>
             <w:tcBorders>
               <w:top w:val="single" w:color="D9D5C8" w:sz="4"/>
               <w:left w:val="single" w:color="D9D5C8" w:sz="4"/>
@@ -3427,7 +3427,7 @@
         </w:tc>
         <w:tc>
           <w:tcPr>
-            <w:tcW w:type="dxa" w:w="1449"/>
+            <w:tcW w:type="dxa" w:w="1471"/>
             <w:tcBorders>
               <w:top w:val="single" w:color="D9D5C8" w:sz="4"/>
               <w:left w:val="single" w:color="D9D5C8" w:sz="4"/>
@@ -3462,7 +3462,7 @@
         </w:tc>
         <w:tc>
           <w:tcPr>
-            <w:tcW w:type="dxa" w:w="1500"/>
+            <w:tcW w:type="dxa" w:w="1522"/>
             <w:tcBorders>
               <w:top w:val="single" w:color="D9D5C8" w:sz="4"/>
               <w:left w:val="single" w:color="D9D5C8" w:sz="4"/>
@@ -3497,7 +3497,7 @@
         </w:tc>
         <w:tc>
           <w:tcPr>
-            <w:tcW w:type="dxa" w:w="1499"/>
+            <w:tcW w:type="dxa" w:w="1522"/>
             <w:tcBorders>
               <w:top w:val="single" w:color="D9D5C8" w:sz="4"/>
               <w:left w:val="single" w:color="D9D5C8" w:sz="4"/>
@@ -3534,7 +3534,7 @@
       <w:tr>
         <w:tc>
           <w:tcPr>
-            <w:tcW w:type="dxa" w:w="1400"/>
+            <w:tcW w:type="dxa" w:w="1421"/>
             <w:tcBorders>
               <w:top w:val="single" w:color="D9D5C8" w:sz="4"/>
               <w:left w:val="single" w:color="D9D5C8" w:sz="4"/>
@@ -3569,7 +3569,7 @@
         </w:tc>
         <w:tc>
           <w:tcPr>
-            <w:tcW w:type="dxa" w:w="1900"/>
+            <w:tcW w:type="dxa" w:w="1928"/>
             <w:tcBorders>
               <w:top w:val="single" w:color="D9D5C8" w:sz="4"/>
               <w:left w:val="single" w:color="D9D5C8" w:sz="4"/>
@@ -3604,7 +3604,7 @@
         </w:tc>
         <w:tc>
           <w:tcPr>
-            <w:tcW w:type="dxa" w:w="1900"/>
+            <w:tcW w:type="dxa" w:w="1928"/>
             <w:tcBorders>
               <w:top w:val="single" w:color="D9D5C8" w:sz="4"/>
               <w:left w:val="single" w:color="D9D5C8" w:sz="4"/>
@@ -3639,7 +3639,7 @@
         </w:tc>
         <w:tc>
           <w:tcPr>
-            <w:tcW w:type="dxa" w:w="1449"/>
+            <w:tcW w:type="dxa" w:w="1471"/>
             <w:tcBorders>
               <w:top w:val="single" w:color="D9D5C8" w:sz="4"/>
               <w:left w:val="single" w:color="D9D5C8" w:sz="4"/>
@@ -3674,7 +3674,7 @@
         </w:tc>
         <w:tc>
           <w:tcPr>
-            <w:tcW w:type="dxa" w:w="1500"/>
+            <w:tcW w:type="dxa" w:w="1522"/>
             <w:tcBorders>
               <w:top w:val="single" w:color="D9D5C8" w:sz="4"/>
               <w:left w:val="single" w:color="D9D5C8" w:sz="4"/>
@@ -3709,7 +3709,7 @@
         </w:tc>
         <w:tc>
           <w:tcPr>
-            <w:tcW w:type="dxa" w:w="1499"/>
+            <w:tcW w:type="dxa" w:w="1522"/>
             <w:tcBorders>
               <w:top w:val="single" w:color="D9D5C8" w:sz="4"/>
               <w:left w:val="single" w:color="D9D5C8" w:sz="4"/>
@@ -3746,7 +3746,7 @@
       <w:tr>
         <w:tc>
           <w:tcPr>
-            <w:tcW w:type="dxa" w:w="1400"/>
+            <w:tcW w:type="dxa" w:w="1421"/>
             <w:tcBorders>
               <w:top w:val="single" w:color="D9D5C8" w:sz="4"/>
               <w:left w:val="single" w:color="D9D5C8" w:sz="4"/>
@@ -3781,7 +3781,7 @@
         </w:tc>
         <w:tc>
           <w:tcPr>
-            <w:tcW w:type="dxa" w:w="1900"/>
+            <w:tcW w:type="dxa" w:w="1928"/>
             <w:tcBorders>
               <w:top w:val="single" w:color="D9D5C8" w:sz="4"/>
               <w:left w:val="single" w:color="D9D5C8" w:sz="4"/>
@@ -3816,7 +3816,7 @@
         </w:tc>
         <w:tc>
           <w:tcPr>
-            <w:tcW w:type="dxa" w:w="1900"/>
+            <w:tcW w:type="dxa" w:w="1928"/>
             <w:tcBorders>
               <w:top w:val="single" w:color="D9D5C8" w:sz="4"/>
               <w:left w:val="single" w:color="D9D5C8" w:sz="4"/>
@@ -3851,7 +3851,7 @@
         </w:tc>
         <w:tc>
           <w:tcPr>
-            <w:tcW w:type="dxa" w:w="1449"/>
+            <w:tcW w:type="dxa" w:w="1471"/>
             <w:tcBorders>
               <w:top w:val="single" w:color="D9D5C8" w:sz="4"/>
               <w:left w:val="single" w:color="D9D5C8" w:sz="4"/>
@@ -3886,7 +3886,7 @@
         </w:tc>
         <w:tc>
           <w:tcPr>
-            <w:tcW w:type="dxa" w:w="1500"/>
+            <w:tcW w:type="dxa" w:w="1522"/>
             <w:tcBorders>
               <w:top w:val="single" w:color="D9D5C8" w:sz="4"/>
               <w:left w:val="single" w:color="D9D5C8" w:sz="4"/>
@@ -3921,7 +3921,7 @@
         </w:tc>
         <w:tc>
           <w:tcPr>
-            <w:tcW w:type="dxa" w:w="1499"/>
+            <w:tcW w:type="dxa" w:w="1522"/>
             <w:tcBorders>
               <w:top w:val="single" w:color="D9D5C8" w:sz="4"/>
               <w:left w:val="single" w:color="D9D5C8" w:sz="4"/>
@@ -3958,7 +3958,7 @@
       <w:tr>
         <w:tc>
           <w:tcPr>
-            <w:tcW w:type="dxa" w:w="1400"/>
+            <w:tcW w:type="dxa" w:w="1421"/>
             <w:tcBorders>
               <w:top w:val="single" w:color="D9D5C8" w:sz="4"/>
               <w:left w:val="single" w:color="D9D5C8" w:sz="4"/>
@@ -3993,7 +3993,7 @@
         </w:tc>
         <w:tc>
           <w:tcPr>
-            <w:tcW w:type="dxa" w:w="1900"/>
+            <w:tcW w:type="dxa" w:w="1928"/>
             <w:tcBorders>
               <w:top w:val="single" w:color="D9D5C8" w:sz="4"/>
               <w:left w:val="single" w:color="D9D5C8" w:sz="4"/>
@@ -4028,7 +4028,7 @@
         </w:tc>
         <w:tc>
           <w:tcPr>
-            <w:tcW w:type="dxa" w:w="1900"/>
+            <w:tcW w:type="dxa" w:w="1928"/>
             <w:tcBorders>
               <w:top w:val="single" w:color="D9D5C8" w:sz="4"/>
               <w:left w:val="single" w:color="D9D5C8" w:sz="4"/>
@@ -4063,7 +4063,7 @@
         </w:tc>
         <w:tc>
           <w:tcPr>
-            <w:tcW w:type="dxa" w:w="1449"/>
+            <w:tcW w:type="dxa" w:w="1471"/>
             <w:tcBorders>
               <w:top w:val="single" w:color="D9D5C8" w:sz="4"/>
               <w:left w:val="single" w:color="D9D5C8" w:sz="4"/>
@@ -4098,7 +4098,7 @@
         </w:tc>
         <w:tc>
           <w:tcPr>
-            <w:tcW w:type="dxa" w:w="1500"/>
+            <w:tcW w:type="dxa" w:w="1522"/>
             <w:tcBorders>
               <w:top w:val="single" w:color="D9D5C8" w:sz="4"/>
               <w:left w:val="single" w:color="D9D5C8" w:sz="4"/>
@@ -4133,7 +4133,7 @@
         </w:tc>
         <w:tc>
           <w:tcPr>
-            <w:tcW w:type="dxa" w:w="1499"/>
+            <w:tcW w:type="dxa" w:w="1522"/>
             <w:tcBorders>
               <w:top w:val="single" w:color="D9D5C8" w:sz="4"/>
               <w:left w:val="single" w:color="D9D5C8" w:sz="4"/>
@@ -4170,7 +4170,7 @@
       <w:tr>
         <w:tc>
           <w:tcPr>
-            <w:tcW w:type="dxa" w:w="1400"/>
+            <w:tcW w:type="dxa" w:w="1421"/>
             <w:tcBorders>
               <w:top w:val="single" w:color="D9D5C8" w:sz="4"/>
               <w:left w:val="single" w:color="D9D5C8" w:sz="4"/>
@@ -4205,7 +4205,7 @@
         </w:tc>
         <w:tc>
           <w:tcPr>
-            <w:tcW w:type="dxa" w:w="1900"/>
+            <w:tcW w:type="dxa" w:w="1928"/>
             <w:tcBorders>
               <w:top w:val="single" w:color="D9D5C8" w:sz="4"/>
               <w:left w:val="single" w:color="D9D5C8" w:sz="4"/>
@@ -4240,7 +4240,7 @@
         </w:tc>
         <w:tc>
           <w:tcPr>
-            <w:tcW w:type="dxa" w:w="1900"/>
+            <w:tcW w:type="dxa" w:w="1928"/>
             <w:tcBorders>
               <w:top w:val="single" w:color="D9D5C8" w:sz="4"/>
               <w:left w:val="single" w:color="D9D5C8" w:sz="4"/>
@@ -4275,7 +4275,7 @@
         </w:tc>
         <w:tc>
           <w:tcPr>
-            <w:tcW w:type="dxa" w:w="1449"/>
+            <w:tcW w:type="dxa" w:w="1471"/>
             <w:tcBorders>
               <w:top w:val="single" w:color="D9D5C8" w:sz="4"/>
               <w:left w:val="single" w:color="D9D5C8" w:sz="4"/>
@@ -4310,7 +4310,7 @@
         </w:tc>
         <w:tc>
           <w:tcPr>
-            <w:tcW w:type="dxa" w:w="1500"/>
+            <w:tcW w:type="dxa" w:w="1522"/>
             <w:tcBorders>
               <w:top w:val="single" w:color="D9D5C8" w:sz="4"/>
               <w:left w:val="single" w:color="D9D5C8" w:sz="4"/>
@@ -4345,7 +4345,7 @@
         </w:tc>
         <w:tc>
           <w:tcPr>
-            <w:tcW w:type="dxa" w:w="1499"/>
+            <w:tcW w:type="dxa" w:w="1522"/>
             <w:tcBorders>
               <w:top w:val="single" w:color="D9D5C8" w:sz="4"/>
               <w:left w:val="single" w:color="D9D5C8" w:sz="4"/>
@@ -4402,7 +4402,7 @@
     </w:p>
     <w:tbl>
       <w:tblPr>
-        <w:tblW w:type="dxa" w:w="9648"/>
+        <w:tblW w:type="dxa" w:w="9792"/>
         <w:tblBorders>
           <w:top w:val="single" w:color="auto" w:sz="4"/>
           <w:left w:val="single" w:color="auto" w:sz="4"/>
@@ -4413,8 +4413,8 @@
         </w:tblBorders>
       </w:tblPr>
       <w:tblGrid>
-        <w:gridCol w:w="3200"/>
-        <w:gridCol w:w="6448"/>
+        <w:gridCol w:w="3248"/>
+        <w:gridCol w:w="6544"/>
       </w:tblGrid>
       <w:tr>
         <w:trPr>
@@ -4422,7 +4422,7 @@
         </w:trPr>
         <w:tc>
           <w:tcPr>
-            <w:tcW w:type="dxa" w:w="3200"/>
+            <w:tcW w:type="dxa" w:w="3248"/>
             <w:tcBorders>
               <w:top w:val="single" w:color="D9D5C8" w:sz="4"/>
               <w:left w:val="single" w:color="D9D5C8" w:sz="4"/>
@@ -4458,7 +4458,7 @@
         </w:tc>
         <w:tc>
           <w:tcPr>
-            <w:tcW w:type="dxa" w:w="6448"/>
+            <w:tcW w:type="dxa" w:w="6544"/>
             <w:tcBorders>
               <w:top w:val="single" w:color="D9D5C8" w:sz="4"/>
               <w:left w:val="single" w:color="D9D5C8" w:sz="4"/>
@@ -4496,7 +4496,7 @@
       <w:tr>
         <w:tc>
           <w:tcPr>
-            <w:tcW w:type="dxa" w:w="3200"/>
+            <w:tcW w:type="dxa" w:w="3248"/>
             <w:tcBorders>
               <w:top w:val="single" w:color="D9D5C8" w:sz="4"/>
               <w:left w:val="single" w:color="D9D5C8" w:sz="4"/>
@@ -4531,7 +4531,7 @@
         </w:tc>
         <w:tc>
           <w:tcPr>
-            <w:tcW w:type="dxa" w:w="6448"/>
+            <w:tcW w:type="dxa" w:w="6544"/>
             <w:tcBorders>
               <w:top w:val="single" w:color="D9D5C8" w:sz="4"/>
               <w:left w:val="single" w:color="D9D5C8" w:sz="4"/>
@@ -4568,7 +4568,7 @@
       <w:tr>
         <w:tc>
           <w:tcPr>
-            <w:tcW w:type="dxa" w:w="3200"/>
+            <w:tcW w:type="dxa" w:w="3248"/>
             <w:tcBorders>
               <w:top w:val="single" w:color="D9D5C8" w:sz="4"/>
               <w:left w:val="single" w:color="D9D5C8" w:sz="4"/>
@@ -4603,7 +4603,7 @@
         </w:tc>
         <w:tc>
           <w:tcPr>
-            <w:tcW w:type="dxa" w:w="6448"/>
+            <w:tcW w:type="dxa" w:w="6544"/>
             <w:tcBorders>
               <w:top w:val="single" w:color="D9D5C8" w:sz="4"/>
               <w:left w:val="single" w:color="D9D5C8" w:sz="4"/>
@@ -4640,7 +4640,7 @@
       <w:tr>
         <w:tc>
           <w:tcPr>
-            <w:tcW w:type="dxa" w:w="3200"/>
+            <w:tcW w:type="dxa" w:w="3248"/>
             <w:tcBorders>
               <w:top w:val="single" w:color="D9D5C8" w:sz="4"/>
               <w:left w:val="single" w:color="D9D5C8" w:sz="4"/>
@@ -4675,7 +4675,7 @@
         </w:tc>
         <w:tc>
           <w:tcPr>
-            <w:tcW w:type="dxa" w:w="6448"/>
+            <w:tcW w:type="dxa" w:w="6544"/>
             <w:tcBorders>
               <w:top w:val="single" w:color="D9D5C8" w:sz="4"/>
               <w:left w:val="single" w:color="D9D5C8" w:sz="4"/>
@@ -4712,7 +4712,7 @@
       <w:tr>
         <w:tc>
           <w:tcPr>
-            <w:tcW w:type="dxa" w:w="3200"/>
+            <w:tcW w:type="dxa" w:w="3248"/>
             <w:tcBorders>
               <w:top w:val="single" w:color="D9D5C8" w:sz="4"/>
               <w:left w:val="single" w:color="D9D5C8" w:sz="4"/>
@@ -4747,7 +4747,7 @@
         </w:tc>
         <w:tc>
           <w:tcPr>
-            <w:tcW w:type="dxa" w:w="6448"/>
+            <w:tcW w:type="dxa" w:w="6544"/>
             <w:tcBorders>
               <w:top w:val="single" w:color="D9D5C8" w:sz="4"/>
               <w:left w:val="single" w:color="D9D5C8" w:sz="4"/>
@@ -4842,7 +4842,7 @@
     </w:p>
     <w:tbl>
       <w:tblPr>
-        <w:tblW w:type="dxa" w:w="9648"/>
+        <w:tblW w:type="dxa" w:w="9792"/>
         <w:tblBorders>
           <w:top w:val="single" w:color="auto" w:sz="4"/>
           <w:left w:val="single" w:color="auto" w:sz="4"/>
@@ -4853,9 +4853,9 @@
         </w:tblBorders>
       </w:tblPr>
       <w:tblGrid>
-        <w:gridCol w:w="3300"/>
-        <w:gridCol w:w="900"/>
-        <w:gridCol w:w="5448"/>
+        <w:gridCol w:w="3349"/>
+        <w:gridCol w:w="913"/>
+        <w:gridCol w:w="5530"/>
       </w:tblGrid>
       <w:tr>
         <w:trPr>
@@ -4863,7 +4863,7 @@
         </w:trPr>
         <w:tc>
           <w:tcPr>
-            <w:tcW w:type="dxa" w:w="3300"/>
+            <w:tcW w:type="dxa" w:w="3349"/>
             <w:tcBorders>
               <w:top w:val="single" w:color="D9D5C8" w:sz="4"/>
               <w:left w:val="single" w:color="D9D5C8" w:sz="4"/>
@@ -4899,7 +4899,7 @@
         </w:tc>
         <w:tc>
           <w:tcPr>
-            <w:tcW w:type="dxa" w:w="900"/>
+            <w:tcW w:type="dxa" w:w="913"/>
             <w:tcBorders>
               <w:top w:val="single" w:color="D9D5C8" w:sz="4"/>
               <w:left w:val="single" w:color="D9D5C8" w:sz="4"/>
@@ -4935,7 +4935,7 @@
         </w:tc>
         <w:tc>
           <w:tcPr>
-            <w:tcW w:type="dxa" w:w="5448"/>
+            <w:tcW w:type="dxa" w:w="5530"/>
             <w:tcBorders>
               <w:top w:val="single" w:color="D9D5C8" w:sz="4"/>
               <w:left w:val="single" w:color="D9D5C8" w:sz="4"/>
@@ -4973,7 +4973,7 @@
       <w:tr>
         <w:tc>
           <w:tcPr>
-            <w:tcW w:type="dxa" w:w="3300"/>
+            <w:tcW w:type="dxa" w:w="3349"/>
             <w:tcBorders>
               <w:top w:val="single" w:color="D9D5C8" w:sz="4"/>
               <w:left w:val="single" w:color="D9D5C8" w:sz="4"/>
@@ -5008,7 +5008,7 @@
         </w:tc>
         <w:tc>
           <w:tcPr>
-            <w:tcW w:type="dxa" w:w="900"/>
+            <w:tcW w:type="dxa" w:w="913"/>
             <w:tcBorders>
               <w:top w:val="single" w:color="D9D5C8" w:sz="4"/>
               <w:left w:val="single" w:color="D9D5C8" w:sz="4"/>
@@ -5043,7 +5043,7 @@
         </w:tc>
         <w:tc>
           <w:tcPr>
-            <w:tcW w:type="dxa" w:w="5448"/>
+            <w:tcW w:type="dxa" w:w="5530"/>
             <w:tcBorders>
               <w:top w:val="single" w:color="D9D5C8" w:sz="4"/>
               <w:left w:val="single" w:color="D9D5C8" w:sz="4"/>
@@ -5080,7 +5080,7 @@
       <w:tr>
         <w:tc>
           <w:tcPr>
-            <w:tcW w:type="dxa" w:w="3300"/>
+            <w:tcW w:type="dxa" w:w="3349"/>
             <w:tcBorders>
               <w:top w:val="single" w:color="D9D5C8" w:sz="4"/>
               <w:left w:val="single" w:color="D9D5C8" w:sz="4"/>
@@ -5115,7 +5115,7 @@
         </w:tc>
         <w:tc>
           <w:tcPr>
-            <w:tcW w:type="dxa" w:w="900"/>
+            <w:tcW w:type="dxa" w:w="913"/>
             <w:tcBorders>
               <w:top w:val="single" w:color="D9D5C8" w:sz="4"/>
               <w:left w:val="single" w:color="D9D5C8" w:sz="4"/>
@@ -5150,7 +5150,7 @@
         </w:tc>
         <w:tc>
           <w:tcPr>
-            <w:tcW w:type="dxa" w:w="5448"/>
+            <w:tcW w:type="dxa" w:w="5530"/>
             <w:tcBorders>
               <w:top w:val="single" w:color="D9D5C8" w:sz="4"/>
               <w:left w:val="single" w:color="D9D5C8" w:sz="4"/>
@@ -5187,7 +5187,7 @@
       <w:tr>
         <w:tc>
           <w:tcPr>
-            <w:tcW w:type="dxa" w:w="3300"/>
+            <w:tcW w:type="dxa" w:w="3349"/>
             <w:tcBorders>
               <w:top w:val="single" w:color="D9D5C8" w:sz="4"/>
               <w:left w:val="single" w:color="D9D5C8" w:sz="4"/>
@@ -5222,7 +5222,7 @@
         </w:tc>
         <w:tc>
           <w:tcPr>
-            <w:tcW w:type="dxa" w:w="900"/>
+            <w:tcW w:type="dxa" w:w="913"/>
             <w:tcBorders>
               <w:top w:val="single" w:color="D9D5C8" w:sz="4"/>
               <w:left w:val="single" w:color="D9D5C8" w:sz="4"/>
@@ -5257,7 +5257,7 @@
         </w:tc>
         <w:tc>
           <w:tcPr>
-            <w:tcW w:type="dxa" w:w="5448"/>
+            <w:tcW w:type="dxa" w:w="5530"/>
             <w:tcBorders>
               <w:top w:val="single" w:color="D9D5C8" w:sz="4"/>
               <w:left w:val="single" w:color="D9D5C8" w:sz="4"/>
@@ -5294,7 +5294,7 @@
       <w:tr>
         <w:tc>
           <w:tcPr>
-            <w:tcW w:type="dxa" w:w="3300"/>
+            <w:tcW w:type="dxa" w:w="3349"/>
             <w:tcBorders>
               <w:top w:val="single" w:color="D9D5C8" w:sz="4"/>
               <w:left w:val="single" w:color="D9D5C8" w:sz="4"/>
@@ -5329,7 +5329,7 @@
         </w:tc>
         <w:tc>
           <w:tcPr>
-            <w:tcW w:type="dxa" w:w="900"/>
+            <w:tcW w:type="dxa" w:w="913"/>
             <w:tcBorders>
               <w:top w:val="single" w:color="D9D5C8" w:sz="4"/>
               <w:left w:val="single" w:color="D9D5C8" w:sz="4"/>
@@ -5364,7 +5364,7 @@
         </w:tc>
         <w:tc>
           <w:tcPr>
-            <w:tcW w:type="dxa" w:w="5448"/>
+            <w:tcW w:type="dxa" w:w="5530"/>
             <w:tcBorders>
               <w:top w:val="single" w:color="D9D5C8" w:sz="4"/>
               <w:left w:val="single" w:color="D9D5C8" w:sz="4"/>
@@ -5401,7 +5401,7 @@
       <w:tr>
         <w:tc>
           <w:tcPr>
-            <w:tcW w:type="dxa" w:w="3300"/>
+            <w:tcW w:type="dxa" w:w="3349"/>
             <w:tcBorders>
               <w:top w:val="single" w:color="D9D5C8" w:sz="4"/>
               <w:left w:val="single" w:color="D9D5C8" w:sz="4"/>
@@ -5436,7 +5436,7 @@
         </w:tc>
         <w:tc>
           <w:tcPr>
-            <w:tcW w:type="dxa" w:w="900"/>
+            <w:tcW w:type="dxa" w:w="913"/>
             <w:tcBorders>
               <w:top w:val="single" w:color="D9D5C8" w:sz="4"/>
               <w:left w:val="single" w:color="D9D5C8" w:sz="4"/>
@@ -5471,7 +5471,7 @@
         </w:tc>
         <w:tc>
           <w:tcPr>
-            <w:tcW w:type="dxa" w:w="5448"/>
+            <w:tcW w:type="dxa" w:w="5530"/>
             <w:tcBorders>
               <w:top w:val="single" w:color="D9D5C8" w:sz="4"/>
               <w:left w:val="single" w:color="D9D5C8" w:sz="4"/>
@@ -5508,7 +5508,7 @@
       <w:tr>
         <w:tc>
           <w:tcPr>
-            <w:tcW w:type="dxa" w:w="3300"/>
+            <w:tcW w:type="dxa" w:w="3349"/>
             <w:tcBorders>
               <w:top w:val="single" w:color="D9D5C8" w:sz="4"/>
               <w:left w:val="single" w:color="D9D5C8" w:sz="4"/>
@@ -5543,7 +5543,7 @@
         </w:tc>
         <w:tc>
           <w:tcPr>
-            <w:tcW w:type="dxa" w:w="900"/>
+            <w:tcW w:type="dxa" w:w="913"/>
             <w:tcBorders>
               <w:top w:val="single" w:color="D9D5C8" w:sz="4"/>
               <w:left w:val="single" w:color="D9D5C8" w:sz="4"/>
@@ -5578,7 +5578,7 @@
         </w:tc>
         <w:tc>
           <w:tcPr>
-            <w:tcW w:type="dxa" w:w="5448"/>
+            <w:tcW w:type="dxa" w:w="5530"/>
             <w:tcBorders>
               <w:top w:val="single" w:color="D9D5C8" w:sz="4"/>
               <w:left w:val="single" w:color="D9D5C8" w:sz="4"/>
@@ -5615,7 +5615,7 @@
       <w:tr>
         <w:tc>
           <w:tcPr>
-            <w:tcW w:type="dxa" w:w="3300"/>
+            <w:tcW w:type="dxa" w:w="3349"/>
             <w:tcBorders>
               <w:top w:val="single" w:color="D9D5C8" w:sz="4"/>
               <w:left w:val="single" w:color="D9D5C8" w:sz="4"/>
@@ -5650,7 +5650,7 @@
         </w:tc>
         <w:tc>
           <w:tcPr>
-            <w:tcW w:type="dxa" w:w="900"/>
+            <w:tcW w:type="dxa" w:w="913"/>
             <w:tcBorders>
               <w:top w:val="single" w:color="D9D5C8" w:sz="4"/>
               <w:left w:val="single" w:color="D9D5C8" w:sz="4"/>
@@ -5685,7 +5685,7 @@
         </w:tc>
         <w:tc>
           <w:tcPr>
-            <w:tcW w:type="dxa" w:w="5448"/>
+            <w:tcW w:type="dxa" w:w="5530"/>
             <w:tcBorders>
               <w:top w:val="single" w:color="D9D5C8" w:sz="4"/>
               <w:left w:val="single" w:color="D9D5C8" w:sz="4"/>
@@ -5722,7 +5722,7 @@
       <w:tr>
         <w:tc>
           <w:tcPr>
-            <w:tcW w:type="dxa" w:w="3300"/>
+            <w:tcW w:type="dxa" w:w="3349"/>
             <w:tcBorders>
               <w:top w:val="single" w:color="D9D5C8" w:sz="4"/>
               <w:left w:val="single" w:color="D9D5C8" w:sz="4"/>
@@ -5757,7 +5757,7 @@
         </w:tc>
         <w:tc>
           <w:tcPr>
-            <w:tcW w:type="dxa" w:w="900"/>
+            <w:tcW w:type="dxa" w:w="913"/>
             <w:tcBorders>
               <w:top w:val="single" w:color="D9D5C8" w:sz="4"/>
               <w:left w:val="single" w:color="D9D5C8" w:sz="4"/>
@@ -5792,7 +5792,7 @@
         </w:tc>
         <w:tc>
           <w:tcPr>
-            <w:tcW w:type="dxa" w:w="5448"/>
+            <w:tcW w:type="dxa" w:w="5530"/>
             <w:tcBorders>
               <w:top w:val="single" w:color="D9D5C8" w:sz="4"/>
               <w:left w:val="single" w:color="D9D5C8" w:sz="4"/>
@@ -5847,7 +5847,7 @@
     </w:p>
     <w:tbl>
       <w:tblPr>
-        <w:tblW w:type="dxa" w:w="9648"/>
+        <w:tblW w:type="dxa" w:w="9792"/>
         <w:tblBorders>
           <w:top w:val="single" w:color="auto" w:sz="4"/>
           <w:left w:val="single" w:color="auto" w:sz="4"/>
@@ -5858,12 +5858,12 @@
         </w:tblBorders>
       </w:tblPr>
       <w:tblGrid>
-        <w:gridCol w:w="9648"/>
+        <w:gridCol w:w="9792"/>
       </w:tblGrid>
       <w:tr>
         <w:tc>
           <w:tcPr>
-            <w:tcW w:type="dxa" w:w="9648"/>
+            <w:tcW w:type="dxa" w:w="9792"/>
             <w:tcBorders>
               <w:top w:val="single" w:color="D9D5C8" w:sz="4"/>
               <w:left w:val="single" w:color="D9D5C8" w:sz="4"/>
@@ -5998,7 +5998,7 @@
     </w:p>
     <w:tbl>
       <w:tblPr>
-        <w:tblW w:type="dxa" w:w="9648"/>
+        <w:tblW w:type="dxa" w:w="9792"/>
         <w:tblBorders>
           <w:top w:val="single" w:color="auto" w:sz="4"/>
           <w:left w:val="single" w:color="auto" w:sz="4"/>
@@ -6009,12 +6009,12 @@
         </w:tblBorders>
       </w:tblPr>
       <w:tblGrid>
-        <w:gridCol w:w="9648"/>
+        <w:gridCol w:w="9792"/>
       </w:tblGrid>
       <w:tr>
         <w:tc>
           <w:tcPr>
-            <w:tcW w:type="dxa" w:w="9648"/>
+            <w:tcW w:type="dxa" w:w="9792"/>
             <w:tcBorders>
               <w:top w:val="single" w:color="D9D5C8" w:sz="4"/>
               <w:left w:val="single" w:color="D9D5C8" w:sz="4"/>
@@ -6128,7 +6128,7 @@
     </w:p>
     <w:tbl>
       <w:tblPr>
-        <w:tblW w:type="dxa" w:w="9648"/>
+        <w:tblW w:type="dxa" w:w="9792"/>
         <w:tblBorders>
           <w:top w:val="single" w:color="auto" w:sz="4"/>
           <w:left w:val="single" w:color="auto" w:sz="4"/>
@@ -6139,10 +6139,10 @@
         </w:tblBorders>
       </w:tblPr>
       <w:tblGrid>
-        <w:gridCol w:w="2600"/>
-        <w:gridCol w:w="900"/>
-        <w:gridCol w:w="900"/>
-        <w:gridCol w:w="5248"/>
+        <w:gridCol w:w="2639"/>
+        <w:gridCol w:w="913"/>
+        <w:gridCol w:w="913"/>
+        <w:gridCol w:w="5327"/>
       </w:tblGrid>
       <w:tr>
         <w:trPr>
@@ -6150,7 +6150,7 @@
         </w:trPr>
         <w:tc>
           <w:tcPr>
-            <w:tcW w:type="dxa" w:w="2600"/>
+            <w:tcW w:type="dxa" w:w="2639"/>
             <w:tcBorders>
               <w:top w:val="single" w:color="D9D5C8" w:sz="4"/>
               <w:left w:val="single" w:color="D9D5C8" w:sz="4"/>
@@ -6186,7 +6186,7 @@
         </w:tc>
         <w:tc>
           <w:tcPr>
-            <w:tcW w:type="dxa" w:w="900"/>
+            <w:tcW w:type="dxa" w:w="913"/>
             <w:tcBorders>
               <w:top w:val="single" w:color="D9D5C8" w:sz="4"/>
               <w:left w:val="single" w:color="D9D5C8" w:sz="4"/>
@@ -6222,7 +6222,7 @@
         </w:tc>
         <w:tc>
           <w:tcPr>
-            <w:tcW w:type="dxa" w:w="900"/>
+            <w:tcW w:type="dxa" w:w="913"/>
             <w:tcBorders>
               <w:top w:val="single" w:color="D9D5C8" w:sz="4"/>
               <w:left w:val="single" w:color="D9D5C8" w:sz="4"/>
@@ -6258,7 +6258,7 @@
         </w:tc>
         <w:tc>
           <w:tcPr>
-            <w:tcW w:type="dxa" w:w="5248"/>
+            <w:tcW w:type="dxa" w:w="5327"/>
             <w:tcBorders>
               <w:top w:val="single" w:color="D9D5C8" w:sz="4"/>
               <w:left w:val="single" w:color="D9D5C8" w:sz="4"/>
@@ -6296,7 +6296,7 @@
       <w:tr>
         <w:tc>
           <w:tcPr>
-            <w:tcW w:type="dxa" w:w="2600"/>
+            <w:tcW w:type="dxa" w:w="2639"/>
             <w:tcBorders>
               <w:top w:val="single" w:color="D9D5C8" w:sz="4"/>
               <w:left w:val="single" w:color="D9D5C8" w:sz="4"/>
@@ -6331,7 +6331,7 @@
         </w:tc>
         <w:tc>
           <w:tcPr>
-            <w:tcW w:type="dxa" w:w="900"/>
+            <w:tcW w:type="dxa" w:w="913"/>
             <w:tcBorders>
               <w:top w:val="single" w:color="D9D5C8" w:sz="4"/>
               <w:left w:val="single" w:color="D9D5C8" w:sz="4"/>
@@ -6366,7 +6366,7 @@
         </w:tc>
         <w:tc>
           <w:tcPr>
-            <w:tcW w:type="dxa" w:w="900"/>
+            <w:tcW w:type="dxa" w:w="913"/>
             <w:tcBorders>
               <w:top w:val="single" w:color="D9D5C8" w:sz="4"/>
               <w:left w:val="single" w:color="D9D5C8" w:sz="4"/>
@@ -6401,7 +6401,7 @@
         </w:tc>
         <w:tc>
           <w:tcPr>
-            <w:tcW w:type="dxa" w:w="5248"/>
+            <w:tcW w:type="dxa" w:w="5327"/>
             <w:tcBorders>
               <w:top w:val="single" w:color="D9D5C8" w:sz="4"/>
               <w:left w:val="single" w:color="D9D5C8" w:sz="4"/>
@@ -6438,7 +6438,7 @@
       <w:tr>
         <w:tc>
           <w:tcPr>
-            <w:tcW w:type="dxa" w:w="2600"/>
+            <w:tcW w:type="dxa" w:w="2639"/>
             <w:tcBorders>
               <w:top w:val="single" w:color="D9D5C8" w:sz="4"/>
               <w:left w:val="single" w:color="D9D5C8" w:sz="4"/>
@@ -6473,7 +6473,7 @@
         </w:tc>
         <w:tc>
           <w:tcPr>
-            <w:tcW w:type="dxa" w:w="900"/>
+            <w:tcW w:type="dxa" w:w="913"/>
             <w:tcBorders>
               <w:top w:val="single" w:color="D9D5C8" w:sz="4"/>
               <w:left w:val="single" w:color="D9D5C8" w:sz="4"/>
@@ -6508,7 +6508,7 @@
         </w:tc>
         <w:tc>
           <w:tcPr>
-            <w:tcW w:type="dxa" w:w="900"/>
+            <w:tcW w:type="dxa" w:w="913"/>
             <w:tcBorders>
               <w:top w:val="single" w:color="D9D5C8" w:sz="4"/>
               <w:left w:val="single" w:color="D9D5C8" w:sz="4"/>
@@ -6543,7 +6543,7 @@
         </w:tc>
         <w:tc>
           <w:tcPr>
-            <w:tcW w:type="dxa" w:w="5248"/>
+            <w:tcW w:type="dxa" w:w="5327"/>
             <w:tcBorders>
               <w:top w:val="single" w:color="D9D5C8" w:sz="4"/>
               <w:left w:val="single" w:color="D9D5C8" w:sz="4"/>
@@ -6600,7 +6600,7 @@
     </w:p>
     <w:tbl>
       <w:tblPr>
-        <w:tblW w:type="dxa" w:w="9648"/>
+        <w:tblW w:type="dxa" w:w="9792"/>
         <w:tblBorders>
           <w:top w:val="single" w:color="auto" w:sz="4"/>
           <w:left w:val="single" w:color="auto" w:sz="4"/>
@@ -6611,10 +6611,10 @@
         </w:tblBorders>
       </w:tblPr>
       <w:tblGrid>
-        <w:gridCol w:w="2600"/>
-        <w:gridCol w:w="900"/>
-        <w:gridCol w:w="900"/>
-        <w:gridCol w:w="5248"/>
+        <w:gridCol w:w="2639"/>
+        <w:gridCol w:w="913"/>
+        <w:gridCol w:w="913"/>
+        <w:gridCol w:w="5327"/>
       </w:tblGrid>
       <w:tr>
         <w:trPr>
@@ -6622,7 +6622,7 @@
         </w:trPr>
         <w:tc>
           <w:tcPr>
-            <w:tcW w:type="dxa" w:w="2600"/>
+            <w:tcW w:type="dxa" w:w="2639"/>
             <w:tcBorders>
               <w:top w:val="single" w:color="D9D5C8" w:sz="4"/>
               <w:left w:val="single" w:color="D9D5C8" w:sz="4"/>
@@ -6658,7 +6658,7 @@
         </w:tc>
         <w:tc>
           <w:tcPr>
-            <w:tcW w:type="dxa" w:w="900"/>
+            <w:tcW w:type="dxa" w:w="913"/>
             <w:tcBorders>
               <w:top w:val="single" w:color="D9D5C8" w:sz="4"/>
               <w:left w:val="single" w:color="D9D5C8" w:sz="4"/>
@@ -6694,7 +6694,7 @@
         </w:tc>
         <w:tc>
           <w:tcPr>
-            <w:tcW w:type="dxa" w:w="900"/>
+            <w:tcW w:type="dxa" w:w="913"/>
             <w:tcBorders>
               <w:top w:val="single" w:color="D9D5C8" w:sz="4"/>
               <w:left w:val="single" w:color="D9D5C8" w:sz="4"/>
@@ -6730,7 +6730,7 @@
         </w:tc>
         <w:tc>
           <w:tcPr>
-            <w:tcW w:type="dxa" w:w="5248"/>
+            <w:tcW w:type="dxa" w:w="5327"/>
             <w:tcBorders>
               <w:top w:val="single" w:color="D9D5C8" w:sz="4"/>
               <w:left w:val="single" w:color="D9D5C8" w:sz="4"/>
@@ -6768,7 +6768,7 @@
       <w:tr>
         <w:tc>
           <w:tcPr>
-            <w:tcW w:type="dxa" w:w="2600"/>
+            <w:tcW w:type="dxa" w:w="2639"/>
             <w:tcBorders>
               <w:top w:val="single" w:color="D9D5C8" w:sz="4"/>
               <w:left w:val="single" w:color="D9D5C8" w:sz="4"/>
@@ -6803,7 +6803,7 @@
         </w:tc>
         <w:tc>
           <w:tcPr>
-            <w:tcW w:type="dxa" w:w="900"/>
+            <w:tcW w:type="dxa" w:w="913"/>
             <w:tcBorders>
               <w:top w:val="single" w:color="D9D5C8" w:sz="4"/>
               <w:left w:val="single" w:color="D9D5C8" w:sz="4"/>
@@ -6838,7 +6838,7 @@
         </w:tc>
         <w:tc>
           <w:tcPr>
-            <w:tcW w:type="dxa" w:w="900"/>
+            <w:tcW w:type="dxa" w:w="913"/>
             <w:tcBorders>
               <w:top w:val="single" w:color="D9D5C8" w:sz="4"/>
               <w:left w:val="single" w:color="D9D5C8" w:sz="4"/>
@@ -6873,7 +6873,7 @@
         </w:tc>
         <w:tc>
           <w:tcPr>
-            <w:tcW w:type="dxa" w:w="5248"/>
+            <w:tcW w:type="dxa" w:w="5327"/>
             <w:tcBorders>
               <w:top w:val="single" w:color="D9D5C8" w:sz="4"/>
               <w:left w:val="single" w:color="D9D5C8" w:sz="4"/>
@@ -6910,7 +6910,7 @@
       <w:tr>
         <w:tc>
           <w:tcPr>
-            <w:tcW w:type="dxa" w:w="2600"/>
+            <w:tcW w:type="dxa" w:w="2639"/>
             <w:tcBorders>
               <w:top w:val="single" w:color="D9D5C8" w:sz="4"/>
               <w:left w:val="single" w:color="D9D5C8" w:sz="4"/>
@@ -6945,7 +6945,7 @@
         </w:tc>
         <w:tc>
           <w:tcPr>
-            <w:tcW w:type="dxa" w:w="900"/>
+            <w:tcW w:type="dxa" w:w="913"/>
             <w:tcBorders>
               <w:top w:val="single" w:color="D9D5C8" w:sz="4"/>
               <w:left w:val="single" w:color="D9D5C8" w:sz="4"/>
@@ -6980,7 +6980,7 @@
         </w:tc>
         <w:tc>
           <w:tcPr>
-            <w:tcW w:type="dxa" w:w="900"/>
+            <w:tcW w:type="dxa" w:w="913"/>
             <w:tcBorders>
               <w:top w:val="single" w:color="D9D5C8" w:sz="4"/>
               <w:left w:val="single" w:color="D9D5C8" w:sz="4"/>
@@ -7015,7 +7015,7 @@
         </w:tc>
         <w:tc>
           <w:tcPr>
-            <w:tcW w:type="dxa" w:w="5248"/>
+            <w:tcW w:type="dxa" w:w="5327"/>
             <w:tcBorders>
               <w:top w:val="single" w:color="D9D5C8" w:sz="4"/>
               <w:left w:val="single" w:color="D9D5C8" w:sz="4"/>
@@ -7072,7 +7072,7 @@
     </w:p>
     <w:tbl>
       <w:tblPr>
-        <w:tblW w:type="dxa" w:w="9648"/>
+        <w:tblW w:type="dxa" w:w="9792"/>
         <w:tblBorders>
           <w:top w:val="single" w:color="auto" w:sz="4"/>
           <w:left w:val="single" w:color="auto" w:sz="4"/>
@@ -7083,10 +7083,10 @@
         </w:tblBorders>
       </w:tblPr>
       <w:tblGrid>
-        <w:gridCol w:w="2600"/>
-        <w:gridCol w:w="900"/>
-        <w:gridCol w:w="900"/>
-        <w:gridCol w:w="5248"/>
+        <w:gridCol w:w="2639"/>
+        <w:gridCol w:w="913"/>
+        <w:gridCol w:w="913"/>
+        <w:gridCol w:w="5327"/>
       </w:tblGrid>
       <w:tr>
         <w:trPr>
@@ -7094,7 +7094,7 @@
         </w:trPr>
         <w:tc>
           <w:tcPr>
-            <w:tcW w:type="dxa" w:w="2600"/>
+            <w:tcW w:type="dxa" w:w="2639"/>
             <w:tcBorders>
               <w:top w:val="single" w:color="D9D5C8" w:sz="4"/>
               <w:left w:val="single" w:color="D9D5C8" w:sz="4"/>
@@ -7130,7 +7130,7 @@
         </w:tc>
         <w:tc>
           <w:tcPr>
-            <w:tcW w:type="dxa" w:w="900"/>
+            <w:tcW w:type="dxa" w:w="913"/>
             <w:tcBorders>
               <w:top w:val="single" w:color="D9D5C8" w:sz="4"/>
               <w:left w:val="single" w:color="D9D5C8" w:sz="4"/>
@@ -7166,7 +7166,7 @@
         </w:tc>
         <w:tc>
           <w:tcPr>
-            <w:tcW w:type="dxa" w:w="900"/>
+            <w:tcW w:type="dxa" w:w="913"/>
             <w:tcBorders>
               <w:top w:val="single" w:color="D9D5C8" w:sz="4"/>
               <w:left w:val="single" w:color="D9D5C8" w:sz="4"/>
@@ -7202,7 +7202,7 @@
         </w:tc>
         <w:tc>
           <w:tcPr>
-            <w:tcW w:type="dxa" w:w="5248"/>
+            <w:tcW w:type="dxa" w:w="5327"/>
             <w:tcBorders>
               <w:top w:val="single" w:color="D9D5C8" w:sz="4"/>
               <w:left w:val="single" w:color="D9D5C8" w:sz="4"/>
@@ -7240,7 +7240,7 @@
       <w:tr>
         <w:tc>
           <w:tcPr>
-            <w:tcW w:type="dxa" w:w="2600"/>
+            <w:tcW w:type="dxa" w:w="2639"/>
             <w:tcBorders>
               <w:top w:val="single" w:color="D9D5C8" w:sz="4"/>
               <w:left w:val="single" w:color="D9D5C8" w:sz="4"/>
@@ -7275,7 +7275,7 @@
         </w:tc>
         <w:tc>
           <w:tcPr>
-            <w:tcW w:type="dxa" w:w="900"/>
+            <w:tcW w:type="dxa" w:w="913"/>
             <w:tcBorders>
               <w:top w:val="single" w:color="D9D5C8" w:sz="4"/>
               <w:left w:val="single" w:color="D9D5C8" w:sz="4"/>
@@ -7310,7 +7310,7 @@
         </w:tc>
         <w:tc>
           <w:tcPr>
-            <w:tcW w:type="dxa" w:w="900"/>
+            <w:tcW w:type="dxa" w:w="913"/>
             <w:tcBorders>
               <w:top w:val="single" w:color="D9D5C8" w:sz="4"/>
               <w:left w:val="single" w:color="D9D5C8" w:sz="4"/>
@@ -7345,7 +7345,7 @@
         </w:tc>
         <w:tc>
           <w:tcPr>
-            <w:tcW w:type="dxa" w:w="5248"/>
+            <w:tcW w:type="dxa" w:w="5327"/>
             <w:tcBorders>
               <w:top w:val="single" w:color="D9D5C8" w:sz="4"/>
               <w:left w:val="single" w:color="D9D5C8" w:sz="4"/>
@@ -7382,7 +7382,7 @@
       <w:tr>
         <w:tc>
           <w:tcPr>
-            <w:tcW w:type="dxa" w:w="2600"/>
+            <w:tcW w:type="dxa" w:w="2639"/>
             <w:tcBorders>
               <w:top w:val="single" w:color="D9D5C8" w:sz="4"/>
               <w:left w:val="single" w:color="D9D5C8" w:sz="4"/>
@@ -7417,7 +7417,7 @@
         </w:tc>
         <w:tc>
           <w:tcPr>
-            <w:tcW w:type="dxa" w:w="900"/>
+            <w:tcW w:type="dxa" w:w="913"/>
             <w:tcBorders>
               <w:top w:val="single" w:color="D9D5C8" w:sz="4"/>
               <w:left w:val="single" w:color="D9D5C8" w:sz="4"/>
@@ -7452,7 +7452,7 @@
         </w:tc>
         <w:tc>
           <w:tcPr>
-            <w:tcW w:type="dxa" w:w="900"/>
+            <w:tcW w:type="dxa" w:w="913"/>
             <w:tcBorders>
               <w:top w:val="single" w:color="D9D5C8" w:sz="4"/>
               <w:left w:val="single" w:color="D9D5C8" w:sz="4"/>
@@ -7487,7 +7487,7 @@
         </w:tc>
         <w:tc>
           <w:tcPr>
-            <w:tcW w:type="dxa" w:w="5248"/>
+            <w:tcW w:type="dxa" w:w="5327"/>
             <w:tcBorders>
               <w:top w:val="single" w:color="D9D5C8" w:sz="4"/>
               <w:left w:val="single" w:color="D9D5C8" w:sz="4"/>
@@ -7544,7 +7544,7 @@
     </w:p>
     <w:tbl>
       <w:tblPr>
-        <w:tblW w:type="dxa" w:w="9648"/>
+        <w:tblW w:type="dxa" w:w="9792"/>
         <w:tblBorders>
           <w:top w:val="single" w:color="auto" w:sz="4"/>
           <w:left w:val="single" w:color="auto" w:sz="4"/>
@@ -7555,10 +7555,10 @@
         </w:tblBorders>
       </w:tblPr>
       <w:tblGrid>
-        <w:gridCol w:w="2600"/>
-        <w:gridCol w:w="900"/>
-        <w:gridCol w:w="900"/>
-        <w:gridCol w:w="5248"/>
+        <w:gridCol w:w="2639"/>
+        <w:gridCol w:w="913"/>
+        <w:gridCol w:w="913"/>
+        <w:gridCol w:w="5327"/>
       </w:tblGrid>
       <w:tr>
         <w:trPr>
@@ -7566,7 +7566,7 @@
         </w:trPr>
         <w:tc>
           <w:tcPr>
-            <w:tcW w:type="dxa" w:w="2600"/>
+            <w:tcW w:type="dxa" w:w="2639"/>
             <w:tcBorders>
               <w:top w:val="single" w:color="D9D5C8" w:sz="4"/>
               <w:left w:val="single" w:color="D9D5C8" w:sz="4"/>
@@ -7602,7 +7602,7 @@
         </w:tc>
         <w:tc>
           <w:tcPr>
-            <w:tcW w:type="dxa" w:w="900"/>
+            <w:tcW w:type="dxa" w:w="913"/>
             <w:tcBorders>
               <w:top w:val="single" w:color="D9D5C8" w:sz="4"/>
               <w:left w:val="single" w:color="D9D5C8" w:sz="4"/>
@@ -7638,7 +7638,7 @@
         </w:tc>
         <w:tc>
           <w:tcPr>
-            <w:tcW w:type="dxa" w:w="900"/>
+            <w:tcW w:type="dxa" w:w="913"/>
             <w:tcBorders>
               <w:top w:val="single" w:color="D9D5C8" w:sz="4"/>
               <w:left w:val="single" w:color="D9D5C8" w:sz="4"/>
@@ -7674,7 +7674,7 @@
         </w:tc>
         <w:tc>
           <w:tcPr>
-            <w:tcW w:type="dxa" w:w="5248"/>
+            <w:tcW w:type="dxa" w:w="5327"/>
             <w:tcBorders>
               <w:top w:val="single" w:color="D9D5C8" w:sz="4"/>
               <w:left w:val="single" w:color="D9D5C8" w:sz="4"/>
@@ -7712,7 +7712,7 @@
       <w:tr>
         <w:tc>
           <w:tcPr>
-            <w:tcW w:type="dxa" w:w="2600"/>
+            <w:tcW w:type="dxa" w:w="2639"/>
             <w:tcBorders>
               <w:top w:val="single" w:color="D9D5C8" w:sz="4"/>
               <w:left w:val="single" w:color="D9D5C8" w:sz="4"/>
@@ -7747,7 +7747,7 @@
         </w:tc>
         <w:tc>
           <w:tcPr>
-            <w:tcW w:type="dxa" w:w="900"/>
+            <w:tcW w:type="dxa" w:w="913"/>
             <w:tcBorders>
               <w:top w:val="single" w:color="D9D5C8" w:sz="4"/>
               <w:left w:val="single" w:color="D9D5C8" w:sz="4"/>
@@ -7782,7 +7782,7 @@
         </w:tc>
         <w:tc>
           <w:tcPr>
-            <w:tcW w:type="dxa" w:w="900"/>
+            <w:tcW w:type="dxa" w:w="913"/>
             <w:tcBorders>
               <w:top w:val="single" w:color="D9D5C8" w:sz="4"/>
               <w:left w:val="single" w:color="D9D5C8" w:sz="4"/>
@@ -7817,7 +7817,7 @@
         </w:tc>
         <w:tc>
           <w:tcPr>
-            <w:tcW w:type="dxa" w:w="5248"/>
+            <w:tcW w:type="dxa" w:w="5327"/>
             <w:tcBorders>
               <w:top w:val="single" w:color="D9D5C8" w:sz="4"/>
               <w:left w:val="single" w:color="D9D5C8" w:sz="4"/>
@@ -7854,7 +7854,7 @@
       <w:tr>
         <w:tc>
           <w:tcPr>
-            <w:tcW w:type="dxa" w:w="2600"/>
+            <w:tcW w:type="dxa" w:w="2639"/>
             <w:tcBorders>
               <w:top w:val="single" w:color="D9D5C8" w:sz="4"/>
               <w:left w:val="single" w:color="D9D5C8" w:sz="4"/>
@@ -7889,7 +7889,7 @@
         </w:tc>
         <w:tc>
           <w:tcPr>
-            <w:tcW w:type="dxa" w:w="900"/>
+            <w:tcW w:type="dxa" w:w="913"/>
             <w:tcBorders>
               <w:top w:val="single" w:color="D9D5C8" w:sz="4"/>
               <w:left w:val="single" w:color="D9D5C8" w:sz="4"/>
@@ -7924,7 +7924,7 @@
         </w:tc>
         <w:tc>
           <w:tcPr>
-            <w:tcW w:type="dxa" w:w="900"/>
+            <w:tcW w:type="dxa" w:w="913"/>
             <w:tcBorders>
               <w:top w:val="single" w:color="D9D5C8" w:sz="4"/>
               <w:left w:val="single" w:color="D9D5C8" w:sz="4"/>
@@ -7959,7 +7959,7 @@
         </w:tc>
         <w:tc>
           <w:tcPr>
-            <w:tcW w:type="dxa" w:w="5248"/>
+            <w:tcW w:type="dxa" w:w="5327"/>
             <w:tcBorders>
               <w:top w:val="single" w:color="D9D5C8" w:sz="4"/>
               <w:left w:val="single" w:color="D9D5C8" w:sz="4"/>
@@ -8016,7 +8016,7 @@
     </w:p>
     <w:tbl>
       <w:tblPr>
-        <w:tblW w:type="dxa" w:w="9648"/>
+        <w:tblW w:type="dxa" w:w="9792"/>
         <w:tblBorders>
           <w:top w:val="single" w:color="auto" w:sz="4"/>
           <w:left w:val="single" w:color="auto" w:sz="4"/>
@@ -8027,10 +8027,10 @@
         </w:tblBorders>
       </w:tblPr>
       <w:tblGrid>
-        <w:gridCol w:w="2600"/>
-        <w:gridCol w:w="900"/>
-        <w:gridCol w:w="900"/>
-        <w:gridCol w:w="5248"/>
+        <w:gridCol w:w="2639"/>
+        <w:gridCol w:w="913"/>
+        <w:gridCol w:w="913"/>
+        <w:gridCol w:w="5327"/>
       </w:tblGrid>
       <w:tr>
         <w:trPr>
@@ -8038,7 +8038,7 @@
         </w:trPr>
         <w:tc>
           <w:tcPr>
-            <w:tcW w:type="dxa" w:w="2600"/>
+            <w:tcW w:type="dxa" w:w="2639"/>
             <w:tcBorders>
               <w:top w:val="single" w:color="D9D5C8" w:sz="4"/>
               <w:left w:val="single" w:color="D9D5C8" w:sz="4"/>
@@ -8074,7 +8074,7 @@
         </w:tc>
         <w:tc>
           <w:tcPr>
-            <w:tcW w:type="dxa" w:w="900"/>
+            <w:tcW w:type="dxa" w:w="913"/>
             <w:tcBorders>
               <w:top w:val="single" w:color="D9D5C8" w:sz="4"/>
               <w:left w:val="single" w:color="D9D5C8" w:sz="4"/>
@@ -8110,7 +8110,7 @@
         </w:tc>
         <w:tc>
           <w:tcPr>
-            <w:tcW w:type="dxa" w:w="900"/>
+            <w:tcW w:type="dxa" w:w="913"/>
             <w:tcBorders>
               <w:top w:val="single" w:color="D9D5C8" w:sz="4"/>
               <w:left w:val="single" w:color="D9D5C8" w:sz="4"/>
@@ -8146,7 +8146,7 @@
         </w:tc>
         <w:tc>
           <w:tcPr>
-            <w:tcW w:type="dxa" w:w="5248"/>
+            <w:tcW w:type="dxa" w:w="5327"/>
             <w:tcBorders>
               <w:top w:val="single" w:color="D9D5C8" w:sz="4"/>
               <w:left w:val="single" w:color="D9D5C8" w:sz="4"/>
@@ -8184,7 +8184,7 @@
       <w:tr>
         <w:tc>
           <w:tcPr>
-            <w:tcW w:type="dxa" w:w="2600"/>
+            <w:tcW w:type="dxa" w:w="2639"/>
             <w:tcBorders>
               <w:top w:val="single" w:color="D9D5C8" w:sz="4"/>
               <w:left w:val="single" w:color="D9D5C8" w:sz="4"/>
@@ -8219,7 +8219,7 @@
         </w:tc>
         <w:tc>
           <w:tcPr>
-            <w:tcW w:type="dxa" w:w="900"/>
+            <w:tcW w:type="dxa" w:w="913"/>
             <w:tcBorders>
               <w:top w:val="single" w:color="D9D5C8" w:sz="4"/>
               <w:left w:val="single" w:color="D9D5C8" w:sz="4"/>
@@ -8254,7 +8254,7 @@
         </w:tc>
         <w:tc>
           <w:tcPr>
-            <w:tcW w:type="dxa" w:w="900"/>
+            <w:tcW w:type="dxa" w:w="913"/>
             <w:tcBorders>
               <w:top w:val="single" w:color="D9D5C8" w:sz="4"/>
               <w:left w:val="single" w:color="D9D5C8" w:sz="4"/>
@@ -8289,7 +8289,7 @@
         </w:tc>
         <w:tc>
           <w:tcPr>
-            <w:tcW w:type="dxa" w:w="5248"/>
+            <w:tcW w:type="dxa" w:w="5327"/>
             <w:tcBorders>
               <w:top w:val="single" w:color="D9D5C8" w:sz="4"/>
               <w:left w:val="single" w:color="D9D5C8" w:sz="4"/>
@@ -8326,7 +8326,7 @@
       <w:tr>
         <w:tc>
           <w:tcPr>
-            <w:tcW w:type="dxa" w:w="2600"/>
+            <w:tcW w:type="dxa" w:w="2639"/>
             <w:tcBorders>
               <w:top w:val="single" w:color="D9D5C8" w:sz="4"/>
               <w:left w:val="single" w:color="D9D5C8" w:sz="4"/>
@@ -8361,7 +8361,7 @@
         </w:tc>
         <w:tc>
           <w:tcPr>
-            <w:tcW w:type="dxa" w:w="900"/>
+            <w:tcW w:type="dxa" w:w="913"/>
             <w:tcBorders>
               <w:top w:val="single" w:color="D9D5C8" w:sz="4"/>
               <w:left w:val="single" w:color="D9D5C8" w:sz="4"/>
@@ -8396,7 +8396,7 @@
         </w:tc>
         <w:tc>
           <w:tcPr>
-            <w:tcW w:type="dxa" w:w="900"/>
+            <w:tcW w:type="dxa" w:w="913"/>
             <w:tcBorders>
               <w:top w:val="single" w:color="D9D5C8" w:sz="4"/>
               <w:left w:val="single" w:color="D9D5C8" w:sz="4"/>
@@ -8431,7 +8431,7 @@
         </w:tc>
         <w:tc>
           <w:tcPr>
-            <w:tcW w:type="dxa" w:w="5248"/>
+            <w:tcW w:type="dxa" w:w="5327"/>
             <w:tcBorders>
               <w:top w:val="single" w:color="D9D5C8" w:sz="4"/>
               <w:left w:val="single" w:color="D9D5C8" w:sz="4"/>
@@ -8488,7 +8488,7 @@
     </w:p>
     <w:tbl>
       <w:tblPr>
-        <w:tblW w:type="dxa" w:w="9648"/>
+        <w:tblW w:type="dxa" w:w="9792"/>
         <w:tblBorders>
           <w:top w:val="single" w:color="auto" w:sz="4"/>
           <w:left w:val="single" w:color="auto" w:sz="4"/>
@@ -8499,10 +8499,10 @@
         </w:tblBorders>
       </w:tblPr>
       <w:tblGrid>
-        <w:gridCol w:w="2600"/>
-        <w:gridCol w:w="900"/>
-        <w:gridCol w:w="900"/>
-        <w:gridCol w:w="5248"/>
+        <w:gridCol w:w="2639"/>
+        <w:gridCol w:w="913"/>
+        <w:gridCol w:w="913"/>
+        <w:gridCol w:w="5327"/>
       </w:tblGrid>
       <w:tr>
         <w:trPr>
@@ -8510,7 +8510,7 @@
         </w:trPr>
         <w:tc>
           <w:tcPr>
-            <w:tcW w:type="dxa" w:w="2600"/>
+            <w:tcW w:type="dxa" w:w="2639"/>
             <w:tcBorders>
               <w:top w:val="single" w:color="D9D5C8" w:sz="4"/>
               <w:left w:val="single" w:color="D9D5C8" w:sz="4"/>
@@ -8546,7 +8546,7 @@
         </w:tc>
         <w:tc>
           <w:tcPr>
-            <w:tcW w:type="dxa" w:w="900"/>
+            <w:tcW w:type="dxa" w:w="913"/>
             <w:tcBorders>
               <w:top w:val="single" w:color="D9D5C8" w:sz="4"/>
               <w:left w:val="single" w:color="D9D5C8" w:sz="4"/>
@@ -8582,7 +8582,7 @@
         </w:tc>
         <w:tc>
           <w:tcPr>
-            <w:tcW w:type="dxa" w:w="900"/>
+            <w:tcW w:type="dxa" w:w="913"/>
             <w:tcBorders>
               <w:top w:val="single" w:color="D9D5C8" w:sz="4"/>
               <w:left w:val="single" w:color="D9D5C8" w:sz="4"/>
@@ -8618,7 +8618,7 @@
         </w:tc>
         <w:tc>
           <w:tcPr>
-            <w:tcW w:type="dxa" w:w="5248"/>
+            <w:tcW w:type="dxa" w:w="5327"/>
             <w:tcBorders>
               <w:top w:val="single" w:color="D9D5C8" w:sz="4"/>
               <w:left w:val="single" w:color="D9D5C8" w:sz="4"/>
@@ -8656,7 +8656,7 @@
       <w:tr>
         <w:tc>
           <w:tcPr>
-            <w:tcW w:type="dxa" w:w="2600"/>
+            <w:tcW w:type="dxa" w:w="2639"/>
             <w:tcBorders>
               <w:top w:val="single" w:color="D9D5C8" w:sz="4"/>
               <w:left w:val="single" w:color="D9D5C8" w:sz="4"/>
@@ -8691,7 +8691,7 @@
         </w:tc>
         <w:tc>
           <w:tcPr>
-            <w:tcW w:type="dxa" w:w="900"/>
+            <w:tcW w:type="dxa" w:w="913"/>
             <w:tcBorders>
               <w:top w:val="single" w:color="D9D5C8" w:sz="4"/>
               <w:left w:val="single" w:color="D9D5C8" w:sz="4"/>
@@ -8726,7 +8726,7 @@
         </w:tc>
         <w:tc>
           <w:tcPr>
-            <w:tcW w:type="dxa" w:w="900"/>
+            <w:tcW w:type="dxa" w:w="913"/>
             <w:tcBorders>
               <w:top w:val="single" w:color="D9D5C8" w:sz="4"/>
               <w:left w:val="single" w:color="D9D5C8" w:sz="4"/>
@@ -8761,7 +8761,7 @@
         </w:tc>
         <w:tc>
           <w:tcPr>
-            <w:tcW w:type="dxa" w:w="5248"/>
+            <w:tcW w:type="dxa" w:w="5327"/>
             <w:tcBorders>
               <w:top w:val="single" w:color="D9D5C8" w:sz="4"/>
               <w:left w:val="single" w:color="D9D5C8" w:sz="4"/>
@@ -8798,7 +8798,7 @@
       <w:tr>
         <w:tc>
           <w:tcPr>
-            <w:tcW w:type="dxa" w:w="2600"/>
+            <w:tcW w:type="dxa" w:w="2639"/>
             <w:tcBorders>
               <w:top w:val="single" w:color="D9D5C8" w:sz="4"/>
               <w:left w:val="single" w:color="D9D5C8" w:sz="4"/>
@@ -8833,7 +8833,7 @@
         </w:tc>
         <w:tc>
           <w:tcPr>
-            <w:tcW w:type="dxa" w:w="900"/>
+            <w:tcW w:type="dxa" w:w="913"/>
             <w:tcBorders>
               <w:top w:val="single" w:color="D9D5C8" w:sz="4"/>
               <w:left w:val="single" w:color="D9D5C8" w:sz="4"/>
@@ -8868,7 +8868,7 @@
         </w:tc>
         <w:tc>
           <w:tcPr>
-            <w:tcW w:type="dxa" w:w="900"/>
+            <w:tcW w:type="dxa" w:w="913"/>
             <w:tcBorders>
               <w:top w:val="single" w:color="D9D5C8" w:sz="4"/>
               <w:left w:val="single" w:color="D9D5C8" w:sz="4"/>
@@ -8903,7 +8903,7 @@
         </w:tc>
         <w:tc>
           <w:tcPr>
-            <w:tcW w:type="dxa" w:w="5248"/>
+            <w:tcW w:type="dxa" w:w="5327"/>
             <w:tcBorders>
               <w:top w:val="single" w:color="D9D5C8" w:sz="4"/>
               <w:left w:val="single" w:color="D9D5C8" w:sz="4"/>
@@ -8960,7 +8960,7 @@
     </w:p>
     <w:tbl>
       <w:tblPr>
-        <w:tblW w:type="dxa" w:w="9648"/>
+        <w:tblW w:type="dxa" w:w="9792"/>
         <w:tblBorders>
           <w:top w:val="single" w:color="auto" w:sz="4"/>
           <w:left w:val="single" w:color="auto" w:sz="4"/>
@@ -8971,10 +8971,10 @@
         </w:tblBorders>
       </w:tblPr>
       <w:tblGrid>
-        <w:gridCol w:w="2600"/>
-        <w:gridCol w:w="900"/>
-        <w:gridCol w:w="900"/>
-        <w:gridCol w:w="5248"/>
+        <w:gridCol w:w="2639"/>
+        <w:gridCol w:w="913"/>
+        <w:gridCol w:w="913"/>
+        <w:gridCol w:w="5327"/>
       </w:tblGrid>
       <w:tr>
         <w:trPr>
@@ -8982,7 +8982,7 @@
         </w:trPr>
         <w:tc>
           <w:tcPr>
-            <w:tcW w:type="dxa" w:w="2600"/>
+            <w:tcW w:type="dxa" w:w="2639"/>
             <w:tcBorders>
               <w:top w:val="single" w:color="D9D5C8" w:sz="4"/>
               <w:left w:val="single" w:color="D9D5C8" w:sz="4"/>
@@ -9018,7 +9018,7 @@
         </w:tc>
         <w:tc>
           <w:tcPr>
-            <w:tcW w:type="dxa" w:w="900"/>
+            <w:tcW w:type="dxa" w:w="913"/>
             <w:tcBorders>
               <w:top w:val="single" w:color="D9D5C8" w:sz="4"/>
               <w:left w:val="single" w:color="D9D5C8" w:sz="4"/>
@@ -9054,7 +9054,7 @@
         </w:tc>
         <w:tc>
           <w:tcPr>
-            <w:tcW w:type="dxa" w:w="900"/>
+            <w:tcW w:type="dxa" w:w="913"/>
             <w:tcBorders>
               <w:top w:val="single" w:color="D9D5C8" w:sz="4"/>
               <w:left w:val="single" w:color="D9D5C8" w:sz="4"/>
@@ -9090,7 +9090,7 @@
         </w:tc>
         <w:tc>
           <w:tcPr>
-            <w:tcW w:type="dxa" w:w="5248"/>
+            <w:tcW w:type="dxa" w:w="5327"/>
             <w:tcBorders>
               <w:top w:val="single" w:color="D9D5C8" w:sz="4"/>
               <w:left w:val="single" w:color="D9D5C8" w:sz="4"/>
@@ -9128,7 +9128,7 @@
       <w:tr>
         <w:tc>
           <w:tcPr>
-            <w:tcW w:type="dxa" w:w="2600"/>
+            <w:tcW w:type="dxa" w:w="2639"/>
             <w:tcBorders>
               <w:top w:val="single" w:color="D9D5C8" w:sz="4"/>
               <w:left w:val="single" w:color="D9D5C8" w:sz="4"/>
@@ -9163,7 +9163,7 @@
         </w:tc>
         <w:tc>
           <w:tcPr>
-            <w:tcW w:type="dxa" w:w="900"/>
+            <w:tcW w:type="dxa" w:w="913"/>
             <w:tcBorders>
               <w:top w:val="single" w:color="D9D5C8" w:sz="4"/>
               <w:left w:val="single" w:color="D9D5C8" w:sz="4"/>
@@ -9198,7 +9198,7 @@
         </w:tc>
         <w:tc>
           <w:tcPr>
-            <w:tcW w:type="dxa" w:w="900"/>
+            <w:tcW w:type="dxa" w:w="913"/>
             <w:tcBorders>
               <w:top w:val="single" w:color="D9D5C8" w:sz="4"/>
               <w:left w:val="single" w:color="D9D5C8" w:sz="4"/>
@@ -9233,7 +9233,7 @@
         </w:tc>
         <w:tc>
           <w:tcPr>
-            <w:tcW w:type="dxa" w:w="5248"/>
+            <w:tcW w:type="dxa" w:w="5327"/>
             <w:tcBorders>
               <w:top w:val="single" w:color="D9D5C8" w:sz="4"/>
               <w:left w:val="single" w:color="D9D5C8" w:sz="4"/>
@@ -9270,7 +9270,7 @@
       <w:tr>
         <w:tc>
           <w:tcPr>
-            <w:tcW w:type="dxa" w:w="2600"/>
+            <w:tcW w:type="dxa" w:w="2639"/>
             <w:tcBorders>
               <w:top w:val="single" w:color="D9D5C8" w:sz="4"/>
               <w:left w:val="single" w:color="D9D5C8" w:sz="4"/>
@@ -9305,7 +9305,7 @@
         </w:tc>
         <w:tc>
           <w:tcPr>
-            <w:tcW w:type="dxa" w:w="900"/>
+            <w:tcW w:type="dxa" w:w="913"/>
             <w:tcBorders>
               <w:top w:val="single" w:color="D9D5C8" w:sz="4"/>
               <w:left w:val="single" w:color="D9D5C8" w:sz="4"/>
@@ -9340,7 +9340,7 @@
         </w:tc>
         <w:tc>
           <w:tcPr>
-            <w:tcW w:type="dxa" w:w="900"/>
+            <w:tcW w:type="dxa" w:w="913"/>
             <w:tcBorders>
               <w:top w:val="single" w:color="D9D5C8" w:sz="4"/>
               <w:left w:val="single" w:color="D9D5C8" w:sz="4"/>
@@ -9375,7 +9375,7 @@
         </w:tc>
         <w:tc>
           <w:tcPr>
-            <w:tcW w:type="dxa" w:w="5248"/>
+            <w:tcW w:type="dxa" w:w="5327"/>
             <w:tcBorders>
               <w:top w:val="single" w:color="D9D5C8" w:sz="4"/>
               <w:left w:val="single" w:color="D9D5C8" w:sz="4"/>
@@ -9432,7 +9432,7 @@
     </w:p>
     <w:tbl>
       <w:tblPr>
-        <w:tblW w:type="dxa" w:w="9648"/>
+        <w:tblW w:type="dxa" w:w="9792"/>
         <w:tblBorders>
           <w:top w:val="single" w:color="auto" w:sz="4"/>
           <w:left w:val="single" w:color="auto" w:sz="4"/>
@@ -9443,10 +9443,10 @@
         </w:tblBorders>
       </w:tblPr>
       <w:tblGrid>
-        <w:gridCol w:w="2600"/>
-        <w:gridCol w:w="900"/>
-        <w:gridCol w:w="900"/>
-        <w:gridCol w:w="5248"/>
+        <w:gridCol w:w="2639"/>
+        <w:gridCol w:w="913"/>
+        <w:gridCol w:w="913"/>
+        <w:gridCol w:w="5327"/>
       </w:tblGrid>
       <w:tr>
         <w:trPr>
@@ -9454,7 +9454,7 @@
         </w:trPr>
         <w:tc>
           <w:tcPr>
-            <w:tcW w:type="dxa" w:w="2600"/>
+            <w:tcW w:type="dxa" w:w="2639"/>
             <w:tcBorders>
               <w:top w:val="single" w:color="D9D5C8" w:sz="4"/>
               <w:left w:val="single" w:color="D9D5C8" w:sz="4"/>
@@ -9490,7 +9490,7 @@
         </w:tc>
         <w:tc>
           <w:tcPr>
-            <w:tcW w:type="dxa" w:w="900"/>
+            <w:tcW w:type="dxa" w:w="913"/>
             <w:tcBorders>
               <w:top w:val="single" w:color="D9D5C8" w:sz="4"/>
               <w:left w:val="single" w:color="D9D5C8" w:sz="4"/>
@@ -9526,7 +9526,7 @@
         </w:tc>
         <w:tc>
           <w:tcPr>
-            <w:tcW w:type="dxa" w:w="900"/>
+            <w:tcW w:type="dxa" w:w="913"/>
             <w:tcBorders>
               <w:top w:val="single" w:color="D9D5C8" w:sz="4"/>
               <w:left w:val="single" w:color="D9D5C8" w:sz="4"/>
@@ -9562,7 +9562,7 @@
         </w:tc>
         <w:tc>
           <w:tcPr>
-            <w:tcW w:type="dxa" w:w="5248"/>
+            <w:tcW w:type="dxa" w:w="5327"/>
             <w:tcBorders>
               <w:top w:val="single" w:color="D9D5C8" w:sz="4"/>
               <w:left w:val="single" w:color="D9D5C8" w:sz="4"/>
@@ -9600,7 +9600,7 @@
       <w:tr>
         <w:tc>
           <w:tcPr>
-            <w:tcW w:type="dxa" w:w="2600"/>
+            <w:tcW w:type="dxa" w:w="2639"/>
             <w:tcBorders>
               <w:top w:val="single" w:color="D9D5C8" w:sz="4"/>
               <w:left w:val="single" w:color="D9D5C8" w:sz="4"/>
@@ -9635,7 +9635,7 @@
         </w:tc>
         <w:tc>
           <w:tcPr>
-            <w:tcW w:type="dxa" w:w="900"/>
+            <w:tcW w:type="dxa" w:w="913"/>
             <w:tcBorders>
               <w:top w:val="single" w:color="D9D5C8" w:sz="4"/>
               <w:left w:val="single" w:color="D9D5C8" w:sz="4"/>
@@ -9670,7 +9670,7 @@
         </w:tc>
         <w:tc>
           <w:tcPr>
-            <w:tcW w:type="dxa" w:w="900"/>
+            <w:tcW w:type="dxa" w:w="913"/>
             <w:tcBorders>
               <w:top w:val="single" w:color="D9D5C8" w:sz="4"/>
               <w:left w:val="single" w:color="D9D5C8" w:sz="4"/>
@@ -9705,7 +9705,7 @@
         </w:tc>
         <w:tc>
           <w:tcPr>
-            <w:tcW w:type="dxa" w:w="5248"/>
+            <w:tcW w:type="dxa" w:w="5327"/>
             <w:tcBorders>
               <w:top w:val="single" w:color="D9D5C8" w:sz="4"/>
               <w:left w:val="single" w:color="D9D5C8" w:sz="4"/>
@@ -9742,7 +9742,7 @@
       <w:tr>
         <w:tc>
           <w:tcPr>
-            <w:tcW w:type="dxa" w:w="2600"/>
+            <w:tcW w:type="dxa" w:w="2639"/>
             <w:tcBorders>
               <w:top w:val="single" w:color="D9D5C8" w:sz="4"/>
               <w:left w:val="single" w:color="D9D5C8" w:sz="4"/>
@@ -9777,7 +9777,7 @@
         </w:tc>
         <w:tc>
           <w:tcPr>
-            <w:tcW w:type="dxa" w:w="900"/>
+            <w:tcW w:type="dxa" w:w="913"/>
             <w:tcBorders>
               <w:top w:val="single" w:color="D9D5C8" w:sz="4"/>
               <w:left w:val="single" w:color="D9D5C8" w:sz="4"/>
@@ -9812,7 +9812,7 @@
         </w:tc>
         <w:tc>
           <w:tcPr>
-            <w:tcW w:type="dxa" w:w="900"/>
+            <w:tcW w:type="dxa" w:w="913"/>
             <w:tcBorders>
               <w:top w:val="single" w:color="D9D5C8" w:sz="4"/>
               <w:left w:val="single" w:color="D9D5C8" w:sz="4"/>
@@ -9847,7 +9847,7 @@
         </w:tc>
         <w:tc>
           <w:tcPr>
-            <w:tcW w:type="dxa" w:w="5248"/>
+            <w:tcW w:type="dxa" w:w="5327"/>
             <w:tcBorders>
               <w:top w:val="single" w:color="D9D5C8" w:sz="4"/>
               <w:left w:val="single" w:color="D9D5C8" w:sz="4"/>
@@ -9904,7 +9904,7 @@
     </w:p>
     <w:tbl>
       <w:tblPr>
-        <w:tblW w:type="dxa" w:w="9648"/>
+        <w:tblW w:type="dxa" w:w="9792"/>
         <w:tblBorders>
           <w:top w:val="single" w:color="auto" w:sz="4"/>
           <w:left w:val="single" w:color="auto" w:sz="4"/>
@@ -9915,10 +9915,10 @@
         </w:tblBorders>
       </w:tblPr>
       <w:tblGrid>
-        <w:gridCol w:w="2600"/>
-        <w:gridCol w:w="900"/>
-        <w:gridCol w:w="900"/>
-        <w:gridCol w:w="5248"/>
+        <w:gridCol w:w="2639"/>
+        <w:gridCol w:w="913"/>
+        <w:gridCol w:w="913"/>
+        <w:gridCol w:w="5327"/>
       </w:tblGrid>
       <w:tr>
         <w:trPr>
@@ -9926,7 +9926,7 @@
         </w:trPr>
         <w:tc>
           <w:tcPr>
-            <w:tcW w:type="dxa" w:w="2600"/>
+            <w:tcW w:type="dxa" w:w="2639"/>
             <w:tcBorders>
               <w:top w:val="single" w:color="D9D5C8" w:sz="4"/>
               <w:left w:val="single" w:color="D9D5C8" w:sz="4"/>
@@ -9962,7 +9962,7 @@
         </w:tc>
         <w:tc>
           <w:tcPr>
-            <w:tcW w:type="dxa" w:w="900"/>
+            <w:tcW w:type="dxa" w:w="913"/>
             <w:tcBorders>
               <w:top w:val="single" w:color="D9D5C8" w:sz="4"/>
               <w:left w:val="single" w:color="D9D5C8" w:sz="4"/>
@@ -9998,7 +9998,7 @@
         </w:tc>
         <w:tc>
           <w:tcPr>
-            <w:tcW w:type="dxa" w:w="900"/>
+            <w:tcW w:type="dxa" w:w="913"/>
             <w:tcBorders>
               <w:top w:val="single" w:color="D9D5C8" w:sz="4"/>
               <w:left w:val="single" w:color="D9D5C8" w:sz="4"/>
@@ -10034,7 +10034,7 @@
         </w:tc>
         <w:tc>
           <w:tcPr>
-            <w:tcW w:type="dxa" w:w="5248"/>
+            <w:tcW w:type="dxa" w:w="5327"/>
             <w:tcBorders>
               <w:top w:val="single" w:color="D9D5C8" w:sz="4"/>
               <w:left w:val="single" w:color="D9D5C8" w:sz="4"/>
@@ -10072,7 +10072,7 @@
       <w:tr>
         <w:tc>
           <w:tcPr>
-            <w:tcW w:type="dxa" w:w="2600"/>
+            <w:tcW w:type="dxa" w:w="2639"/>
             <w:tcBorders>
               <w:top w:val="single" w:color="D9D5C8" w:sz="4"/>
               <w:left w:val="single" w:color="D9D5C8" w:sz="4"/>
@@ -10107,7 +10107,7 @@
         </w:tc>
         <w:tc>
           <w:tcPr>
-            <w:tcW w:type="dxa" w:w="900"/>
+            <w:tcW w:type="dxa" w:w="913"/>
             <w:tcBorders>
               <w:top w:val="single" w:color="D9D5C8" w:sz="4"/>
               <w:left w:val="single" w:color="D9D5C8" w:sz="4"/>
@@ -10142,7 +10142,7 @@
         </w:tc>
         <w:tc>
           <w:tcPr>
-            <w:tcW w:type="dxa" w:w="900"/>
+            <w:tcW w:type="dxa" w:w="913"/>
             <w:tcBorders>
               <w:top w:val="single" w:color="D9D5C8" w:sz="4"/>
               <w:left w:val="single" w:color="D9D5C8" w:sz="4"/>
@@ -10177,7 +10177,7 @@
         </w:tc>
         <w:tc>
           <w:tcPr>
-            <w:tcW w:type="dxa" w:w="5248"/>
+            <w:tcW w:type="dxa" w:w="5327"/>
             <w:tcBorders>
               <w:top w:val="single" w:color="D9D5C8" w:sz="4"/>
               <w:left w:val="single" w:color="D9D5C8" w:sz="4"/>
@@ -10214,7 +10214,7 @@
       <w:tr>
         <w:tc>
           <w:tcPr>
-            <w:tcW w:type="dxa" w:w="2600"/>
+            <w:tcW w:type="dxa" w:w="2639"/>
             <w:tcBorders>
               <w:top w:val="single" w:color="D9D5C8" w:sz="4"/>
               <w:left w:val="single" w:color="D9D5C8" w:sz="4"/>
@@ -10249,7 +10249,7 @@
         </w:tc>
         <w:tc>
           <w:tcPr>
-            <w:tcW w:type="dxa" w:w="900"/>
+            <w:tcW w:type="dxa" w:w="913"/>
             <w:tcBorders>
               <w:top w:val="single" w:color="D9D5C8" w:sz="4"/>
               <w:left w:val="single" w:color="D9D5C8" w:sz="4"/>
@@ -10284,7 +10284,7 @@
         </w:tc>
         <w:tc>
           <w:tcPr>
-            <w:tcW w:type="dxa" w:w="900"/>
+            <w:tcW w:type="dxa" w:w="913"/>
             <w:tcBorders>
               <w:top w:val="single" w:color="D9D5C8" w:sz="4"/>
               <w:left w:val="single" w:color="D9D5C8" w:sz="4"/>
@@ -10319,7 +10319,7 @@
         </w:tc>
         <w:tc>
           <w:tcPr>
-            <w:tcW w:type="dxa" w:w="5248"/>
+            <w:tcW w:type="dxa" w:w="5327"/>
             <w:tcBorders>
               <w:top w:val="single" w:color="D9D5C8" w:sz="4"/>
               <w:left w:val="single" w:color="D9D5C8" w:sz="4"/>
@@ -10381,7 +10381,7 @@
     </w:p>
     <w:tbl>
       <w:tblPr>
-        <w:tblW w:type="dxa" w:w="9648"/>
+        <w:tblW w:type="dxa" w:w="9792"/>
         <w:tblBorders>
           <w:top w:val="single" w:color="auto" w:sz="4"/>
           <w:left w:val="single" w:color="auto" w:sz="4"/>
@@ -10392,8 +10392,8 @@
         </w:tblBorders>
       </w:tblPr>
       <w:tblGrid>
-        <w:gridCol w:w="2600"/>
-        <w:gridCol w:w="7048"/>
+        <w:gridCol w:w="2639"/>
+        <w:gridCol w:w="7153"/>
       </w:tblGrid>
       <w:tr>
         <w:trPr>
@@ -10401,7 +10401,7 @@
         </w:trPr>
         <w:tc>
           <w:tcPr>
-            <w:tcW w:type="dxa" w:w="2600"/>
+            <w:tcW w:type="dxa" w:w="2639"/>
             <w:tcBorders>
               <w:top w:val="single" w:color="D9D5C8" w:sz="4"/>
               <w:left w:val="single" w:color="D9D5C8" w:sz="4"/>
@@ -10437,7 +10437,7 @@
         </w:tc>
         <w:tc>
           <w:tcPr>
-            <w:tcW w:type="dxa" w:w="7048"/>
+            <w:tcW w:type="dxa" w:w="7153"/>
             <w:tcBorders>
               <w:top w:val="single" w:color="D9D5C8" w:sz="4"/>
               <w:left w:val="single" w:color="D9D5C8" w:sz="4"/>
@@ -10475,7 +10475,7 @@
       <w:tr>
         <w:tc>
           <w:tcPr>
-            <w:tcW w:type="dxa" w:w="2600"/>
+            <w:tcW w:type="dxa" w:w="2639"/>
             <w:tcBorders>
               <w:top w:val="single" w:color="D9D5C8" w:sz="4"/>
               <w:left w:val="single" w:color="D9D5C8" w:sz="4"/>
@@ -10510,7 +10510,7 @@
         </w:tc>
         <w:tc>
           <w:tcPr>
-            <w:tcW w:type="dxa" w:w="7048"/>
+            <w:tcW w:type="dxa" w:w="7153"/>
             <w:tcBorders>
               <w:top w:val="single" w:color="D9D5C8" w:sz="4"/>
               <w:left w:val="single" w:color="D9D5C8" w:sz="4"/>
@@ -10547,7 +10547,7 @@
       <w:tr>
         <w:tc>
           <w:tcPr>
-            <w:tcW w:type="dxa" w:w="2600"/>
+            <w:tcW w:type="dxa" w:w="2639"/>
             <w:tcBorders>
               <w:top w:val="single" w:color="D9D5C8" w:sz="4"/>
               <w:left w:val="single" w:color="D9D5C8" w:sz="4"/>
@@ -10582,7 +10582,7 @@
         </w:tc>
         <w:tc>
           <w:tcPr>
-            <w:tcW w:type="dxa" w:w="7048"/>
+            <w:tcW w:type="dxa" w:w="7153"/>
             <w:tcBorders>
               <w:top w:val="single" w:color="D9D5C8" w:sz="4"/>
               <w:left w:val="single" w:color="D9D5C8" w:sz="4"/>
@@ -10619,7 +10619,7 @@
       <w:tr>
         <w:tc>
           <w:tcPr>
-            <w:tcW w:type="dxa" w:w="2600"/>
+            <w:tcW w:type="dxa" w:w="2639"/>
             <w:tcBorders>
               <w:top w:val="single" w:color="D9D5C8" w:sz="4"/>
               <w:left w:val="single" w:color="D9D5C8" w:sz="4"/>
@@ -10654,7 +10654,7 @@
         </w:tc>
         <w:tc>
           <w:tcPr>
-            <w:tcW w:type="dxa" w:w="7048"/>
+            <w:tcW w:type="dxa" w:w="7153"/>
             <w:tcBorders>
               <w:top w:val="single" w:color="D9D5C8" w:sz="4"/>
               <w:left w:val="single" w:color="D9D5C8" w:sz="4"/>
@@ -10790,7 +10790,7 @@
     </w:p>
     <w:tbl>
       <w:tblPr>
-        <w:tblW w:type="dxa" w:w="9648"/>
+        <w:tblW w:type="dxa" w:w="9792"/>
         <w:tblBorders>
           <w:top w:val="single" w:color="auto" w:sz="4"/>
           <w:left w:val="single" w:color="auto" w:sz="4"/>
@@ -10801,12 +10801,12 @@
         </w:tblBorders>
       </w:tblPr>
       <w:tblGrid>
-        <w:gridCol w:w="9648"/>
+        <w:gridCol w:w="9792"/>
       </w:tblGrid>
       <w:tr>
         <w:tc>
           <w:tcPr>
-            <w:tcW w:type="dxa" w:w="9648"/>
+            <w:tcW w:type="dxa" w:w="9792"/>
             <w:tcBorders>
               <w:top w:val="single" w:color="D9D5C8" w:sz="4"/>
               <w:left w:val="single" w:color="D9D5C8" w:sz="4"/>
@@ -10862,7 +10862,7 @@
     </w:tbl>
     <w:tbl>
       <w:tblPr>
-        <w:tblW w:type="dxa" w:w="9648"/>
+        <w:tblW w:type="dxa" w:w="9792"/>
         <w:tblBorders>
           <w:top w:val="single" w:color="auto" w:sz="4"/>
           <w:left w:val="single" w:color="auto" w:sz="4"/>
@@ -10873,8 +10873,8 @@
         </w:tblBorders>
       </w:tblPr>
       <w:tblGrid>
-        <w:gridCol w:w="2600"/>
-        <w:gridCol w:w="7048"/>
+        <w:gridCol w:w="2639"/>
+        <w:gridCol w:w="7153"/>
       </w:tblGrid>
       <w:tr>
         <w:trPr>
@@ -10882,7 +10882,7 @@
         </w:trPr>
         <w:tc>
           <w:tcPr>
-            <w:tcW w:type="dxa" w:w="2600"/>
+            <w:tcW w:type="dxa" w:w="2639"/>
             <w:tcBorders>
               <w:top w:val="single" w:color="D9D5C8" w:sz="4"/>
               <w:left w:val="single" w:color="D9D5C8" w:sz="4"/>
@@ -10918,7 +10918,7 @@
         </w:tc>
         <w:tc>
           <w:tcPr>
-            <w:tcW w:type="dxa" w:w="7048"/>
+            <w:tcW w:type="dxa" w:w="7153"/>
             <w:tcBorders>
               <w:top w:val="single" w:color="D9D5C8" w:sz="4"/>
               <w:left w:val="single" w:color="D9D5C8" w:sz="4"/>
@@ -10959,41 +10959,41 @@
         </w:trPr>
         <w:tc>
           <w:tcPr>
-            <w:tcW w:type="dxa" w:w="2600"/>
-            <w:tcBorders>
-              <w:top w:val="single" w:color="D9D5C8" w:sz="4"/>
-              <w:left w:val="single" w:color="D9D5C8" w:sz="4"/>
-              <w:bottom w:val="single" w:color="D9D5C8" w:sz="4"/>
-              <w:right w:val="single" w:color="D9D5C8" w:sz="4"/>
-            </w:tcBorders>
-            <w:tcMar>
-              <w:top w:type="dxa" w:w="60"/>
-              <w:left w:type="dxa" w:w="110"/>
-              <w:bottom w:type="dxa" w:w="60"/>
-              <w:right w:type="dxa" w:w="110"/>
-            </w:tcMar>
-          </w:tcPr>
-          <w:p>
-            <w:pPr>
-              <w:spacing w:after="0"/>
-            </w:pPr>
-            <w:r>
-              <w:rPr>
-                <w:b w:val="false"/>
-                <w:bCs w:val="false"/>
-                <w:i w:val="false"/>
-                <w:iCs w:val="false"/>
-                <w:color w:val="1A1A1A"/>
-                <w:sz w:val="20"/>
-                <w:szCs w:val="20"/>
-                <w:rFonts w:ascii="Calibri" w:cs="Calibri" w:eastAsia="Calibri" w:hAnsi="Calibri"/>
-              </w:rPr>
-            </w:r>
-          </w:p>
-        </w:tc>
-        <w:tc>
-          <w:tcPr>
-            <w:tcW w:type="dxa" w:w="7048"/>
+            <w:tcW w:type="dxa" w:w="2639"/>
+            <w:tcBorders>
+              <w:top w:val="single" w:color="D9D5C8" w:sz="4"/>
+              <w:left w:val="single" w:color="D9D5C8" w:sz="4"/>
+              <w:bottom w:val="single" w:color="D9D5C8" w:sz="4"/>
+              <w:right w:val="single" w:color="D9D5C8" w:sz="4"/>
+            </w:tcBorders>
+            <w:tcMar>
+              <w:top w:type="dxa" w:w="60"/>
+              <w:left w:type="dxa" w:w="110"/>
+              <w:bottom w:type="dxa" w:w="60"/>
+              <w:right w:type="dxa" w:w="110"/>
+            </w:tcMar>
+          </w:tcPr>
+          <w:p>
+            <w:pPr>
+              <w:spacing w:after="0"/>
+            </w:pPr>
+            <w:r>
+              <w:rPr>
+                <w:b w:val="false"/>
+                <w:bCs w:val="false"/>
+                <w:i w:val="false"/>
+                <w:iCs w:val="false"/>
+                <w:color w:val="1A1A1A"/>
+                <w:sz w:val="20"/>
+                <w:szCs w:val="20"/>
+                <w:rFonts w:ascii="Calibri" w:cs="Calibri" w:eastAsia="Calibri" w:hAnsi="Calibri"/>
+              </w:rPr>
+            </w:r>
+          </w:p>
+        </w:tc>
+        <w:tc>
+          <w:tcPr>
+            <w:tcW w:type="dxa" w:w="7153"/>
             <w:tcBorders>
               <w:top w:val="single" w:color="D9D5C8" w:sz="4"/>
               <w:left w:val="single" w:color="D9D5C8" w:sz="4"/>
@@ -11032,41 +11032,41 @@
         </w:trPr>
         <w:tc>
           <w:tcPr>
-            <w:tcW w:type="dxa" w:w="2600"/>
-            <w:tcBorders>
-              <w:top w:val="single" w:color="D9D5C8" w:sz="4"/>
-              <w:left w:val="single" w:color="D9D5C8" w:sz="4"/>
-              <w:bottom w:val="single" w:color="D9D5C8" w:sz="4"/>
-              <w:right w:val="single" w:color="D9D5C8" w:sz="4"/>
-            </w:tcBorders>
-            <w:tcMar>
-              <w:top w:type="dxa" w:w="60"/>
-              <w:left w:type="dxa" w:w="110"/>
-              <w:bottom w:type="dxa" w:w="60"/>
-              <w:right w:type="dxa" w:w="110"/>
-            </w:tcMar>
-          </w:tcPr>
-          <w:p>
-            <w:pPr>
-              <w:spacing w:after="0"/>
-            </w:pPr>
-            <w:r>
-              <w:rPr>
-                <w:b w:val="false"/>
-                <w:bCs w:val="false"/>
-                <w:i w:val="false"/>
-                <w:iCs w:val="false"/>
-                <w:color w:val="1A1A1A"/>
-                <w:sz w:val="20"/>
-                <w:szCs w:val="20"/>
-                <w:rFonts w:ascii="Calibri" w:cs="Calibri" w:eastAsia="Calibri" w:hAnsi="Calibri"/>
-              </w:rPr>
-            </w:r>
-          </w:p>
-        </w:tc>
-        <w:tc>
-          <w:tcPr>
-            <w:tcW w:type="dxa" w:w="7048"/>
+            <w:tcW w:type="dxa" w:w="2639"/>
+            <w:tcBorders>
+              <w:top w:val="single" w:color="D9D5C8" w:sz="4"/>
+              <w:left w:val="single" w:color="D9D5C8" w:sz="4"/>
+              <w:bottom w:val="single" w:color="D9D5C8" w:sz="4"/>
+              <w:right w:val="single" w:color="D9D5C8" w:sz="4"/>
+            </w:tcBorders>
+            <w:tcMar>
+              <w:top w:type="dxa" w:w="60"/>
+              <w:left w:type="dxa" w:w="110"/>
+              <w:bottom w:type="dxa" w:w="60"/>
+              <w:right w:type="dxa" w:w="110"/>
+            </w:tcMar>
+          </w:tcPr>
+          <w:p>
+            <w:pPr>
+              <w:spacing w:after="0"/>
+            </w:pPr>
+            <w:r>
+              <w:rPr>
+                <w:b w:val="false"/>
+                <w:bCs w:val="false"/>
+                <w:i w:val="false"/>
+                <w:iCs w:val="false"/>
+                <w:color w:val="1A1A1A"/>
+                <w:sz w:val="20"/>
+                <w:szCs w:val="20"/>
+                <w:rFonts w:ascii="Calibri" w:cs="Calibri" w:eastAsia="Calibri" w:hAnsi="Calibri"/>
+              </w:rPr>
+            </w:r>
+          </w:p>
+        </w:tc>
+        <w:tc>
+          <w:tcPr>
+            <w:tcW w:type="dxa" w:w="7153"/>
             <w:tcBorders>
               <w:top w:val="single" w:color="D9D5C8" w:sz="4"/>
               <w:left w:val="single" w:color="D9D5C8" w:sz="4"/>
@@ -11105,41 +11105,41 @@
         </w:trPr>
         <w:tc>
           <w:tcPr>
-            <w:tcW w:type="dxa" w:w="2600"/>
-            <w:tcBorders>
-              <w:top w:val="single" w:color="D9D5C8" w:sz="4"/>
-              <w:left w:val="single" w:color="D9D5C8" w:sz="4"/>
-              <w:bottom w:val="single" w:color="D9D5C8" w:sz="4"/>
-              <w:right w:val="single" w:color="D9D5C8" w:sz="4"/>
-            </w:tcBorders>
-            <w:tcMar>
-              <w:top w:type="dxa" w:w="60"/>
-              <w:left w:type="dxa" w:w="110"/>
-              <w:bottom w:type="dxa" w:w="60"/>
-              <w:right w:type="dxa" w:w="110"/>
-            </w:tcMar>
-          </w:tcPr>
-          <w:p>
-            <w:pPr>
-              <w:spacing w:after="0"/>
-            </w:pPr>
-            <w:r>
-              <w:rPr>
-                <w:b w:val="false"/>
-                <w:bCs w:val="false"/>
-                <w:i w:val="false"/>
-                <w:iCs w:val="false"/>
-                <w:color w:val="1A1A1A"/>
-                <w:sz w:val="20"/>
-                <w:szCs w:val="20"/>
-                <w:rFonts w:ascii="Calibri" w:cs="Calibri" w:eastAsia="Calibri" w:hAnsi="Calibri"/>
-              </w:rPr>
-            </w:r>
-          </w:p>
-        </w:tc>
-        <w:tc>
-          <w:tcPr>
-            <w:tcW w:type="dxa" w:w="7048"/>
+            <w:tcW w:type="dxa" w:w="2639"/>
+            <w:tcBorders>
+              <w:top w:val="single" w:color="D9D5C8" w:sz="4"/>
+              <w:left w:val="single" w:color="D9D5C8" w:sz="4"/>
+              <w:bottom w:val="single" w:color="D9D5C8" w:sz="4"/>
+              <w:right w:val="single" w:color="D9D5C8" w:sz="4"/>
+            </w:tcBorders>
+            <w:tcMar>
+              <w:top w:type="dxa" w:w="60"/>
+              <w:left w:type="dxa" w:w="110"/>
+              <w:bottom w:type="dxa" w:w="60"/>
+              <w:right w:type="dxa" w:w="110"/>
+            </w:tcMar>
+          </w:tcPr>
+          <w:p>
+            <w:pPr>
+              <w:spacing w:after="0"/>
+            </w:pPr>
+            <w:r>
+              <w:rPr>
+                <w:b w:val="false"/>
+                <w:bCs w:val="false"/>
+                <w:i w:val="false"/>
+                <w:iCs w:val="false"/>
+                <w:color w:val="1A1A1A"/>
+                <w:sz w:val="20"/>
+                <w:szCs w:val="20"/>
+                <w:rFonts w:ascii="Calibri" w:cs="Calibri" w:eastAsia="Calibri" w:hAnsi="Calibri"/>
+              </w:rPr>
+            </w:r>
+          </w:p>
+        </w:tc>
+        <w:tc>
+          <w:tcPr>
+            <w:tcW w:type="dxa" w:w="7153"/>
             <w:tcBorders>
               <w:top w:val="single" w:color="D9D5C8" w:sz="4"/>
               <w:left w:val="single" w:color="D9D5C8" w:sz="4"/>
@@ -11178,41 +11178,41 @@
         </w:trPr>
         <w:tc>
           <w:tcPr>
-            <w:tcW w:type="dxa" w:w="2600"/>
-            <w:tcBorders>
-              <w:top w:val="single" w:color="D9D5C8" w:sz="4"/>
-              <w:left w:val="single" w:color="D9D5C8" w:sz="4"/>
-              <w:bottom w:val="single" w:color="D9D5C8" w:sz="4"/>
-              <w:right w:val="single" w:color="D9D5C8" w:sz="4"/>
-            </w:tcBorders>
-            <w:tcMar>
-              <w:top w:type="dxa" w:w="60"/>
-              <w:left w:type="dxa" w:w="110"/>
-              <w:bottom w:type="dxa" w:w="60"/>
-              <w:right w:type="dxa" w:w="110"/>
-            </w:tcMar>
-          </w:tcPr>
-          <w:p>
-            <w:pPr>
-              <w:spacing w:after="0"/>
-            </w:pPr>
-            <w:r>
-              <w:rPr>
-                <w:b w:val="false"/>
-                <w:bCs w:val="false"/>
-                <w:i w:val="false"/>
-                <w:iCs w:val="false"/>
-                <w:color w:val="1A1A1A"/>
-                <w:sz w:val="20"/>
-                <w:szCs w:val="20"/>
-                <w:rFonts w:ascii="Calibri" w:cs="Calibri" w:eastAsia="Calibri" w:hAnsi="Calibri"/>
-              </w:rPr>
-            </w:r>
-          </w:p>
-        </w:tc>
-        <w:tc>
-          <w:tcPr>
-            <w:tcW w:type="dxa" w:w="7048"/>
+            <w:tcW w:type="dxa" w:w="2639"/>
+            <w:tcBorders>
+              <w:top w:val="single" w:color="D9D5C8" w:sz="4"/>
+              <w:left w:val="single" w:color="D9D5C8" w:sz="4"/>
+              <w:bottom w:val="single" w:color="D9D5C8" w:sz="4"/>
+              <w:right w:val="single" w:color="D9D5C8" w:sz="4"/>
+            </w:tcBorders>
+            <w:tcMar>
+              <w:top w:type="dxa" w:w="60"/>
+              <w:left w:type="dxa" w:w="110"/>
+              <w:bottom w:type="dxa" w:w="60"/>
+              <w:right w:type="dxa" w:w="110"/>
+            </w:tcMar>
+          </w:tcPr>
+          <w:p>
+            <w:pPr>
+              <w:spacing w:after="0"/>
+            </w:pPr>
+            <w:r>
+              <w:rPr>
+                <w:b w:val="false"/>
+                <w:bCs w:val="false"/>
+                <w:i w:val="false"/>
+                <w:iCs w:val="false"/>
+                <w:color w:val="1A1A1A"/>
+                <w:sz w:val="20"/>
+                <w:szCs w:val="20"/>
+                <w:rFonts w:ascii="Calibri" w:cs="Calibri" w:eastAsia="Calibri" w:hAnsi="Calibri"/>
+              </w:rPr>
+            </w:r>
+          </w:p>
+        </w:tc>
+        <w:tc>
+          <w:tcPr>
+            <w:tcW w:type="dxa" w:w="7153"/>
             <w:tcBorders>
               <w:top w:val="single" w:color="D9D5C8" w:sz="4"/>
               <w:left w:val="single" w:color="D9D5C8" w:sz="4"/>
@@ -11266,7 +11266,7 @@
     </w:p>
     <w:tbl>
       <w:tblPr>
-        <w:tblW w:type="dxa" w:w="9648"/>
+        <w:tblW w:type="dxa" w:w="9792"/>
         <w:tblBorders>
           <w:top w:val="single" w:color="auto" w:sz="4"/>
           <w:left w:val="single" w:color="auto" w:sz="4"/>
@@ -11277,12 +11277,12 @@
         </w:tblBorders>
       </w:tblPr>
       <w:tblGrid>
-        <w:gridCol w:w="9648"/>
+        <w:gridCol w:w="9792"/>
       </w:tblGrid>
       <w:tr>
         <w:tc>
           <w:tcPr>
-            <w:tcW w:type="dxa" w:w="9648"/>
+            <w:tcW w:type="dxa" w:w="9792"/>
             <w:tcBorders>
               <w:top w:val="single" w:color="D9D5C8" w:sz="4"/>
               <w:left w:val="single" w:color="D9D5C8" w:sz="4"/>
@@ -11323,7 +11323,7 @@
         </w:trPr>
         <w:tc>
           <w:tcPr>
-            <w:tcW w:type="dxa" w:w="9648"/>
+            <w:tcW w:type="dxa" w:w="9792"/>
             <w:tcBorders>
               <w:top w:val="single" w:color="D9D5C8" w:sz="4"/>
               <w:left w:val="single" w:color="D9D5C8" w:sz="4"/>
@@ -11359,7 +11359,7 @@
     </w:tbl>
     <w:tbl>
       <w:tblPr>
-        <w:tblW w:type="dxa" w:w="9648"/>
+        <w:tblW w:type="dxa" w:w="9792"/>
         <w:tblBorders>
           <w:top w:val="single" w:color="auto" w:sz="4"/>
           <w:left w:val="single" w:color="auto" w:sz="4"/>
@@ -11370,12 +11370,12 @@
         </w:tblBorders>
       </w:tblPr>
       <w:tblGrid>
-        <w:gridCol w:w="9648"/>
+        <w:gridCol w:w="9792"/>
       </w:tblGrid>
       <w:tr>
         <w:tc>
           <w:tcPr>
-            <w:tcW w:type="dxa" w:w="9648"/>
+            <w:tcW w:type="dxa" w:w="9792"/>
             <w:tcBorders>
               <w:top w:val="single" w:color="D9D5C8" w:sz="4"/>
               <w:left w:val="single" w:color="D9D5C8" w:sz="4"/>
@@ -11416,7 +11416,7 @@
         </w:trPr>
         <w:tc>
           <w:tcPr>
-            <w:tcW w:type="dxa" w:w="9648"/>
+            <w:tcW w:type="dxa" w:w="9792"/>
             <w:tcBorders>
               <w:top w:val="single" w:color="D9D5C8" w:sz="4"/>
               <w:left w:val="single" w:color="D9D5C8" w:sz="4"/>
@@ -11455,7 +11455,7 @@
         </w:trPr>
         <w:tc>
           <w:tcPr>
-            <w:tcW w:type="dxa" w:w="9648"/>
+            <w:tcW w:type="dxa" w:w="9792"/>
             <w:tcBorders>
               <w:top w:val="single" w:color="D9D5C8" w:sz="4"/>
               <w:left w:val="single" w:color="D9D5C8" w:sz="4"/>
@@ -11491,7 +11491,7 @@
     </w:tbl>
     <w:tbl>
       <w:tblPr>
-        <w:tblW w:type="dxa" w:w="9648"/>
+        <w:tblW w:type="dxa" w:w="9792"/>
         <w:tblBorders>
           <w:top w:val="single" w:color="auto" w:sz="4"/>
           <w:left w:val="single" w:color="auto" w:sz="4"/>
@@ -11502,12 +11502,12 @@
         </w:tblBorders>
       </w:tblPr>
       <w:tblGrid>
-        <w:gridCol w:w="9648"/>
+        <w:gridCol w:w="9792"/>
       </w:tblGrid>
       <w:tr>
         <w:tc>
           <w:tcPr>
-            <w:tcW w:type="dxa" w:w="9648"/>
+            <w:tcW w:type="dxa" w:w="9792"/>
             <w:tcBorders>
               <w:top w:val="single" w:color="D9D5C8" w:sz="4"/>
               <w:left w:val="single" w:color="D9D5C8" w:sz="4"/>
@@ -11548,7 +11548,7 @@
         </w:trPr>
         <w:tc>
           <w:tcPr>
-            <w:tcW w:type="dxa" w:w="9648"/>
+            <w:tcW w:type="dxa" w:w="9792"/>
             <w:tcBorders>
               <w:top w:val="single" w:color="D9D5C8" w:sz="4"/>
               <w:left w:val="single" w:color="D9D5C8" w:sz="4"/>
@@ -11627,7 +11627,7 @@
     </w:p>
     <w:tbl>
       <w:tblPr>
-        <w:tblW w:type="dxa" w:w="9648"/>
+        <w:tblW w:type="dxa" w:w="9792"/>
         <w:tblBorders>
           <w:top w:val="single" w:color="auto" w:sz="4"/>
           <w:left w:val="single" w:color="auto" w:sz="4"/>
@@ -11638,12 +11638,12 @@
         </w:tblBorders>
       </w:tblPr>
       <w:tblGrid>
-        <w:gridCol w:w="9648"/>
+        <w:gridCol w:w="9792"/>
       </w:tblGrid>
       <w:tr>
         <w:tc>
           <w:tcPr>
-            <w:tcW w:type="dxa" w:w="9648"/>
+            <w:tcW w:type="dxa" w:w="9792"/>
             <w:tcBorders>
               <w:top w:val="single" w:color="D9D5C8" w:sz="4"/>
               <w:left w:val="single" w:color="D9D5C8" w:sz="4"/>
@@ -11699,7 +11699,7 @@
     </w:tbl>
     <w:tbl>
       <w:tblPr>
-        <w:tblW w:type="dxa" w:w="9648"/>
+        <w:tblW w:type="dxa" w:w="9792"/>
         <w:tblBorders>
           <w:top w:val="single" w:color="auto" w:sz="4"/>
           <w:left w:val="single" w:color="auto" w:sz="4"/>
@@ -11710,12 +11710,12 @@
         </w:tblBorders>
       </w:tblPr>
       <w:tblGrid>
-        <w:gridCol w:w="9648"/>
+        <w:gridCol w:w="9792"/>
       </w:tblGrid>
       <w:tr>
         <w:tc>
           <w:tcPr>
-            <w:tcW w:type="dxa" w:w="9648"/>
+            <w:tcW w:type="dxa" w:w="9792"/>
             <w:tcBorders>
               <w:top w:val="single" w:color="D9D5C8" w:sz="4"/>
               <w:left w:val="single" w:color="D9D5C8" w:sz="4"/>
@@ -11784,7 +11784,7 @@
     </w:p>
     <w:tbl>
       <w:tblPr>
-        <w:tblW w:type="dxa" w:w="9648"/>
+        <w:tblW w:type="dxa" w:w="9792"/>
         <w:tblBorders>
           <w:top w:val="single" w:color="auto" w:sz="4"/>
           <w:left w:val="single" w:color="auto" w:sz="4"/>
@@ -11795,8 +11795,8 @@
         </w:tblBorders>
       </w:tblPr>
       <w:tblGrid>
-        <w:gridCol w:w="4824"/>
-        <w:gridCol w:w="4824"/>
+        <w:gridCol w:w="4896"/>
+        <w:gridCol w:w="4896"/>
       </w:tblGrid>
       <w:tr>
         <w:trPr>
@@ -11804,7 +11804,7 @@
         </w:trPr>
         <w:tc>
           <w:tcPr>
-            <w:tcW w:type="dxa" w:w="4824"/>
+            <w:tcW w:type="dxa" w:w="4896"/>
             <w:tcBorders>
               <w:top w:val="single" w:color="D9D5C8" w:sz="4"/>
               <w:left w:val="single" w:color="D9D5C8" w:sz="4"/>
@@ -11840,7 +11840,7 @@
         </w:tc>
         <w:tc>
           <w:tcPr>
-            <w:tcW w:type="dxa" w:w="4824"/>
+            <w:tcW w:type="dxa" w:w="4896"/>
             <w:tcBorders>
               <w:top w:val="single" w:color="D9D5C8" w:sz="4"/>
               <w:left w:val="single" w:color="D9D5C8" w:sz="4"/>
@@ -11881,41 +11881,41 @@
         </w:trPr>
         <w:tc>
           <w:tcPr>
-            <w:tcW w:type="dxa" w:w="4824"/>
-            <w:tcBorders>
-              <w:top w:val="single" w:color="D9D5C8" w:sz="4"/>
-              <w:left w:val="single" w:color="D9D5C8" w:sz="4"/>
-              <w:bottom w:val="single" w:color="D9D5C8" w:sz="4"/>
-              <w:right w:val="single" w:color="D9D5C8" w:sz="4"/>
-            </w:tcBorders>
-            <w:tcMar>
-              <w:top w:type="dxa" w:w="60"/>
-              <w:left w:type="dxa" w:w="110"/>
-              <w:bottom w:type="dxa" w:w="60"/>
-              <w:right w:type="dxa" w:w="110"/>
-            </w:tcMar>
-          </w:tcPr>
-          <w:p>
-            <w:pPr>
-              <w:spacing w:after="0"/>
-            </w:pPr>
-            <w:r>
-              <w:rPr>
-                <w:b w:val="false"/>
-                <w:bCs w:val="false"/>
-                <w:i w:val="false"/>
-                <w:iCs w:val="false"/>
-                <w:color w:val="1A1A1A"/>
-                <w:sz w:val="20"/>
-                <w:szCs w:val="20"/>
-                <w:rFonts w:ascii="Calibri" w:cs="Calibri" w:eastAsia="Calibri" w:hAnsi="Calibri"/>
-              </w:rPr>
-            </w:r>
-          </w:p>
-        </w:tc>
-        <w:tc>
-          <w:tcPr>
-            <w:tcW w:type="dxa" w:w="4824"/>
+            <w:tcW w:type="dxa" w:w="4896"/>
+            <w:tcBorders>
+              <w:top w:val="single" w:color="D9D5C8" w:sz="4"/>
+              <w:left w:val="single" w:color="D9D5C8" w:sz="4"/>
+              <w:bottom w:val="single" w:color="D9D5C8" w:sz="4"/>
+              <w:right w:val="single" w:color="D9D5C8" w:sz="4"/>
+            </w:tcBorders>
+            <w:tcMar>
+              <w:top w:type="dxa" w:w="60"/>
+              <w:left w:type="dxa" w:w="110"/>
+              <w:bottom w:type="dxa" w:w="60"/>
+              <w:right w:type="dxa" w:w="110"/>
+            </w:tcMar>
+          </w:tcPr>
+          <w:p>
+            <w:pPr>
+              <w:spacing w:after="0"/>
+            </w:pPr>
+            <w:r>
+              <w:rPr>
+                <w:b w:val="false"/>
+                <w:bCs w:val="false"/>
+                <w:i w:val="false"/>
+                <w:iCs w:val="false"/>
+                <w:color w:val="1A1A1A"/>
+                <w:sz w:val="20"/>
+                <w:szCs w:val="20"/>
+                <w:rFonts w:ascii="Calibri" w:cs="Calibri" w:eastAsia="Calibri" w:hAnsi="Calibri"/>
+              </w:rPr>
+            </w:r>
+          </w:p>
+        </w:tc>
+        <w:tc>
+          <w:tcPr>
+            <w:tcW w:type="dxa" w:w="4896"/>
             <w:tcBorders>
               <w:top w:val="single" w:color="D9D5C8" w:sz="4"/>
               <w:left w:val="single" w:color="D9D5C8" w:sz="4"/>
@@ -11954,7 +11954,7 @@
         </w:trPr>
         <w:tc>
           <w:tcPr>
-            <w:tcW w:type="dxa" w:w="4824"/>
+            <w:tcW w:type="dxa" w:w="4896"/>
             <w:tcBorders>
               <w:top w:val="single" w:color="D9D5C8" w:sz="4"/>
               <w:left w:val="single" w:color="D9D5C8" w:sz="4"/>
@@ -11989,7 +11989,7 @@
         </w:tc>
         <w:tc>
           <w:tcPr>
-            <w:tcW w:type="dxa" w:w="4824"/>
+            <w:tcW w:type="dxa" w:w="4896"/>
             <w:tcBorders>
               <w:top w:val="single" w:color="D9D5C8" w:sz="4"/>
               <w:left w:val="single" w:color="D9D5C8" w:sz="4"/>
@@ -12029,41 +12029,41 @@
         </w:trPr>
         <w:tc>
           <w:tcPr>
-            <w:tcW w:type="dxa" w:w="4824"/>
-            <w:tcBorders>
-              <w:top w:val="single" w:color="D9D5C8" w:sz="4"/>
-              <w:left w:val="single" w:color="D9D5C8" w:sz="4"/>
-              <w:bottom w:val="single" w:color="D9D5C8" w:sz="4"/>
-              <w:right w:val="single" w:color="D9D5C8" w:sz="4"/>
-            </w:tcBorders>
-            <w:tcMar>
-              <w:top w:type="dxa" w:w="60"/>
-              <w:left w:type="dxa" w:w="110"/>
-              <w:bottom w:type="dxa" w:w="60"/>
-              <w:right w:type="dxa" w:w="110"/>
-            </w:tcMar>
-          </w:tcPr>
-          <w:p>
-            <w:pPr>
-              <w:spacing w:after="0"/>
-            </w:pPr>
-            <w:r>
-              <w:rPr>
-                <w:b w:val="false"/>
-                <w:bCs w:val="false"/>
-                <w:i w:val="false"/>
-                <w:iCs w:val="false"/>
-                <w:color w:val="1A1A1A"/>
-                <w:sz w:val="20"/>
-                <w:szCs w:val="20"/>
-                <w:rFonts w:ascii="Calibri" w:cs="Calibri" w:eastAsia="Calibri" w:hAnsi="Calibri"/>
-              </w:rPr>
-            </w:r>
-          </w:p>
-        </w:tc>
-        <w:tc>
-          <w:tcPr>
-            <w:tcW w:type="dxa" w:w="4824"/>
+            <w:tcW w:type="dxa" w:w="4896"/>
+            <w:tcBorders>
+              <w:top w:val="single" w:color="D9D5C8" w:sz="4"/>
+              <w:left w:val="single" w:color="D9D5C8" w:sz="4"/>
+              <w:bottom w:val="single" w:color="D9D5C8" w:sz="4"/>
+              <w:right w:val="single" w:color="D9D5C8" w:sz="4"/>
+            </w:tcBorders>
+            <w:tcMar>
+              <w:top w:type="dxa" w:w="60"/>
+              <w:left w:type="dxa" w:w="110"/>
+              <w:bottom w:type="dxa" w:w="60"/>
+              <w:right w:type="dxa" w:w="110"/>
+            </w:tcMar>
+          </w:tcPr>
+          <w:p>
+            <w:pPr>
+              <w:spacing w:after="0"/>
+            </w:pPr>
+            <w:r>
+              <w:rPr>
+                <w:b w:val="false"/>
+                <w:bCs w:val="false"/>
+                <w:i w:val="false"/>
+                <w:iCs w:val="false"/>
+                <w:color w:val="1A1A1A"/>
+                <w:sz w:val="20"/>
+                <w:szCs w:val="20"/>
+                <w:rFonts w:ascii="Calibri" w:cs="Calibri" w:eastAsia="Calibri" w:hAnsi="Calibri"/>
+              </w:rPr>
+            </w:r>
+          </w:p>
+        </w:tc>
+        <w:tc>
+          <w:tcPr>
+            <w:tcW w:type="dxa" w:w="4896"/>
             <w:tcBorders>
               <w:top w:val="single" w:color="D9D5C8" w:sz="4"/>
               <w:left w:val="single" w:color="D9D5C8" w:sz="4"/>
@@ -12099,7 +12099,7 @@
     </w:tbl>
     <w:tbl>
       <w:tblPr>
-        <w:tblW w:type="dxa" w:w="9648"/>
+        <w:tblW w:type="dxa" w:w="9792"/>
         <w:tblBorders>
           <w:top w:val="single" w:color="auto" w:sz="4"/>
           <w:left w:val="single" w:color="auto" w:sz="4"/>
@@ -12110,12 +12110,12 @@
         </w:tblBorders>
       </w:tblPr>
       <w:tblGrid>
-        <w:gridCol w:w="9648"/>
+        <w:gridCol w:w="9792"/>
       </w:tblGrid>
       <w:tr>
         <w:tc>
           <w:tcPr>
-            <w:tcW w:type="dxa" w:w="9648"/>
+            <w:tcW w:type="dxa" w:w="9792"/>
             <w:tcBorders>
               <w:top w:val="single" w:color="D9D5C8" w:sz="4"/>
               <w:left w:val="single" w:color="D9D5C8" w:sz="4"/>
@@ -12156,7 +12156,7 @@
         </w:trPr>
         <w:tc>
           <w:tcPr>
-            <w:tcW w:type="dxa" w:w="9648"/>
+            <w:tcW w:type="dxa" w:w="9792"/>
             <w:tcBorders>
               <w:top w:val="single" w:color="D9D5C8" w:sz="4"/>
               <w:left w:val="single" w:color="D9D5C8" w:sz="4"/>
@@ -12235,7 +12235,7 @@
     </w:p>
     <w:tbl>
       <w:tblPr>
-        <w:tblW w:type="dxa" w:w="9648"/>
+        <w:tblW w:type="dxa" w:w="9792"/>
         <w:tblBorders>
           <w:top w:val="single" w:color="auto" w:sz="4"/>
           <w:left w:val="single" w:color="auto" w:sz="4"/>
@@ -12246,9 +12246,9 @@
         </w:tblBorders>
       </w:tblPr>
       <w:tblGrid>
-        <w:gridCol w:w="3200"/>
-        <w:gridCol w:w="1900"/>
-        <w:gridCol w:w="4548"/>
+        <w:gridCol w:w="3248"/>
+        <w:gridCol w:w="1928"/>
+        <w:gridCol w:w="4616"/>
       </w:tblGrid>
       <w:tr>
         <w:trPr>
@@ -12256,7 +12256,7 @@
         </w:trPr>
         <w:tc>
           <w:tcPr>
-            <w:tcW w:type="dxa" w:w="3200"/>
+            <w:tcW w:type="dxa" w:w="3248"/>
             <w:tcBorders>
               <w:top w:val="single" w:color="D9D5C8" w:sz="4"/>
               <w:left w:val="single" w:color="D9D5C8" w:sz="4"/>
@@ -12292,7 +12292,7 @@
         </w:tc>
         <w:tc>
           <w:tcPr>
-            <w:tcW w:type="dxa" w:w="1900"/>
+            <w:tcW w:type="dxa" w:w="1928"/>
             <w:tcBorders>
               <w:top w:val="single" w:color="D9D5C8" w:sz="4"/>
               <w:left w:val="single" w:color="D9D5C8" w:sz="4"/>
@@ -12328,7 +12328,7 @@
         </w:tc>
         <w:tc>
           <w:tcPr>
-            <w:tcW w:type="dxa" w:w="4548"/>
+            <w:tcW w:type="dxa" w:w="4616"/>
             <w:tcBorders>
               <w:top w:val="single" w:color="D9D5C8" w:sz="4"/>
               <w:left w:val="single" w:color="D9D5C8" w:sz="4"/>
@@ -12366,7 +12366,7 @@
       <w:tr>
         <w:tc>
           <w:tcPr>
-            <w:tcW w:type="dxa" w:w="3200"/>
+            <w:tcW w:type="dxa" w:w="3248"/>
             <w:tcBorders>
               <w:top w:val="single" w:color="D9D5C8" w:sz="4"/>
               <w:left w:val="single" w:color="D9D5C8" w:sz="4"/>
@@ -12401,7 +12401,7 @@
         </w:tc>
         <w:tc>
           <w:tcPr>
-            <w:tcW w:type="dxa" w:w="1900"/>
+            <w:tcW w:type="dxa" w:w="1928"/>
             <w:tcBorders>
               <w:top w:val="single" w:color="D9D5C8" w:sz="4"/>
               <w:left w:val="single" w:color="D9D5C8" w:sz="4"/>
@@ -12436,7 +12436,7 @@
         </w:tc>
         <w:tc>
           <w:tcPr>
-            <w:tcW w:type="dxa" w:w="4548"/>
+            <w:tcW w:type="dxa" w:w="4616"/>
             <w:tcBorders>
               <w:top w:val="single" w:color="D9D5C8" w:sz="4"/>
               <w:left w:val="single" w:color="D9D5C8" w:sz="4"/>
@@ -12473,7 +12473,7 @@
       <w:tr>
         <w:tc>
           <w:tcPr>
-            <w:tcW w:type="dxa" w:w="3200"/>
+            <w:tcW w:type="dxa" w:w="3248"/>
             <w:tcBorders>
               <w:top w:val="single" w:color="D9D5C8" w:sz="4"/>
               <w:left w:val="single" w:color="D9D5C8" w:sz="4"/>
@@ -12508,7 +12508,7 @@
         </w:tc>
         <w:tc>
           <w:tcPr>
-            <w:tcW w:type="dxa" w:w="1900"/>
+            <w:tcW w:type="dxa" w:w="1928"/>
             <w:tcBorders>
               <w:top w:val="single" w:color="D9D5C8" w:sz="4"/>
               <w:left w:val="single" w:color="D9D5C8" w:sz="4"/>
@@ -12543,7 +12543,7 @@
         </w:tc>
         <w:tc>
           <w:tcPr>
-            <w:tcW w:type="dxa" w:w="4548"/>
+            <w:tcW w:type="dxa" w:w="4616"/>
             <w:tcBorders>
               <w:top w:val="single" w:color="D9D5C8" w:sz="4"/>
               <w:left w:val="single" w:color="D9D5C8" w:sz="4"/>
@@ -12580,7 +12580,7 @@
       <w:tr>
         <w:tc>
           <w:tcPr>
-            <w:tcW w:type="dxa" w:w="3200"/>
+            <w:tcW w:type="dxa" w:w="3248"/>
             <w:tcBorders>
               <w:top w:val="single" w:color="D9D5C8" w:sz="4"/>
               <w:left w:val="single" w:color="D9D5C8" w:sz="4"/>
@@ -12615,7 +12615,7 @@
         </w:tc>
         <w:tc>
           <w:tcPr>
-            <w:tcW w:type="dxa" w:w="1900"/>
+            <w:tcW w:type="dxa" w:w="1928"/>
             <w:tcBorders>
               <w:top w:val="single" w:color="D9D5C8" w:sz="4"/>
               <w:left w:val="single" w:color="D9D5C8" w:sz="4"/>
@@ -12650,7 +12650,7 @@
         </w:tc>
         <w:tc>
           <w:tcPr>
-            <w:tcW w:type="dxa" w:w="4548"/>
+            <w:tcW w:type="dxa" w:w="4616"/>
             <w:tcBorders>
               <w:top w:val="single" w:color="D9D5C8" w:sz="4"/>
               <w:left w:val="single" w:color="D9D5C8" w:sz="4"/>
@@ -12687,7 +12687,7 @@
       <w:tr>
         <w:tc>
           <w:tcPr>
-            <w:tcW w:type="dxa" w:w="3200"/>
+            <w:tcW w:type="dxa" w:w="3248"/>
             <w:tcBorders>
               <w:top w:val="single" w:color="D9D5C8" w:sz="4"/>
               <w:left w:val="single" w:color="D9D5C8" w:sz="4"/>
@@ -12722,7 +12722,7 @@
         </w:tc>
         <w:tc>
           <w:tcPr>
-            <w:tcW w:type="dxa" w:w="1900"/>
+            <w:tcW w:type="dxa" w:w="1928"/>
             <w:tcBorders>
               <w:top w:val="single" w:color="D9D5C8" w:sz="4"/>
               <w:left w:val="single" w:color="D9D5C8" w:sz="4"/>
@@ -12757,7 +12757,7 @@
         </w:tc>
         <w:tc>
           <w:tcPr>
-            <w:tcW w:type="dxa" w:w="4548"/>
+            <w:tcW w:type="dxa" w:w="4616"/>
             <w:tcBorders>
               <w:top w:val="single" w:color="D9D5C8" w:sz="4"/>
               <w:left w:val="single" w:color="D9D5C8" w:sz="4"/>
@@ -12794,7 +12794,7 @@
       <w:tr>
         <w:tc>
           <w:tcPr>
-            <w:tcW w:type="dxa" w:w="3200"/>
+            <w:tcW w:type="dxa" w:w="3248"/>
             <w:tcBorders>
               <w:top w:val="single" w:color="D9D5C8" w:sz="4"/>
               <w:left w:val="single" w:color="D9D5C8" w:sz="4"/>
@@ -12829,7 +12829,7 @@
         </w:tc>
         <w:tc>
           <w:tcPr>
-            <w:tcW w:type="dxa" w:w="1900"/>
+            <w:tcW w:type="dxa" w:w="1928"/>
             <w:tcBorders>
               <w:top w:val="single" w:color="D9D5C8" w:sz="4"/>
               <w:left w:val="single" w:color="D9D5C8" w:sz="4"/>
@@ -12864,7 +12864,7 @@
         </w:tc>
         <w:tc>
           <w:tcPr>
-            <w:tcW w:type="dxa" w:w="4548"/>
+            <w:tcW w:type="dxa" w:w="4616"/>
             <w:tcBorders>
               <w:top w:val="single" w:color="D9D5C8" w:sz="4"/>
               <w:left w:val="single" w:color="D9D5C8" w:sz="4"/>
@@ -12901,7 +12901,7 @@
       <w:tr>
         <w:tc>
           <w:tcPr>
-            <w:tcW w:type="dxa" w:w="3200"/>
+            <w:tcW w:type="dxa" w:w="3248"/>
             <w:tcBorders>
               <w:top w:val="single" w:color="D9D5C8" w:sz="4"/>
               <w:left w:val="single" w:color="D9D5C8" w:sz="4"/>
@@ -12936,7 +12936,7 @@
         </w:tc>
         <w:tc>
           <w:tcPr>
-            <w:tcW w:type="dxa" w:w="1900"/>
+            <w:tcW w:type="dxa" w:w="1928"/>
             <w:tcBorders>
               <w:top w:val="single" w:color="D9D5C8" w:sz="4"/>
               <w:left w:val="single" w:color="D9D5C8" w:sz="4"/>
@@ -12971,7 +12971,7 @@
         </w:tc>
         <w:tc>
           <w:tcPr>
-            <w:tcW w:type="dxa" w:w="4548"/>
+            <w:tcW w:type="dxa" w:w="4616"/>
             <w:tcBorders>
               <w:top w:val="single" w:color="D9D5C8" w:sz="4"/>
               <w:left w:val="single" w:color="D9D5C8" w:sz="4"/>
@@ -13008,7 +13008,7 @@
     </w:tbl>
     <w:tbl>
       <w:tblPr>
-        <w:tblW w:type="dxa" w:w="9648"/>
+        <w:tblW w:type="dxa" w:w="9792"/>
         <w:tblBorders>
           <w:top w:val="single" w:color="auto" w:sz="4"/>
           <w:left w:val="single" w:color="auto" w:sz="4"/>
@@ -13019,12 +13019,12 @@
         </w:tblBorders>
       </w:tblPr>
       <w:tblGrid>
-        <w:gridCol w:w="9648"/>
+        <w:gridCol w:w="9792"/>
       </w:tblGrid>
       <w:tr>
         <w:tc>
           <w:tcPr>
-            <w:tcW w:type="dxa" w:w="9648"/>
+            <w:tcW w:type="dxa" w:w="9792"/>
             <w:tcBorders>
               <w:top w:val="single" w:color="D9D5C8" w:sz="4"/>
               <w:left w:val="single" w:color="D9D5C8" w:sz="4"/>
@@ -13143,7 +13143,7 @@
     </w:p>
     <w:tbl>
       <w:tblPr>
-        <w:tblW w:type="dxa" w:w="9648"/>
+        <w:tblW w:type="dxa" w:w="9792"/>
         <w:tblBorders>
           <w:top w:val="single" w:color="auto" w:sz="4"/>
           <w:left w:val="single" w:color="auto" w:sz="4"/>
@@ -13154,8 +13154,8 @@
         </w:tblBorders>
       </w:tblPr>
       <w:tblGrid>
-        <w:gridCol w:w="2800"/>
-        <w:gridCol w:w="6848"/>
+        <w:gridCol w:w="2842"/>
+        <w:gridCol w:w="6950"/>
       </w:tblGrid>
       <w:tr>
         <w:trPr>
@@ -13163,7 +13163,7 @@
         </w:trPr>
         <w:tc>
           <w:tcPr>
-            <w:tcW w:type="dxa" w:w="2800"/>
+            <w:tcW w:type="dxa" w:w="2842"/>
             <w:tcBorders>
               <w:top w:val="single" w:color="D9D5C8" w:sz="4"/>
               <w:left w:val="single" w:color="D9D5C8" w:sz="4"/>
@@ -13199,7 +13199,7 @@
         </w:tc>
         <w:tc>
           <w:tcPr>
-            <w:tcW w:type="dxa" w:w="6848"/>
+            <w:tcW w:type="dxa" w:w="6950"/>
             <w:tcBorders>
               <w:top w:val="single" w:color="D9D5C8" w:sz="4"/>
               <w:left w:val="single" w:color="D9D5C8" w:sz="4"/>
@@ -13237,7 +13237,7 @@
       <w:tr>
         <w:tc>
           <w:tcPr>
-            <w:tcW w:type="dxa" w:w="2800"/>
+            <w:tcW w:type="dxa" w:w="2842"/>
             <w:tcBorders>
               <w:top w:val="single" w:color="D9D5C8" w:sz="4"/>
               <w:left w:val="single" w:color="D9D5C8" w:sz="4"/>
@@ -13272,7 +13272,7 @@
         </w:tc>
         <w:tc>
           <w:tcPr>
-            <w:tcW w:type="dxa" w:w="6848"/>
+            <w:tcW w:type="dxa" w:w="6950"/>
             <w:tcBorders>
               <w:top w:val="single" w:color="D9D5C8" w:sz="4"/>
               <w:left w:val="single" w:color="D9D5C8" w:sz="4"/>
@@ -13309,7 +13309,7 @@
       <w:tr>
         <w:tc>
           <w:tcPr>
-            <w:tcW w:type="dxa" w:w="2800"/>
+            <w:tcW w:type="dxa" w:w="2842"/>
             <w:tcBorders>
               <w:top w:val="single" w:color="D9D5C8" w:sz="4"/>
               <w:left w:val="single" w:color="D9D5C8" w:sz="4"/>
@@ -13344,7 +13344,7 @@
         </w:tc>
         <w:tc>
           <w:tcPr>
-            <w:tcW w:type="dxa" w:w="6848"/>
+            <w:tcW w:type="dxa" w:w="6950"/>
             <w:tcBorders>
               <w:top w:val="single" w:color="D9D5C8" w:sz="4"/>
               <w:left w:val="single" w:color="D9D5C8" w:sz="4"/>
@@ -13401,7 +13401,7 @@
     </w:p>
     <w:tbl>
       <w:tblPr>
-        <w:tblW w:type="dxa" w:w="9648"/>
+        <w:tblW w:type="dxa" w:w="9792"/>
         <w:tblBorders>
           <w:top w:val="single" w:color="auto" w:sz="4"/>
           <w:left w:val="single" w:color="auto" w:sz="4"/>
@@ -13412,8 +13412,8 @@
         </w:tblBorders>
       </w:tblPr>
       <w:tblGrid>
-        <w:gridCol w:w="2800"/>
-        <w:gridCol w:w="6848"/>
+        <w:gridCol w:w="2842"/>
+        <w:gridCol w:w="6950"/>
       </w:tblGrid>
       <w:tr>
         <w:trPr>
@@ -13421,7 +13421,7 @@
         </w:trPr>
         <w:tc>
           <w:tcPr>
-            <w:tcW w:type="dxa" w:w="2800"/>
+            <w:tcW w:type="dxa" w:w="2842"/>
             <w:tcBorders>
               <w:top w:val="single" w:color="D9D5C8" w:sz="4"/>
               <w:left w:val="single" w:color="D9D5C8" w:sz="4"/>
@@ -13457,7 +13457,7 @@
         </w:tc>
         <w:tc>
           <w:tcPr>
-            <w:tcW w:type="dxa" w:w="6848"/>
+            <w:tcW w:type="dxa" w:w="6950"/>
             <w:tcBorders>
               <w:top w:val="single" w:color="D9D5C8" w:sz="4"/>
               <w:left w:val="single" w:color="D9D5C8" w:sz="4"/>
@@ -13495,7 +13495,7 @@
       <w:tr>
         <w:tc>
           <w:tcPr>
-            <w:tcW w:type="dxa" w:w="2800"/>
+            <w:tcW w:type="dxa" w:w="2842"/>
             <w:tcBorders>
               <w:top w:val="single" w:color="D9D5C8" w:sz="4"/>
               <w:left w:val="single" w:color="D9D5C8" w:sz="4"/>
@@ -13530,7 +13530,7 @@
         </w:tc>
         <w:tc>
           <w:tcPr>
-            <w:tcW w:type="dxa" w:w="6848"/>
+            <w:tcW w:type="dxa" w:w="6950"/>
             <w:tcBorders>
               <w:top w:val="single" w:color="D9D5C8" w:sz="4"/>
               <w:left w:val="single" w:color="D9D5C8" w:sz="4"/>
@@ -13587,7 +13587,7 @@
     </w:p>
     <w:tbl>
       <w:tblPr>
-        <w:tblW w:type="dxa" w:w="9648"/>
+        <w:tblW w:type="dxa" w:w="9792"/>
         <w:tblBorders>
           <w:top w:val="single" w:color="auto" w:sz="4"/>
           <w:left w:val="single" w:color="auto" w:sz="4"/>
@@ -13598,8 +13598,8 @@
         </w:tblBorders>
       </w:tblPr>
       <w:tblGrid>
-        <w:gridCol w:w="2800"/>
-        <w:gridCol w:w="6848"/>
+        <w:gridCol w:w="2842"/>
+        <w:gridCol w:w="6950"/>
       </w:tblGrid>
       <w:tr>
         <w:trPr>
@@ -13607,7 +13607,7 @@
         </w:trPr>
         <w:tc>
           <w:tcPr>
-            <w:tcW w:type="dxa" w:w="2800"/>
+            <w:tcW w:type="dxa" w:w="2842"/>
             <w:tcBorders>
               <w:top w:val="single" w:color="D9D5C8" w:sz="4"/>
               <w:left w:val="single" w:color="D9D5C8" w:sz="4"/>
@@ -13643,7 +13643,7 @@
         </w:tc>
         <w:tc>
           <w:tcPr>
-            <w:tcW w:type="dxa" w:w="6848"/>
+            <w:tcW w:type="dxa" w:w="6950"/>
             <w:tcBorders>
               <w:top w:val="single" w:color="D9D5C8" w:sz="4"/>
               <w:left w:val="single" w:color="D9D5C8" w:sz="4"/>
@@ -13681,7 +13681,7 @@
       <w:tr>
         <w:tc>
           <w:tcPr>
-            <w:tcW w:type="dxa" w:w="2800"/>
+            <w:tcW w:type="dxa" w:w="2842"/>
             <w:tcBorders>
               <w:top w:val="single" w:color="D9D5C8" w:sz="4"/>
               <w:left w:val="single" w:color="D9D5C8" w:sz="4"/>
@@ -13716,7 +13716,7 @@
         </w:tc>
         <w:tc>
           <w:tcPr>
-            <w:tcW w:type="dxa" w:w="6848"/>
+            <w:tcW w:type="dxa" w:w="6950"/>
             <w:tcBorders>
               <w:top w:val="single" w:color="D9D5C8" w:sz="4"/>
               <w:left w:val="single" w:color="D9D5C8" w:sz="4"/>
@@ -13773,7 +13773,7 @@
     </w:p>
     <w:tbl>
       <w:tblPr>
-        <w:tblW w:type="dxa" w:w="9648"/>
+        <w:tblW w:type="dxa" w:w="9792"/>
         <w:tblBorders>
           <w:top w:val="single" w:color="auto" w:sz="4"/>
           <w:left w:val="single" w:color="auto" w:sz="4"/>
@@ -13784,8 +13784,8 @@
         </w:tblBorders>
       </w:tblPr>
       <w:tblGrid>
-        <w:gridCol w:w="2800"/>
-        <w:gridCol w:w="6848"/>
+        <w:gridCol w:w="2842"/>
+        <w:gridCol w:w="6950"/>
       </w:tblGrid>
       <w:tr>
         <w:trPr>
@@ -13793,7 +13793,7 @@
         </w:trPr>
         <w:tc>
           <w:tcPr>
-            <w:tcW w:type="dxa" w:w="2800"/>
+            <w:tcW w:type="dxa" w:w="2842"/>
             <w:tcBorders>
               <w:top w:val="single" w:color="D9D5C8" w:sz="4"/>
               <w:left w:val="single" w:color="D9D5C8" w:sz="4"/>
@@ -13829,7 +13829,7 @@
         </w:tc>
         <w:tc>
           <w:tcPr>
-            <w:tcW w:type="dxa" w:w="6848"/>
+            <w:tcW w:type="dxa" w:w="6950"/>
             <w:tcBorders>
               <w:top w:val="single" w:color="D9D5C8" w:sz="4"/>
               <w:left w:val="single" w:color="D9D5C8" w:sz="4"/>
@@ -13867,7 +13867,7 @@
       <w:tr>
         <w:tc>
           <w:tcPr>
-            <w:tcW w:type="dxa" w:w="2800"/>
+            <w:tcW w:type="dxa" w:w="2842"/>
             <w:tcBorders>
               <w:top w:val="single" w:color="D9D5C8" w:sz="4"/>
               <w:left w:val="single" w:color="D9D5C8" w:sz="4"/>
@@ -13902,7 +13902,7 @@
         </w:tc>
         <w:tc>
           <w:tcPr>
-            <w:tcW w:type="dxa" w:w="6848"/>
+            <w:tcW w:type="dxa" w:w="6950"/>
             <w:tcBorders>
               <w:top w:val="single" w:color="D9D5C8" w:sz="4"/>
               <w:left w:val="single" w:color="D9D5C8" w:sz="4"/>
@@ -13959,7 +13959,7 @@
     </w:p>
     <w:tbl>
       <w:tblPr>
-        <w:tblW w:type="dxa" w:w="9648"/>
+        <w:tblW w:type="dxa" w:w="9792"/>
         <w:tblBorders>
           <w:top w:val="single" w:color="auto" w:sz="4"/>
           <w:left w:val="single" w:color="auto" w:sz="4"/>
@@ -13970,8 +13970,8 @@
         </w:tblBorders>
       </w:tblPr>
       <w:tblGrid>
-        <w:gridCol w:w="2800"/>
-        <w:gridCol w:w="6848"/>
+        <w:gridCol w:w="2842"/>
+        <w:gridCol w:w="6950"/>
       </w:tblGrid>
       <w:tr>
         <w:trPr>
@@ -13979,7 +13979,7 @@
         </w:trPr>
         <w:tc>
           <w:tcPr>
-            <w:tcW w:type="dxa" w:w="2800"/>
+            <w:tcW w:type="dxa" w:w="2842"/>
             <w:tcBorders>
               <w:top w:val="single" w:color="D9D5C8" w:sz="4"/>
               <w:left w:val="single" w:color="D9D5C8" w:sz="4"/>
@@ -14015,7 +14015,7 @@
         </w:tc>
         <w:tc>
           <w:tcPr>
-            <w:tcW w:type="dxa" w:w="6848"/>
+            <w:tcW w:type="dxa" w:w="6950"/>
             <w:tcBorders>
               <w:top w:val="single" w:color="D9D5C8" w:sz="4"/>
               <w:left w:val="single" w:color="D9D5C8" w:sz="4"/>
@@ -14053,7 +14053,7 @@
       <w:tr>
         <w:tc>
           <w:tcPr>
-            <w:tcW w:type="dxa" w:w="2800"/>
+            <w:tcW w:type="dxa" w:w="2842"/>
             <w:tcBorders>
               <w:top w:val="single" w:color="D9D5C8" w:sz="4"/>
               <w:left w:val="single" w:color="D9D5C8" w:sz="4"/>
@@ -14088,7 +14088,7 @@
         </w:tc>
         <w:tc>
           <w:tcPr>
-            <w:tcW w:type="dxa" w:w="6848"/>
+            <w:tcW w:type="dxa" w:w="6950"/>
             <w:tcBorders>
               <w:top w:val="single" w:color="D9D5C8" w:sz="4"/>
               <w:left w:val="single" w:color="D9D5C8" w:sz="4"/>
@@ -14145,7 +14145,7 @@
     </w:p>
     <w:tbl>
       <w:tblPr>
-        <w:tblW w:type="dxa" w:w="9648"/>
+        <w:tblW w:type="dxa" w:w="9792"/>
         <w:tblBorders>
           <w:top w:val="single" w:color="auto" w:sz="4"/>
           <w:left w:val="single" w:color="auto" w:sz="4"/>
@@ -14156,8 +14156,8 @@
         </w:tblBorders>
       </w:tblPr>
       <w:tblGrid>
-        <w:gridCol w:w="2800"/>
-        <w:gridCol w:w="6848"/>
+        <w:gridCol w:w="2842"/>
+        <w:gridCol w:w="6950"/>
       </w:tblGrid>
       <w:tr>
         <w:trPr>
@@ -14165,7 +14165,7 @@
         </w:trPr>
         <w:tc>
           <w:tcPr>
-            <w:tcW w:type="dxa" w:w="2800"/>
+            <w:tcW w:type="dxa" w:w="2842"/>
             <w:tcBorders>
               <w:top w:val="single" w:color="D9D5C8" w:sz="4"/>
               <w:left w:val="single" w:color="D9D5C8" w:sz="4"/>
@@ -14201,7 +14201,7 @@
         </w:tc>
         <w:tc>
           <w:tcPr>
-            <w:tcW w:type="dxa" w:w="6848"/>
+            <w:tcW w:type="dxa" w:w="6950"/>
             <w:tcBorders>
               <w:top w:val="single" w:color="D9D5C8" w:sz="4"/>
               <w:left w:val="single" w:color="D9D5C8" w:sz="4"/>
@@ -14239,7 +14239,7 @@
       <w:tr>
         <w:tc>
           <w:tcPr>
-            <w:tcW w:type="dxa" w:w="2800"/>
+            <w:tcW w:type="dxa" w:w="2842"/>
             <w:tcBorders>
               <w:top w:val="single" w:color="D9D5C8" w:sz="4"/>
               <w:left w:val="single" w:color="D9D5C8" w:sz="4"/>
@@ -14274,7 +14274,7 @@
         </w:tc>
         <w:tc>
           <w:tcPr>
-            <w:tcW w:type="dxa" w:w="6848"/>
+            <w:tcW w:type="dxa" w:w="6950"/>
             <w:tcBorders>
               <w:top w:val="single" w:color="D9D5C8" w:sz="4"/>
               <w:left w:val="single" w:color="D9D5C8" w:sz="4"/>
@@ -14311,7 +14311,7 @@
       <w:tr>
         <w:tc>
           <w:tcPr>
-            <w:tcW w:type="dxa" w:w="2800"/>
+            <w:tcW w:type="dxa" w:w="2842"/>
             <w:tcBorders>
               <w:top w:val="single" w:color="D9D5C8" w:sz="4"/>
               <w:left w:val="single" w:color="D9D5C8" w:sz="4"/>
@@ -14346,7 +14346,7 @@
         </w:tc>
         <w:tc>
           <w:tcPr>
-            <w:tcW w:type="dxa" w:w="6848"/>
+            <w:tcW w:type="dxa" w:w="6950"/>
             <w:tcBorders>
               <w:top w:val="single" w:color="D9D5C8" w:sz="4"/>
               <w:left w:val="single" w:color="D9D5C8" w:sz="4"/>
@@ -14403,7 +14403,7 @@
     </w:p>
     <w:tbl>
       <w:tblPr>
-        <w:tblW w:type="dxa" w:w="9648"/>
+        <w:tblW w:type="dxa" w:w="9792"/>
         <w:tblBorders>
           <w:top w:val="single" w:color="auto" w:sz="4"/>
           <w:left w:val="single" w:color="auto" w:sz="4"/>
@@ -14414,8 +14414,8 @@
         </w:tblBorders>
       </w:tblPr>
       <w:tblGrid>
-        <w:gridCol w:w="2800"/>
-        <w:gridCol w:w="6848"/>
+        <w:gridCol w:w="2842"/>
+        <w:gridCol w:w="6950"/>
       </w:tblGrid>
       <w:tr>
         <w:trPr>
@@ -14423,7 +14423,7 @@
         </w:trPr>
         <w:tc>
           <w:tcPr>
-            <w:tcW w:type="dxa" w:w="2800"/>
+            <w:tcW w:type="dxa" w:w="2842"/>
             <w:tcBorders>
               <w:top w:val="single" w:color="D9D5C8" w:sz="4"/>
               <w:left w:val="single" w:color="D9D5C8" w:sz="4"/>
@@ -14459,7 +14459,7 @@
         </w:tc>
         <w:tc>
           <w:tcPr>
-            <w:tcW w:type="dxa" w:w="6848"/>
+            <w:tcW w:type="dxa" w:w="6950"/>
             <w:tcBorders>
               <w:top w:val="single" w:color="D9D5C8" w:sz="4"/>
               <w:left w:val="single" w:color="D9D5C8" w:sz="4"/>
@@ -14497,7 +14497,7 @@
       <w:tr>
         <w:tc>
           <w:tcPr>
-            <w:tcW w:type="dxa" w:w="2800"/>
+            <w:tcW w:type="dxa" w:w="2842"/>
             <w:tcBorders>
               <w:top w:val="single" w:color="D9D5C8" w:sz="4"/>
               <w:left w:val="single" w:color="D9D5C8" w:sz="4"/>
@@ -14532,7 +14532,7 @@
         </w:tc>
         <w:tc>
           <w:tcPr>
-            <w:tcW w:type="dxa" w:w="6848"/>
+            <w:tcW w:type="dxa" w:w="6950"/>
             <w:tcBorders>
               <w:top w:val="single" w:color="D9D5C8" w:sz="4"/>
               <w:left w:val="single" w:color="D9D5C8" w:sz="4"/>
@@ -14589,7 +14589,7 @@
     </w:p>
     <w:tbl>
       <w:tblPr>
-        <w:tblW w:type="dxa" w:w="9648"/>
+        <w:tblW w:type="dxa" w:w="9792"/>
         <w:tblBorders>
           <w:top w:val="single" w:color="auto" w:sz="4"/>
           <w:left w:val="single" w:color="auto" w:sz="4"/>
@@ -14600,8 +14600,8 @@
         </w:tblBorders>
       </w:tblPr>
       <w:tblGrid>
-        <w:gridCol w:w="2800"/>
-        <w:gridCol w:w="6848"/>
+        <w:gridCol w:w="2842"/>
+        <w:gridCol w:w="6950"/>
       </w:tblGrid>
       <w:tr>
         <w:trPr>
@@ -14609,7 +14609,7 @@
         </w:trPr>
         <w:tc>
           <w:tcPr>
-            <w:tcW w:type="dxa" w:w="2800"/>
+            <w:tcW w:type="dxa" w:w="2842"/>
             <w:tcBorders>
               <w:top w:val="single" w:color="D9D5C8" w:sz="4"/>
               <w:left w:val="single" w:color="D9D5C8" w:sz="4"/>
@@ -14645,7 +14645,7 @@
         </w:tc>
         <w:tc>
           <w:tcPr>
-            <w:tcW w:type="dxa" w:w="6848"/>
+            <w:tcW w:type="dxa" w:w="6950"/>
             <w:tcBorders>
               <w:top w:val="single" w:color="D9D5C8" w:sz="4"/>
               <w:left w:val="single" w:color="D9D5C8" w:sz="4"/>
@@ -14683,7 +14683,7 @@
       <w:tr>
         <w:tc>
           <w:tcPr>
-            <w:tcW w:type="dxa" w:w="2800"/>
+            <w:tcW w:type="dxa" w:w="2842"/>
             <w:tcBorders>
               <w:top w:val="single" w:color="D9D5C8" w:sz="4"/>
               <w:left w:val="single" w:color="D9D5C8" w:sz="4"/>
@@ -14718,7 +14718,7 @@
         </w:tc>
         <w:tc>
           <w:tcPr>
-            <w:tcW w:type="dxa" w:w="6848"/>
+            <w:tcW w:type="dxa" w:w="6950"/>
             <w:tcBorders>
               <w:top w:val="single" w:color="D9D5C8" w:sz="4"/>
               <w:left w:val="single" w:color="D9D5C8" w:sz="4"/>
@@ -14775,7 +14775,7 @@
     </w:p>
     <w:tbl>
       <w:tblPr>
-        <w:tblW w:type="dxa" w:w="9648"/>
+        <w:tblW w:type="dxa" w:w="9792"/>
         <w:tblBorders>
           <w:top w:val="single" w:color="auto" w:sz="4"/>
           <w:left w:val="single" w:color="auto" w:sz="4"/>
@@ -14786,8 +14786,8 @@
         </w:tblBorders>
       </w:tblPr>
       <w:tblGrid>
-        <w:gridCol w:w="2800"/>
-        <w:gridCol w:w="6848"/>
+        <w:gridCol w:w="2842"/>
+        <w:gridCol w:w="6950"/>
       </w:tblGrid>
       <w:tr>
         <w:trPr>
@@ -14795,7 +14795,7 @@
         </w:trPr>
         <w:tc>
           <w:tcPr>
-            <w:tcW w:type="dxa" w:w="2800"/>
+            <w:tcW w:type="dxa" w:w="2842"/>
             <w:tcBorders>
               <w:top w:val="single" w:color="D9D5C8" w:sz="4"/>
               <w:left w:val="single" w:color="D9D5C8" w:sz="4"/>
@@ -14831,7 +14831,7 @@
         </w:tc>
         <w:tc>
           <w:tcPr>
-            <w:tcW w:type="dxa" w:w="6848"/>
+            <w:tcW w:type="dxa" w:w="6950"/>
             <w:tcBorders>
               <w:top w:val="single" w:color="D9D5C8" w:sz="4"/>
               <w:left w:val="single" w:color="D9D5C8" w:sz="4"/>
@@ -14869,7 +14869,7 @@
       <w:tr>
         <w:tc>
           <w:tcPr>
-            <w:tcW w:type="dxa" w:w="2800"/>
+            <w:tcW w:type="dxa" w:w="2842"/>
             <w:tcBorders>
               <w:top w:val="single" w:color="D9D5C8" w:sz="4"/>
               <w:left w:val="single" w:color="D9D5C8" w:sz="4"/>
@@ -14904,7 +14904,7 @@
         </w:tc>
         <w:tc>
           <w:tcPr>
-            <w:tcW w:type="dxa" w:w="6848"/>
+            <w:tcW w:type="dxa" w:w="6950"/>
             <w:tcBorders>
               <w:top w:val="single" w:color="D9D5C8" w:sz="4"/>
               <w:left w:val="single" w:color="D9D5C8" w:sz="4"/>
@@ -14984,7 +14984,7 @@
     </w:p>
     <w:tbl>
       <w:tblPr>
-        <w:tblW w:type="dxa" w:w="9648"/>
+        <w:tblW w:type="dxa" w:w="9792"/>
         <w:tblBorders>
           <w:top w:val="single" w:color="auto" w:sz="4"/>
           <w:left w:val="single" w:color="auto" w:sz="4"/>
@@ -14995,9 +14995,9 @@
         </w:tblBorders>
       </w:tblPr>
       <w:tblGrid>
-        <w:gridCol w:w="800"/>
-        <w:gridCol w:w="1700"/>
-        <w:gridCol w:w="7148"/>
+        <w:gridCol w:w="812"/>
+        <w:gridCol w:w="1725"/>
+        <w:gridCol w:w="7255"/>
       </w:tblGrid>
       <w:tr>
         <w:trPr>
@@ -15005,7 +15005,7 @@
         </w:trPr>
         <w:tc>
           <w:tcPr>
-            <w:tcW w:type="dxa" w:w="800"/>
+            <w:tcW w:type="dxa" w:w="812"/>
             <w:tcBorders>
               <w:top w:val="single" w:color="D9D5C8" w:sz="4"/>
               <w:left w:val="single" w:color="D9D5C8" w:sz="4"/>
@@ -15041,7 +15041,7 @@
         </w:tc>
         <w:tc>
           <w:tcPr>
-            <w:tcW w:type="dxa" w:w="1700"/>
+            <w:tcW w:type="dxa" w:w="1725"/>
             <w:tcBorders>
               <w:top w:val="single" w:color="D9D5C8" w:sz="4"/>
               <w:left w:val="single" w:color="D9D5C8" w:sz="4"/>
@@ -15077,7 +15077,7 @@
         </w:tc>
         <w:tc>
           <w:tcPr>
-            <w:tcW w:type="dxa" w:w="7148"/>
+            <w:tcW w:type="dxa" w:w="7255"/>
             <w:tcBorders>
               <w:top w:val="single" w:color="D9D5C8" w:sz="4"/>
               <w:left w:val="single" w:color="D9D5C8" w:sz="4"/>
@@ -15115,7 +15115,7 @@
       <w:tr>
         <w:tc>
           <w:tcPr>
-            <w:tcW w:type="dxa" w:w="800"/>
+            <w:tcW w:type="dxa" w:w="812"/>
             <w:tcBorders>
               <w:top w:val="single" w:color="D9D5C8" w:sz="4"/>
               <w:left w:val="single" w:color="D9D5C8" w:sz="4"/>
@@ -15150,7 +15150,7 @@
         </w:tc>
         <w:tc>
           <w:tcPr>
-            <w:tcW w:type="dxa" w:w="1700"/>
+            <w:tcW w:type="dxa" w:w="1725"/>
             <w:tcBorders>
               <w:top w:val="single" w:color="D9D5C8" w:sz="4"/>
               <w:left w:val="single" w:color="D9D5C8" w:sz="4"/>
@@ -15185,7 +15185,7 @@
         </w:tc>
         <w:tc>
           <w:tcPr>
-            <w:tcW w:type="dxa" w:w="7148"/>
+            <w:tcW w:type="dxa" w:w="7255"/>
             <w:tcBorders>
               <w:top w:val="single" w:color="D9D5C8" w:sz="4"/>
               <w:left w:val="single" w:color="D9D5C8" w:sz="4"/>
@@ -15222,7 +15222,7 @@
       <w:tr>
         <w:tc>
           <w:tcPr>
-            <w:tcW w:type="dxa" w:w="800"/>
+            <w:tcW w:type="dxa" w:w="812"/>
             <w:tcBorders>
               <w:top w:val="single" w:color="D9D5C8" w:sz="4"/>
               <w:left w:val="single" w:color="D9D5C8" w:sz="4"/>
@@ -15257,7 +15257,7 @@
         </w:tc>
         <w:tc>
           <w:tcPr>
-            <w:tcW w:type="dxa" w:w="1700"/>
+            <w:tcW w:type="dxa" w:w="1725"/>
             <w:tcBorders>
               <w:top w:val="single" w:color="D9D5C8" w:sz="4"/>
               <w:left w:val="single" w:color="D9D5C8" w:sz="4"/>
@@ -15292,7 +15292,7 @@
         </w:tc>
         <w:tc>
           <w:tcPr>
-            <w:tcW w:type="dxa" w:w="7148"/>
+            <w:tcW w:type="dxa" w:w="7255"/>
             <w:tcBorders>
               <w:top w:val="single" w:color="D9D5C8" w:sz="4"/>
               <w:left w:val="single" w:color="D9D5C8" w:sz="4"/>
@@ -15329,7 +15329,7 @@
       <w:tr>
         <w:tc>
           <w:tcPr>
-            <w:tcW w:type="dxa" w:w="800"/>
+            <w:tcW w:type="dxa" w:w="812"/>
             <w:tcBorders>
               <w:top w:val="single" w:color="D9D5C8" w:sz="4"/>
               <w:left w:val="single" w:color="D9D5C8" w:sz="4"/>
@@ -15364,7 +15364,7 @@
         </w:tc>
         <w:tc>
           <w:tcPr>
-            <w:tcW w:type="dxa" w:w="1700"/>
+            <w:tcW w:type="dxa" w:w="1725"/>
             <w:tcBorders>
               <w:top w:val="single" w:color="D9D5C8" w:sz="4"/>
               <w:left w:val="single" w:color="D9D5C8" w:sz="4"/>
@@ -15399,7 +15399,7 @@
         </w:tc>
         <w:tc>
           <w:tcPr>
-            <w:tcW w:type="dxa" w:w="7148"/>
+            <w:tcW w:type="dxa" w:w="7255"/>
             <w:tcBorders>
               <w:top w:val="single" w:color="D9D5C8" w:sz="4"/>
               <w:left w:val="single" w:color="D9D5C8" w:sz="4"/>
@@ -15436,7 +15436,7 @@
       <w:tr>
         <w:tc>
           <w:tcPr>
-            <w:tcW w:type="dxa" w:w="800"/>
+            <w:tcW w:type="dxa" w:w="812"/>
             <w:tcBorders>
               <w:top w:val="single" w:color="D9D5C8" w:sz="4"/>
               <w:left w:val="single" w:color="D9D5C8" w:sz="4"/>
@@ -15471,7 +15471,7 @@
         </w:tc>
         <w:tc>
           <w:tcPr>
-            <w:tcW w:type="dxa" w:w="1700"/>
+            <w:tcW w:type="dxa" w:w="1725"/>
             <w:tcBorders>
               <w:top w:val="single" w:color="D9D5C8" w:sz="4"/>
               <w:left w:val="single" w:color="D9D5C8" w:sz="4"/>
@@ -15506,7 +15506,7 @@
         </w:tc>
         <w:tc>
           <w:tcPr>
-            <w:tcW w:type="dxa" w:w="7148"/>
+            <w:tcW w:type="dxa" w:w="7255"/>
             <w:tcBorders>
               <w:top w:val="single" w:color="D9D5C8" w:sz="4"/>
               <w:left w:val="single" w:color="D9D5C8" w:sz="4"/>
@@ -15543,7 +15543,7 @@
       <w:tr>
         <w:tc>
           <w:tcPr>
-            <w:tcW w:type="dxa" w:w="800"/>
+            <w:tcW w:type="dxa" w:w="812"/>
             <w:tcBorders>
               <w:top w:val="single" w:color="D9D5C8" w:sz="4"/>
               <w:left w:val="single" w:color="D9D5C8" w:sz="4"/>
@@ -15578,7 +15578,7 @@
         </w:tc>
         <w:tc>
           <w:tcPr>
-            <w:tcW w:type="dxa" w:w="1700"/>
+            <w:tcW w:type="dxa" w:w="1725"/>
             <w:tcBorders>
               <w:top w:val="single" w:color="D9D5C8" w:sz="4"/>
               <w:left w:val="single" w:color="D9D5C8" w:sz="4"/>
@@ -15613,7 +15613,7 @@
         </w:tc>
         <w:tc>
           <w:tcPr>
-            <w:tcW w:type="dxa" w:w="7148"/>
+            <w:tcW w:type="dxa" w:w="7255"/>
             <w:tcBorders>
               <w:top w:val="single" w:color="D9D5C8" w:sz="4"/>
               <w:left w:val="single" w:color="D9D5C8" w:sz="4"/>
@@ -15650,7 +15650,7 @@
       <w:tr>
         <w:tc>
           <w:tcPr>
-            <w:tcW w:type="dxa" w:w="800"/>
+            <w:tcW w:type="dxa" w:w="812"/>
             <w:tcBorders>
               <w:top w:val="single" w:color="D9D5C8" w:sz="4"/>
               <w:left w:val="single" w:color="D9D5C8" w:sz="4"/>
@@ -15685,7 +15685,7 @@
         </w:tc>
         <w:tc>
           <w:tcPr>
-            <w:tcW w:type="dxa" w:w="1700"/>
+            <w:tcW w:type="dxa" w:w="1725"/>
             <w:tcBorders>
               <w:top w:val="single" w:color="D9D5C8" w:sz="4"/>
               <w:left w:val="single" w:color="D9D5C8" w:sz="4"/>
@@ -15720,7 +15720,7 @@
         </w:tc>
         <w:tc>
           <w:tcPr>
-            <w:tcW w:type="dxa" w:w="7148"/>
+            <w:tcW w:type="dxa" w:w="7255"/>
             <w:tcBorders>
               <w:top w:val="single" w:color="D9D5C8" w:sz="4"/>
               <w:left w:val="single" w:color="D9D5C8" w:sz="4"/>
@@ -15818,7 +15818,7 @@
     </w:p>
     <w:tbl>
       <w:tblPr>
-        <w:tblW w:type="dxa" w:w="9648"/>
+        <w:tblW w:type="dxa" w:w="9792"/>
         <w:tblBorders>
           <w:top w:val="single" w:color="auto" w:sz="4"/>
           <w:left w:val="single" w:color="auto" w:sz="4"/>
@@ -15829,11 +15829,11 @@
         </w:tblBorders>
       </w:tblPr>
       <w:tblGrid>
-        <w:gridCol w:w="900"/>
-        <w:gridCol w:w="1900"/>
-        <w:gridCol w:w="700"/>
-        <w:gridCol w:w="700"/>
-        <w:gridCol w:w="5448"/>
+        <w:gridCol w:w="913"/>
+        <w:gridCol w:w="1928"/>
+        <w:gridCol w:w="710"/>
+        <w:gridCol w:w="710"/>
+        <w:gridCol w:w="5531"/>
       </w:tblGrid>
       <w:tr>
         <w:trPr>
@@ -15841,7 +15841,7 @@
         </w:trPr>
         <w:tc>
           <w:tcPr>
-            <w:tcW w:type="dxa" w:w="900"/>
+            <w:tcW w:type="dxa" w:w="913"/>
             <w:tcBorders>
               <w:top w:val="single" w:color="D9D5C8" w:sz="4"/>
               <w:left w:val="single" w:color="D9D5C8" w:sz="4"/>
@@ -15877,7 +15877,7 @@
         </w:tc>
         <w:tc>
           <w:tcPr>
-            <w:tcW w:type="dxa" w:w="1900"/>
+            <w:tcW w:type="dxa" w:w="1928"/>
             <w:tcBorders>
               <w:top w:val="single" w:color="D9D5C8" w:sz="4"/>
               <w:left w:val="single" w:color="D9D5C8" w:sz="4"/>
@@ -15913,7 +15913,7 @@
         </w:tc>
         <w:tc>
           <w:tcPr>
-            <w:tcW w:type="dxa" w:w="700"/>
+            <w:tcW w:type="dxa" w:w="710"/>
             <w:tcBorders>
               <w:top w:val="single" w:color="D9D5C8" w:sz="4"/>
               <w:left w:val="single" w:color="D9D5C8" w:sz="4"/>
@@ -15949,7 +15949,7 @@
         </w:tc>
         <w:tc>
           <w:tcPr>
-            <w:tcW w:type="dxa" w:w="700"/>
+            <w:tcW w:type="dxa" w:w="710"/>
             <w:tcBorders>
               <w:top w:val="single" w:color="D9D5C8" w:sz="4"/>
               <w:left w:val="single" w:color="D9D5C8" w:sz="4"/>
@@ -15985,7 +15985,7 @@
         </w:tc>
         <w:tc>
           <w:tcPr>
-            <w:tcW w:type="dxa" w:w="5448"/>
+            <w:tcW w:type="dxa" w:w="5531"/>
             <w:tcBorders>
               <w:top w:val="single" w:color="D9D5C8" w:sz="4"/>
               <w:left w:val="single" w:color="D9D5C8" w:sz="4"/>
@@ -16025,7 +16025,7 @@
       <w:headerReference w:type="default" r:id="rId6"/>
       <w:footerReference w:type="default" r:id="rId7"/>
       <w:pgSz w:w="12240" w:h="15840" w:orient="portrait"/>
-      <w:pgMar w:top="1152" w:right="1296" w:bottom="1152" w:left="1296" w:header="720" w:footer="720" w:gutter="0"/>
+      <w:pgMar w:top="1152" w:right="1224" w:bottom="1152" w:left="1224" w:header="720" w:footer="720" w:gutter="0"/>
       <w:pgNumType/>
       <w:docGrid w:linePitch="360"/>
     </w:sectPr>
